--- a/DR/Тема_05_ПП.docx
+++ b/DR/Тема_05_ПП.docx
@@ -1,6 +1,6 @@
 
 <file path=word/document.xml><?xml version="1.0" encoding="utf-8"?>
-<w:document xmlns:wpc="http://schemas.microsoft.com/office/word/2010/wordprocessingCanvas" xmlns:mc="http://schemas.openxmlformats.org/markup-compatibility/2006" xmlns:o="urn:schemas-microsoft-com:office:office" xmlns:r="http://schemas.openxmlformats.org/officeDocument/2006/relationships" xmlns:m="http://schemas.openxmlformats.org/officeDocument/2006/math" xmlns:v="urn:schemas-microsoft-com:vml" xmlns:wp14="http://schemas.microsoft.com/office/word/2010/wordprocessingDrawing" xmlns:wp="http://schemas.openxmlformats.org/drawingml/2006/wordprocessingDrawing" xmlns:w10="urn:schemas-microsoft-com:office:word" xmlns:w="http://schemas.openxmlformats.org/wordprocessingml/2006/main" xmlns:w14="http://schemas.microsoft.com/office/word/2010/wordml" xmlns:wpg="http://schemas.microsoft.com/office/word/2010/wordprocessingGroup" xmlns:wpi="http://schemas.microsoft.com/office/word/2010/wordprocessingInk" xmlns:wne="http://schemas.microsoft.com/office/word/2006/wordml" xmlns:wps="http://schemas.microsoft.com/office/word/2010/wordprocessingShape" mc:Ignorable="w14 wp14">
+<w:document xmlns:wpc="http://schemas.microsoft.com/office/word/2010/wordprocessingCanvas" xmlns:cx="http://schemas.microsoft.com/office/drawing/2014/chartex" xmlns:mc="http://schemas.openxmlformats.org/markup-compatibility/2006" xmlns:o="urn:schemas-microsoft-com:office:office" xmlns:r="http://schemas.openxmlformats.org/officeDocument/2006/relationships" xmlns:m="http://schemas.openxmlformats.org/officeDocument/2006/math" xmlns:v="urn:schemas-microsoft-com:vml" xmlns:wp14="http://schemas.microsoft.com/office/word/2010/wordprocessingDrawing" xmlns:wp="http://schemas.openxmlformats.org/drawingml/2006/wordprocessingDrawing" xmlns:w10="urn:schemas-microsoft-com:office:word" xmlns:w="http://schemas.openxmlformats.org/wordprocessingml/2006/main" xmlns:w14="http://schemas.microsoft.com/office/word/2010/wordml" xmlns:w15="http://schemas.microsoft.com/office/word/2012/wordml" xmlns:w16se="http://schemas.microsoft.com/office/word/2015/wordml/symex" xmlns:wpg="http://schemas.microsoft.com/office/word/2010/wordprocessingGroup" xmlns:wpi="http://schemas.microsoft.com/office/word/2010/wordprocessingInk" xmlns:wne="http://schemas.microsoft.com/office/word/2006/wordml" xmlns:wps="http://schemas.microsoft.com/office/word/2010/wordprocessingShape" mc:Ignorable="w14 w15 w16se wp14">
   <w:body>
     <w:sdt>
       <w:sdtPr>
@@ -28,7 +28,7 @@
       <w:sdtContent>
         <w:p>
           <w:pPr>
-            <w:pStyle w:val="aff"/>
+            <w:pStyle w:val="TOCHeading"/>
             <w:numPr>
               <w:ilvl w:val="0"/>
               <w:numId w:val="0"/>
@@ -40,7 +40,7 @@
         </w:p>
         <w:p>
           <w:pPr>
-            <w:pStyle w:val="11"/>
+            <w:pStyle w:val="TOC1"/>
             <w:tabs>
               <w:tab w:val="left" w:pos="1320"/>
               <w:tab w:val="right" w:leader="dot" w:pos="9062"/>
@@ -65,7 +65,7 @@
           <w:hyperlink w:anchor="_Toc226806253" w:history="1">
             <w:r>
               <w:rPr>
-                <w:rStyle w:val="a7"/>
+                <w:rStyle w:val="Hyperlink"/>
                 <w:noProof/>
               </w:rPr>
               <w:t>1.</w:t>
@@ -82,7 +82,7 @@
             </w:r>
             <w:r>
               <w:rPr>
-                <w:rStyle w:val="a7"/>
+                <w:rStyle w:val="Hyperlink"/>
                 <w:noProof/>
               </w:rPr>
               <w:t>Увод</w:t>
@@ -139,7 +139,7 @@
         </w:p>
         <w:p>
           <w:pPr>
-            <w:pStyle w:val="21"/>
+            <w:pStyle w:val="TOC2"/>
             <w:tabs>
               <w:tab w:val="left" w:pos="1760"/>
               <w:tab w:val="right" w:leader="dot" w:pos="9062"/>
@@ -155,7 +155,7 @@
           <w:hyperlink w:anchor="_Toc226806254" w:history="1">
             <w:r>
               <w:rPr>
-                <w:rStyle w:val="a7"/>
+                <w:rStyle w:val="Hyperlink"/>
                 <w:noProof/>
                 <w:lang w:eastAsia="bg-BG"/>
               </w:rPr>
@@ -173,7 +173,7 @@
             </w:r>
             <w:r>
               <w:rPr>
-                <w:rStyle w:val="a7"/>
+                <w:rStyle w:val="Hyperlink"/>
                 <w:noProof/>
                 <w:lang w:eastAsia="bg-BG"/>
               </w:rPr>
@@ -231,7 +231,7 @@
         </w:p>
         <w:p>
           <w:pPr>
-            <w:pStyle w:val="21"/>
+            <w:pStyle w:val="TOC2"/>
             <w:tabs>
               <w:tab w:val="left" w:pos="1760"/>
               <w:tab w:val="right" w:leader="dot" w:pos="9062"/>
@@ -247,7 +247,7 @@
           <w:hyperlink w:anchor="_Toc226806255" w:history="1">
             <w:r>
               <w:rPr>
-                <w:rStyle w:val="a7"/>
+                <w:rStyle w:val="Hyperlink"/>
                 <w:noProof/>
                 <w:lang w:eastAsia="bg-BG"/>
               </w:rPr>
@@ -265,7 +265,7 @@
             </w:r>
             <w:r>
               <w:rPr>
-                <w:rStyle w:val="a7"/>
+                <w:rStyle w:val="Hyperlink"/>
                 <w:noProof/>
                 <w:lang w:eastAsia="bg-BG"/>
               </w:rPr>
@@ -323,7 +323,7 @@
         </w:p>
         <w:p>
           <w:pPr>
-            <w:pStyle w:val="21"/>
+            <w:pStyle w:val="TOC2"/>
             <w:tabs>
               <w:tab w:val="left" w:pos="1760"/>
               <w:tab w:val="right" w:leader="dot" w:pos="9062"/>
@@ -339,7 +339,7 @@
           <w:hyperlink w:anchor="_Toc226806256" w:history="1">
             <w:r>
               <w:rPr>
-                <w:rStyle w:val="a7"/>
+                <w:rStyle w:val="Hyperlink"/>
                 <w:noProof/>
                 <w:lang w:eastAsia="bg-BG"/>
               </w:rPr>
@@ -357,7 +357,7 @@
             </w:r>
             <w:r>
               <w:rPr>
-                <w:rStyle w:val="a7"/>
+                <w:rStyle w:val="Hyperlink"/>
                 <w:noProof/>
                 <w:lang w:eastAsia="bg-BG"/>
               </w:rPr>
@@ -415,7 +415,7 @@
         </w:p>
         <w:p>
           <w:pPr>
-            <w:pStyle w:val="11"/>
+            <w:pStyle w:val="TOC1"/>
             <w:tabs>
               <w:tab w:val="left" w:pos="1320"/>
               <w:tab w:val="right" w:leader="dot" w:pos="9062"/>
@@ -431,7 +431,7 @@
           <w:hyperlink w:anchor="_Toc226806257" w:history="1">
             <w:r>
               <w:rPr>
-                <w:rStyle w:val="a7"/>
+                <w:rStyle w:val="Hyperlink"/>
                 <w:noProof/>
               </w:rPr>
               <w:t>2.</w:t>
@@ -448,7 +448,7 @@
             </w:r>
             <w:r>
               <w:rPr>
-                <w:rStyle w:val="a7"/>
+                <w:rStyle w:val="Hyperlink"/>
                 <w:noProof/>
               </w:rPr>
               <w:t>Цел на проекта и задачи</w:t>
@@ -505,7 +505,7 @@
         </w:p>
         <w:p>
           <w:pPr>
-            <w:pStyle w:val="21"/>
+            <w:pStyle w:val="TOC2"/>
             <w:tabs>
               <w:tab w:val="left" w:pos="1760"/>
               <w:tab w:val="right" w:leader="dot" w:pos="9062"/>
@@ -521,7 +521,7 @@
           <w:hyperlink w:anchor="_Toc226806258" w:history="1">
             <w:r>
               <w:rPr>
-                <w:rStyle w:val="a7"/>
+                <w:rStyle w:val="Hyperlink"/>
                 <w:noProof/>
               </w:rPr>
               <w:t>2.1</w:t>
@@ -538,7 +538,7 @@
             </w:r>
             <w:r>
               <w:rPr>
-                <w:rStyle w:val="a7"/>
+                <w:rStyle w:val="Hyperlink"/>
                 <w:noProof/>
               </w:rPr>
               <w:t>Цел на проекта</w:t>
@@ -595,7 +595,7 @@
         </w:p>
         <w:p>
           <w:pPr>
-            <w:pStyle w:val="21"/>
+            <w:pStyle w:val="TOC2"/>
             <w:tabs>
               <w:tab w:val="left" w:pos="1760"/>
               <w:tab w:val="right" w:leader="dot" w:pos="9062"/>
@@ -611,7 +611,7 @@
           <w:hyperlink w:anchor="_Toc226806259" w:history="1">
             <w:r>
               <w:rPr>
-                <w:rStyle w:val="a7"/>
+                <w:rStyle w:val="Hyperlink"/>
                 <w:noProof/>
                 <w:lang w:eastAsia="bg-BG"/>
               </w:rPr>
@@ -629,7 +629,7 @@
             </w:r>
             <w:r>
               <w:rPr>
-                <w:rStyle w:val="a7"/>
+                <w:rStyle w:val="Hyperlink"/>
                 <w:noProof/>
                 <w:lang w:eastAsia="bg-BG"/>
               </w:rPr>
@@ -687,7 +687,7 @@
         </w:p>
         <w:p>
           <w:pPr>
-            <w:pStyle w:val="11"/>
+            <w:pStyle w:val="TOC1"/>
             <w:tabs>
               <w:tab w:val="left" w:pos="1320"/>
               <w:tab w:val="right" w:leader="dot" w:pos="9062"/>
@@ -703,7 +703,7 @@
           <w:hyperlink w:anchor="_Toc226806260" w:history="1">
             <w:r>
               <w:rPr>
-                <w:rStyle w:val="a7"/>
+                <w:rStyle w:val="Hyperlink"/>
                 <w:noProof/>
               </w:rPr>
               <w:t>3.</w:t>
@@ -720,7 +720,7 @@
             </w:r>
             <w:r>
               <w:rPr>
-                <w:rStyle w:val="a7"/>
+                <w:rStyle w:val="Hyperlink"/>
                 <w:noProof/>
               </w:rPr>
               <w:t>Теоретични основи на обработката на естествен език (NLP)</w:t>
@@ -777,7 +777,7 @@
         </w:p>
         <w:p>
           <w:pPr>
-            <w:pStyle w:val="21"/>
+            <w:pStyle w:val="TOC2"/>
             <w:tabs>
               <w:tab w:val="left" w:pos="1760"/>
               <w:tab w:val="right" w:leader="dot" w:pos="9062"/>
@@ -793,7 +793,7 @@
           <w:hyperlink w:anchor="_Toc226806261" w:history="1">
             <w:r>
               <w:rPr>
-                <w:rStyle w:val="a7"/>
+                <w:rStyle w:val="Hyperlink"/>
                 <w:noProof/>
                 <w:lang w:eastAsia="bg-BG"/>
               </w:rPr>
@@ -811,7 +811,7 @@
             </w:r>
             <w:r>
               <w:rPr>
-                <w:rStyle w:val="a7"/>
+                <w:rStyle w:val="Hyperlink"/>
                 <w:noProof/>
                 <w:lang w:eastAsia="bg-BG"/>
               </w:rPr>
@@ -869,7 +869,7 @@
         </w:p>
         <w:p>
           <w:pPr>
-            <w:pStyle w:val="21"/>
+            <w:pStyle w:val="TOC2"/>
             <w:tabs>
               <w:tab w:val="left" w:pos="1760"/>
               <w:tab w:val="right" w:leader="dot" w:pos="9062"/>
@@ -885,7 +885,7 @@
           <w:hyperlink w:anchor="_Toc226806262" w:history="1">
             <w:r>
               <w:rPr>
-                <w:rStyle w:val="a7"/>
+                <w:rStyle w:val="Hyperlink"/>
                 <w:noProof/>
               </w:rPr>
               <w:t>3.2</w:t>
@@ -902,7 +902,7 @@
             </w:r>
             <w:r>
               <w:rPr>
-                <w:rStyle w:val="a7"/>
+                <w:rStyle w:val="Hyperlink"/>
                 <w:noProof/>
               </w:rPr>
               <w:t>Приложения на NLP</w:t>
@@ -959,7 +959,7 @@
         </w:p>
         <w:p>
           <w:pPr>
-            <w:pStyle w:val="21"/>
+            <w:pStyle w:val="TOC2"/>
             <w:tabs>
               <w:tab w:val="left" w:pos="1760"/>
               <w:tab w:val="right" w:leader="dot" w:pos="9062"/>
@@ -975,7 +975,7 @@
           <w:hyperlink w:anchor="_Toc226806263" w:history="1">
             <w:r>
               <w:rPr>
-                <w:rStyle w:val="a7"/>
+                <w:rStyle w:val="Hyperlink"/>
                 <w:noProof/>
               </w:rPr>
               <w:t>3.3</w:t>
@@ -992,7 +992,7 @@
             </w:r>
             <w:r>
               <w:rPr>
-                <w:rStyle w:val="a7"/>
+                <w:rStyle w:val="Hyperlink"/>
                 <w:noProof/>
               </w:rPr>
               <w:t>Основни етапи в обработката на естествен език (NLP)</w:t>
@@ -1049,7 +1049,7 @@
         </w:p>
         <w:p>
           <w:pPr>
-            <w:pStyle w:val="11"/>
+            <w:pStyle w:val="TOC1"/>
             <w:tabs>
               <w:tab w:val="left" w:pos="1320"/>
               <w:tab w:val="right" w:leader="dot" w:pos="9062"/>
@@ -1065,7 +1065,7 @@
           <w:hyperlink w:anchor="_Toc226806264" w:history="1">
             <w:r>
               <w:rPr>
-                <w:rStyle w:val="a7"/>
+                <w:rStyle w:val="Hyperlink"/>
                 <w:noProof/>
               </w:rPr>
               <w:t>4.</w:t>
@@ -1082,7 +1082,7 @@
             </w:r>
             <w:r>
               <w:rPr>
-                <w:rStyle w:val="a7"/>
+                <w:rStyle w:val="Hyperlink"/>
                 <w:noProof/>
               </w:rPr>
               <w:t>Анализ на емоции в текст (Sentiment Analysis)</w:t>
@@ -1139,7 +1139,7 @@
         </w:p>
         <w:p>
           <w:pPr>
-            <w:pStyle w:val="21"/>
+            <w:pStyle w:val="TOC2"/>
             <w:tabs>
               <w:tab w:val="left" w:pos="1760"/>
               <w:tab w:val="right" w:leader="dot" w:pos="9062"/>
@@ -1155,7 +1155,7 @@
           <w:hyperlink w:anchor="_Toc226806265" w:history="1">
             <w:r>
               <w:rPr>
-                <w:rStyle w:val="a7"/>
+                <w:rStyle w:val="Hyperlink"/>
                 <w:noProof/>
                 <w:lang w:eastAsia="bg-BG"/>
               </w:rPr>
@@ -1173,7 +1173,7 @@
             </w:r>
             <w:r>
               <w:rPr>
-                <w:rStyle w:val="a7"/>
+                <w:rStyle w:val="Hyperlink"/>
                 <w:noProof/>
                 <w:lang w:eastAsia="bg-BG"/>
               </w:rPr>
@@ -1231,7 +1231,7 @@
         </w:p>
         <w:p>
           <w:pPr>
-            <w:pStyle w:val="21"/>
+            <w:pStyle w:val="TOC2"/>
             <w:tabs>
               <w:tab w:val="left" w:pos="1760"/>
               <w:tab w:val="right" w:leader="dot" w:pos="9062"/>
@@ -1247,7 +1247,7 @@
           <w:hyperlink w:anchor="_Toc226806266" w:history="1">
             <w:r>
               <w:rPr>
-                <w:rStyle w:val="a7"/>
+                <w:rStyle w:val="Hyperlink"/>
                 <w:noProof/>
                 <w:lang w:eastAsia="bg-BG"/>
               </w:rPr>
@@ -1265,7 +1265,7 @@
             </w:r>
             <w:r>
               <w:rPr>
-                <w:rStyle w:val="a7"/>
+                <w:rStyle w:val="Hyperlink"/>
                 <w:noProof/>
                 <w:lang w:eastAsia="bg-BG"/>
               </w:rPr>
@@ -1323,7 +1323,7 @@
         </w:p>
         <w:p>
           <w:pPr>
-            <w:pStyle w:val="21"/>
+            <w:pStyle w:val="TOC2"/>
             <w:tabs>
               <w:tab w:val="left" w:pos="1760"/>
               <w:tab w:val="right" w:leader="dot" w:pos="9062"/>
@@ -1339,7 +1339,7 @@
           <w:hyperlink w:anchor="_Toc226806267" w:history="1">
             <w:r>
               <w:rPr>
-                <w:rStyle w:val="a7"/>
+                <w:rStyle w:val="Hyperlink"/>
                 <w:noProof/>
                 <w:lang w:eastAsia="bg-BG"/>
               </w:rPr>
@@ -1357,7 +1357,7 @@
             </w:r>
             <w:r>
               <w:rPr>
-                <w:rStyle w:val="a7"/>
+                <w:rStyle w:val="Hyperlink"/>
                 <w:noProof/>
                 <w:lang w:eastAsia="bg-BG"/>
               </w:rPr>
@@ -1415,7 +1415,7 @@
         </w:p>
         <w:p>
           <w:pPr>
-            <w:pStyle w:val="11"/>
+            <w:pStyle w:val="TOC1"/>
             <w:tabs>
               <w:tab w:val="left" w:pos="1320"/>
               <w:tab w:val="right" w:leader="dot" w:pos="9062"/>
@@ -1431,7 +1431,7 @@
           <w:hyperlink w:anchor="_Toc226806268" w:history="1">
             <w:r>
               <w:rPr>
-                <w:rStyle w:val="a7"/>
+                <w:rStyle w:val="Hyperlink"/>
                 <w:noProof/>
               </w:rPr>
               <w:t>5.</w:t>
@@ -1448,7 +1448,7 @@
             </w:r>
             <w:r>
               <w:rPr>
-                <w:rStyle w:val="a7"/>
+                <w:rStyle w:val="Hyperlink"/>
                 <w:noProof/>
               </w:rPr>
               <w:t>Токенизация на текст</w:t>
@@ -1505,7 +1505,7 @@
         </w:p>
         <w:p>
           <w:pPr>
-            <w:pStyle w:val="21"/>
+            <w:pStyle w:val="TOC2"/>
             <w:tabs>
               <w:tab w:val="left" w:pos="1760"/>
               <w:tab w:val="right" w:leader="dot" w:pos="9062"/>
@@ -1521,7 +1521,7 @@
           <w:hyperlink w:anchor="_Toc226806269" w:history="1">
             <w:r>
               <w:rPr>
-                <w:rStyle w:val="a7"/>
+                <w:rStyle w:val="Hyperlink"/>
                 <w:noProof/>
               </w:rPr>
               <w:t>5.1</w:t>
@@ -1538,7 +1538,7 @@
             </w:r>
             <w:r>
               <w:rPr>
-                <w:rStyle w:val="a7"/>
+                <w:rStyle w:val="Hyperlink"/>
                 <w:noProof/>
               </w:rPr>
               <w:t>Какво е токенизация</w:t>
@@ -1595,7 +1595,7 @@
         </w:p>
         <w:p>
           <w:pPr>
-            <w:pStyle w:val="21"/>
+            <w:pStyle w:val="TOC2"/>
             <w:tabs>
               <w:tab w:val="left" w:pos="1760"/>
               <w:tab w:val="right" w:leader="dot" w:pos="9062"/>
@@ -1611,7 +1611,7 @@
           <w:hyperlink w:anchor="_Toc226806270" w:history="1">
             <w:r>
               <w:rPr>
-                <w:rStyle w:val="a7"/>
+                <w:rStyle w:val="Hyperlink"/>
                 <w:noProof/>
               </w:rPr>
               <w:t>5.2</w:t>
@@ -1628,7 +1628,7 @@
             </w:r>
             <w:r>
               <w:rPr>
-                <w:rStyle w:val="a7"/>
+                <w:rStyle w:val="Hyperlink"/>
                 <w:noProof/>
               </w:rPr>
               <w:t>Видове токенизация</w:t>
@@ -1685,7 +1685,7 @@
         </w:p>
         <w:p>
           <w:pPr>
-            <w:pStyle w:val="21"/>
+            <w:pStyle w:val="TOC2"/>
             <w:tabs>
               <w:tab w:val="left" w:pos="1760"/>
               <w:tab w:val="right" w:leader="dot" w:pos="9062"/>
@@ -1701,7 +1701,7 @@
           <w:hyperlink w:anchor="_Toc226806271" w:history="1">
             <w:r>
               <w:rPr>
-                <w:rStyle w:val="a7"/>
+                <w:rStyle w:val="Hyperlink"/>
                 <w:noProof/>
               </w:rPr>
               <w:t>5.3</w:t>
@@ -1718,7 +1718,7 @@
             </w:r>
             <w:r>
               <w:rPr>
-                <w:rStyle w:val="a7"/>
+                <w:rStyle w:val="Hyperlink"/>
                 <w:noProof/>
               </w:rPr>
               <w:t>Предварителна обработка на текста</w:t>
@@ -1775,7 +1775,7 @@
         </w:p>
         <w:p>
           <w:pPr>
-            <w:pStyle w:val="11"/>
+            <w:pStyle w:val="TOC1"/>
             <w:tabs>
               <w:tab w:val="left" w:pos="1320"/>
               <w:tab w:val="right" w:leader="dot" w:pos="9062"/>
@@ -1791,7 +1791,7 @@
           <w:hyperlink w:anchor="_Toc226806272" w:history="1">
             <w:r>
               <w:rPr>
-                <w:rStyle w:val="a7"/>
+                <w:rStyle w:val="Hyperlink"/>
                 <w:noProof/>
               </w:rPr>
               <w:t>6.</w:t>
@@ -1808,7 +1808,7 @@
             </w:r>
             <w:r>
               <w:rPr>
-                <w:rStyle w:val="a7"/>
+                <w:rStyle w:val="Hyperlink"/>
                 <w:noProof/>
               </w:rPr>
               <w:t>Класификация на текст</w:t>
@@ -1865,7 +1865,7 @@
         </w:p>
         <w:p>
           <w:pPr>
-            <w:pStyle w:val="21"/>
+            <w:pStyle w:val="TOC2"/>
             <w:tabs>
               <w:tab w:val="left" w:pos="1760"/>
               <w:tab w:val="right" w:leader="dot" w:pos="9062"/>
@@ -1881,7 +1881,7 @@
           <w:hyperlink w:anchor="_Toc226806273" w:history="1">
             <w:r>
               <w:rPr>
-                <w:rStyle w:val="a7"/>
+                <w:rStyle w:val="Hyperlink"/>
                 <w:noProof/>
                 <w:lang w:eastAsia="bg-BG"/>
               </w:rPr>
@@ -1899,7 +1899,7 @@
             </w:r>
             <w:r>
               <w:rPr>
-                <w:rStyle w:val="a7"/>
+                <w:rStyle w:val="Hyperlink"/>
                 <w:noProof/>
                 <w:lang w:eastAsia="bg-BG"/>
               </w:rPr>
@@ -1957,7 +1957,7 @@
         </w:p>
         <w:p>
           <w:pPr>
-            <w:pStyle w:val="21"/>
+            <w:pStyle w:val="TOC2"/>
             <w:tabs>
               <w:tab w:val="left" w:pos="1760"/>
               <w:tab w:val="right" w:leader="dot" w:pos="9062"/>
@@ -1973,7 +1973,7 @@
           <w:hyperlink w:anchor="_Toc226806274" w:history="1">
             <w:r>
               <w:rPr>
-                <w:rStyle w:val="a7"/>
+                <w:rStyle w:val="Hyperlink"/>
                 <w:noProof/>
                 <w:lang w:eastAsia="bg-BG"/>
               </w:rPr>
@@ -1991,7 +1991,7 @@
             </w:r>
             <w:r>
               <w:rPr>
-                <w:rStyle w:val="a7"/>
+                <w:rStyle w:val="Hyperlink"/>
                 <w:noProof/>
                 <w:lang w:eastAsia="bg-BG"/>
               </w:rPr>
@@ -2049,7 +2049,7 @@
         </w:p>
         <w:p>
           <w:pPr>
-            <w:pStyle w:val="21"/>
+            <w:pStyle w:val="TOC2"/>
             <w:tabs>
               <w:tab w:val="left" w:pos="1760"/>
               <w:tab w:val="right" w:leader="dot" w:pos="9062"/>
@@ -2065,7 +2065,7 @@
           <w:hyperlink w:anchor="_Toc226806275" w:history="1">
             <w:r>
               <w:rPr>
-                <w:rStyle w:val="a7"/>
+                <w:rStyle w:val="Hyperlink"/>
                 <w:noProof/>
                 <w:lang w:eastAsia="bg-BG"/>
               </w:rPr>
@@ -2083,7 +2083,7 @@
             </w:r>
             <w:r>
               <w:rPr>
-                <w:rStyle w:val="a7"/>
+                <w:rStyle w:val="Hyperlink"/>
                 <w:noProof/>
                 <w:lang w:eastAsia="bg-BG"/>
               </w:rPr>
@@ -2141,7 +2141,7 @@
         </w:p>
         <w:p>
           <w:pPr>
-            <w:pStyle w:val="11"/>
+            <w:pStyle w:val="TOC1"/>
             <w:tabs>
               <w:tab w:val="left" w:pos="1320"/>
               <w:tab w:val="right" w:leader="dot" w:pos="9062"/>
@@ -2157,7 +2157,7 @@
           <w:hyperlink w:anchor="_Toc226806276" w:history="1">
             <w:r>
               <w:rPr>
-                <w:rStyle w:val="a7"/>
+                <w:rStyle w:val="Hyperlink"/>
                 <w:noProof/>
               </w:rPr>
               <w:t>7.</w:t>
@@ -2174,7 +2174,7 @@
             </w:r>
             <w:r>
               <w:rPr>
-                <w:rStyle w:val="a7"/>
+                <w:rStyle w:val="Hyperlink"/>
                 <w:noProof/>
               </w:rPr>
               <w:t>Анализ на съществуващи решения</w:t>
@@ -2231,7 +2231,7 @@
         </w:p>
         <w:p>
           <w:pPr>
-            <w:pStyle w:val="21"/>
+            <w:pStyle w:val="TOC2"/>
             <w:tabs>
               <w:tab w:val="left" w:pos="1760"/>
               <w:tab w:val="right" w:leader="dot" w:pos="9062"/>
@@ -2247,7 +2247,7 @@
           <w:hyperlink w:anchor="_Toc226806277" w:history="1">
             <w:r>
               <w:rPr>
-                <w:rStyle w:val="a7"/>
+                <w:rStyle w:val="Hyperlink"/>
                 <w:noProof/>
                 <w:lang w:eastAsia="bg-BG"/>
               </w:rPr>
@@ -2265,7 +2265,7 @@
             </w:r>
             <w:r>
               <w:rPr>
-                <w:rStyle w:val="a7"/>
+                <w:rStyle w:val="Hyperlink"/>
                 <w:noProof/>
                 <w:lang w:eastAsia="bg-BG"/>
               </w:rPr>
@@ -2323,7 +2323,7 @@
         </w:p>
         <w:p>
           <w:pPr>
-            <w:pStyle w:val="21"/>
+            <w:pStyle w:val="TOC2"/>
             <w:tabs>
               <w:tab w:val="left" w:pos="1760"/>
               <w:tab w:val="right" w:leader="dot" w:pos="9062"/>
@@ -2339,7 +2339,7 @@
           <w:hyperlink w:anchor="_Toc226806278" w:history="1">
             <w:r>
               <w:rPr>
-                <w:rStyle w:val="a7"/>
+                <w:rStyle w:val="Hyperlink"/>
                 <w:noProof/>
                 <w:lang w:eastAsia="bg-BG"/>
               </w:rPr>
@@ -2357,7 +2357,7 @@
             </w:r>
             <w:r>
               <w:rPr>
-                <w:rStyle w:val="a7"/>
+                <w:rStyle w:val="Hyperlink"/>
                 <w:noProof/>
                 <w:lang w:eastAsia="bg-BG"/>
               </w:rPr>
@@ -2415,7 +2415,7 @@
         </w:p>
         <w:p>
           <w:pPr>
-            <w:pStyle w:val="21"/>
+            <w:pStyle w:val="TOC2"/>
             <w:tabs>
               <w:tab w:val="left" w:pos="1760"/>
               <w:tab w:val="right" w:leader="dot" w:pos="9062"/>
@@ -2431,7 +2431,7 @@
           <w:hyperlink w:anchor="_Toc226806279" w:history="1">
             <w:r>
               <w:rPr>
-                <w:rStyle w:val="a7"/>
+                <w:rStyle w:val="Hyperlink"/>
                 <w:noProof/>
                 <w:lang w:eastAsia="bg-BG"/>
               </w:rPr>
@@ -2449,7 +2449,7 @@
             </w:r>
             <w:r>
               <w:rPr>
-                <w:rStyle w:val="a7"/>
+                <w:rStyle w:val="Hyperlink"/>
                 <w:noProof/>
                 <w:lang w:eastAsia="bg-BG"/>
               </w:rPr>
@@ -2507,7 +2507,7 @@
         </w:p>
         <w:p>
           <w:pPr>
-            <w:pStyle w:val="11"/>
+            <w:pStyle w:val="TOC1"/>
             <w:tabs>
               <w:tab w:val="left" w:pos="1320"/>
               <w:tab w:val="right" w:leader="dot" w:pos="9062"/>
@@ -2523,7 +2523,7 @@
           <w:hyperlink w:anchor="_Toc226806280" w:history="1">
             <w:r>
               <w:rPr>
-                <w:rStyle w:val="a7"/>
+                <w:rStyle w:val="Hyperlink"/>
                 <w:noProof/>
               </w:rPr>
               <w:t>8.</w:t>
@@ -2540,7 +2540,7 @@
             </w:r>
             <w:r>
               <w:rPr>
-                <w:rStyle w:val="a7"/>
+                <w:rStyle w:val="Hyperlink"/>
                 <w:noProof/>
               </w:rPr>
               <w:t>Реализация на проекта</w:t>
@@ -2597,7 +2597,7 @@
         </w:p>
         <w:p>
           <w:pPr>
-            <w:pStyle w:val="21"/>
+            <w:pStyle w:val="TOC2"/>
             <w:tabs>
               <w:tab w:val="left" w:pos="1760"/>
               <w:tab w:val="right" w:leader="dot" w:pos="9062"/>
@@ -2613,7 +2613,7 @@
           <w:hyperlink w:anchor="_Toc226806281" w:history="1">
             <w:r>
               <w:rPr>
-                <w:rStyle w:val="a7"/>
+                <w:rStyle w:val="Hyperlink"/>
                 <w:noProof/>
                 <w:lang w:eastAsia="bg-BG"/>
               </w:rPr>
@@ -2631,7 +2631,7 @@
             </w:r>
             <w:r>
               <w:rPr>
-                <w:rStyle w:val="a7"/>
+                <w:rStyle w:val="Hyperlink"/>
                 <w:noProof/>
                 <w:lang w:eastAsia="bg-BG"/>
               </w:rPr>
@@ -2689,7 +2689,7 @@
         </w:p>
         <w:p>
           <w:pPr>
-            <w:pStyle w:val="21"/>
+            <w:pStyle w:val="TOC2"/>
             <w:tabs>
               <w:tab w:val="left" w:pos="1760"/>
               <w:tab w:val="right" w:leader="dot" w:pos="9062"/>
@@ -2705,7 +2705,7 @@
           <w:hyperlink w:anchor="_Toc226806282" w:history="1">
             <w:r>
               <w:rPr>
-                <w:rStyle w:val="a7"/>
+                <w:rStyle w:val="Hyperlink"/>
                 <w:noProof/>
                 <w:lang w:eastAsia="bg-BG"/>
               </w:rPr>
@@ -2723,7 +2723,7 @@
             </w:r>
             <w:r>
               <w:rPr>
-                <w:rStyle w:val="a7"/>
+                <w:rStyle w:val="Hyperlink"/>
                 <w:noProof/>
                 <w:lang w:eastAsia="bg-BG"/>
               </w:rPr>
@@ -2781,7 +2781,7 @@
         </w:p>
         <w:p>
           <w:pPr>
-            <w:pStyle w:val="21"/>
+            <w:pStyle w:val="TOC2"/>
             <w:tabs>
               <w:tab w:val="left" w:pos="1760"/>
               <w:tab w:val="right" w:leader="dot" w:pos="9062"/>
@@ -2797,7 +2797,7 @@
           <w:hyperlink w:anchor="_Toc226806283" w:history="1">
             <w:r>
               <w:rPr>
-                <w:rStyle w:val="a7"/>
+                <w:rStyle w:val="Hyperlink"/>
                 <w:noProof/>
                 <w:lang w:eastAsia="bg-BG"/>
               </w:rPr>
@@ -2815,7 +2815,7 @@
             </w:r>
             <w:r>
               <w:rPr>
-                <w:rStyle w:val="a7"/>
+                <w:rStyle w:val="Hyperlink"/>
                 <w:noProof/>
                 <w:lang w:eastAsia="bg-BG"/>
               </w:rPr>
@@ -2873,7 +2873,7 @@
         </w:p>
         <w:p>
           <w:pPr>
-            <w:pStyle w:val="21"/>
+            <w:pStyle w:val="TOC2"/>
             <w:tabs>
               <w:tab w:val="left" w:pos="1760"/>
               <w:tab w:val="right" w:leader="dot" w:pos="9062"/>
@@ -2889,7 +2889,7 @@
           <w:hyperlink w:anchor="_Toc226806284" w:history="1">
             <w:r>
               <w:rPr>
-                <w:rStyle w:val="a7"/>
+                <w:rStyle w:val="Hyperlink"/>
                 <w:noProof/>
                 <w:lang w:eastAsia="bg-BG"/>
               </w:rPr>
@@ -2907,7 +2907,7 @@
             </w:r>
             <w:r>
               <w:rPr>
-                <w:rStyle w:val="a7"/>
+                <w:rStyle w:val="Hyperlink"/>
                 <w:noProof/>
                 <w:lang w:eastAsia="bg-BG"/>
               </w:rPr>
@@ -2965,7 +2965,7 @@
         </w:p>
         <w:p>
           <w:pPr>
-            <w:pStyle w:val="21"/>
+            <w:pStyle w:val="TOC2"/>
             <w:tabs>
               <w:tab w:val="left" w:pos="1760"/>
               <w:tab w:val="right" w:leader="dot" w:pos="9062"/>
@@ -2981,7 +2981,7 @@
           <w:hyperlink w:anchor="_Toc226806285" w:history="1">
             <w:r>
               <w:rPr>
-                <w:rStyle w:val="a7"/>
+                <w:rStyle w:val="Hyperlink"/>
                 <w:noProof/>
                 <w:lang w:eastAsia="bg-BG"/>
               </w:rPr>
@@ -2999,7 +2999,7 @@
             </w:r>
             <w:r>
               <w:rPr>
-                <w:rStyle w:val="a7"/>
+                <w:rStyle w:val="Hyperlink"/>
                 <w:noProof/>
                 <w:lang w:eastAsia="bg-BG"/>
               </w:rPr>
@@ -3057,7 +3057,7 @@
         </w:p>
         <w:p>
           <w:pPr>
-            <w:pStyle w:val="11"/>
+            <w:pStyle w:val="TOC1"/>
             <w:tabs>
               <w:tab w:val="left" w:pos="1320"/>
               <w:tab w:val="right" w:leader="dot" w:pos="9062"/>
@@ -3073,7 +3073,7 @@
           <w:hyperlink w:anchor="_Toc226806286" w:history="1">
             <w:r>
               <w:rPr>
-                <w:rStyle w:val="a7"/>
+                <w:rStyle w:val="Hyperlink"/>
                 <w:noProof/>
               </w:rPr>
               <w:t>9.</w:t>
@@ -3090,7 +3090,7 @@
             </w:r>
             <w:r>
               <w:rPr>
-                <w:rStyle w:val="a7"/>
+                <w:rStyle w:val="Hyperlink"/>
                 <w:noProof/>
               </w:rPr>
               <w:t>Тестване и резултати</w:t>
@@ -3147,7 +3147,7 @@
         </w:p>
         <w:p>
           <w:pPr>
-            <w:pStyle w:val="21"/>
+            <w:pStyle w:val="TOC2"/>
             <w:tabs>
               <w:tab w:val="left" w:pos="1760"/>
               <w:tab w:val="right" w:leader="dot" w:pos="9062"/>
@@ -3163,7 +3163,7 @@
           <w:hyperlink w:anchor="_Toc226806287" w:history="1">
             <w:r>
               <w:rPr>
-                <w:rStyle w:val="a7"/>
+                <w:rStyle w:val="Hyperlink"/>
                 <w:noProof/>
                 <w:lang w:eastAsia="bg-BG"/>
               </w:rPr>
@@ -3181,7 +3181,7 @@
             </w:r>
             <w:r>
               <w:rPr>
-                <w:rStyle w:val="a7"/>
+                <w:rStyle w:val="Hyperlink"/>
                 <w:noProof/>
                 <w:lang w:eastAsia="bg-BG"/>
               </w:rPr>
@@ -3239,7 +3239,7 @@
         </w:p>
         <w:p>
           <w:pPr>
-            <w:pStyle w:val="21"/>
+            <w:pStyle w:val="TOC2"/>
             <w:tabs>
               <w:tab w:val="left" w:pos="1760"/>
               <w:tab w:val="right" w:leader="dot" w:pos="9062"/>
@@ -3255,7 +3255,7 @@
           <w:hyperlink w:anchor="_Toc226806288" w:history="1">
             <w:r>
               <w:rPr>
-                <w:rStyle w:val="a7"/>
+                <w:rStyle w:val="Hyperlink"/>
                 <w:noProof/>
                 <w:lang w:eastAsia="bg-BG"/>
               </w:rPr>
@@ -3273,7 +3273,7 @@
             </w:r>
             <w:r>
               <w:rPr>
-                <w:rStyle w:val="a7"/>
+                <w:rStyle w:val="Hyperlink"/>
                 <w:noProof/>
                 <w:lang w:eastAsia="bg-BG"/>
               </w:rPr>
@@ -3331,7 +3331,7 @@
         </w:p>
         <w:p>
           <w:pPr>
-            <w:pStyle w:val="21"/>
+            <w:pStyle w:val="TOC2"/>
             <w:tabs>
               <w:tab w:val="left" w:pos="1760"/>
               <w:tab w:val="right" w:leader="dot" w:pos="9062"/>
@@ -3347,7 +3347,7 @@
           <w:hyperlink w:anchor="_Toc226806289" w:history="1">
             <w:r>
               <w:rPr>
-                <w:rStyle w:val="a7"/>
+                <w:rStyle w:val="Hyperlink"/>
                 <w:noProof/>
                 <w:lang w:eastAsia="bg-BG"/>
               </w:rPr>
@@ -3365,7 +3365,7 @@
             </w:r>
             <w:r>
               <w:rPr>
-                <w:rStyle w:val="a7"/>
+                <w:rStyle w:val="Hyperlink"/>
                 <w:noProof/>
                 <w:lang w:eastAsia="bg-BG"/>
               </w:rPr>
@@ -3423,7 +3423,7 @@
         </w:p>
         <w:p>
           <w:pPr>
-            <w:pStyle w:val="11"/>
+            <w:pStyle w:val="TOC1"/>
             <w:tabs>
               <w:tab w:val="left" w:pos="1540"/>
               <w:tab w:val="right" w:leader="dot" w:pos="9062"/>
@@ -3439,7 +3439,7 @@
           <w:hyperlink w:anchor="_Toc226806290" w:history="1">
             <w:r>
               <w:rPr>
-                <w:rStyle w:val="a7"/>
+                <w:rStyle w:val="Hyperlink"/>
                 <w:noProof/>
               </w:rPr>
               <w:t>10.</w:t>
@@ -3456,7 +3456,7 @@
             </w:r>
             <w:r>
               <w:rPr>
-                <w:rStyle w:val="a7"/>
+                <w:rStyle w:val="Hyperlink"/>
                 <w:noProof/>
               </w:rPr>
               <w:t>Заключение</w:t>
@@ -3513,7 +3513,7 @@
         </w:p>
         <w:p>
           <w:pPr>
-            <w:pStyle w:val="11"/>
+            <w:pStyle w:val="TOC1"/>
             <w:tabs>
               <w:tab w:val="left" w:pos="1540"/>
               <w:tab w:val="right" w:leader="dot" w:pos="9062"/>
@@ -3529,7 +3529,7 @@
           <w:hyperlink w:anchor="_Toc226806291" w:history="1">
             <w:r>
               <w:rPr>
-                <w:rStyle w:val="a7"/>
+                <w:rStyle w:val="Hyperlink"/>
                 <w:noProof/>
               </w:rPr>
               <w:t>11.</w:t>
@@ -3546,7 +3546,7 @@
             </w:r>
             <w:r>
               <w:rPr>
-                <w:rStyle w:val="a7"/>
+                <w:rStyle w:val="Hyperlink"/>
                 <w:noProof/>
               </w:rPr>
               <w:t>Литература:</w:t>
@@ -3635,7 +3635,7 @@
     </w:p>
     <w:p>
       <w:pPr>
-        <w:pStyle w:val="1"/>
+        <w:pStyle w:val="Heading1"/>
       </w:pPr>
       <w:bookmarkStart w:id="0" w:name="_Toc226806253"/>
       <w:r>
@@ -3646,7 +3646,7 @@
     </w:p>
     <w:p>
       <w:pPr>
-        <w:pStyle w:val="2"/>
+        <w:pStyle w:val="Heading2"/>
         <w:rPr>
           <w:lang w:eastAsia="bg-BG"/>
         </w:rPr>
@@ -3722,7 +3722,7 @@
     </w:p>
     <w:p>
       <w:pPr>
-        <w:pStyle w:val="2"/>
+        <w:pStyle w:val="Heading2"/>
         <w:rPr>
           <w:lang w:eastAsia="bg-BG"/>
         </w:rPr>
@@ -3771,6 +3771,7 @@
       </w:pPr>
       <w:r>
         <w:rPr>
+          <w:noProof/>
           <w:lang w:eastAsia="bg-BG"/>
         </w:rPr>
         <w:drawing>
@@ -3797,7 +3798,7 @@
                     <pic:cNvPicPr/>
                   </pic:nvPicPr>
                   <pic:blipFill>
-                    <a:blip r:embed="rId9" cstate="print">
+                    <a:blip r:embed="rId8" cstate="print">
                       <a:extLst>
                         <a:ext uri="{28A0092B-C50C-407E-A947-70E740481C1C}">
                           <a14:useLocalDpi xmlns:a14="http://schemas.microsoft.com/office/drawing/2010/main" val="0"/>
@@ -3890,7 +3891,7 @@
     </w:p>
     <w:p>
       <w:pPr>
-        <w:pStyle w:val="2"/>
+        <w:pStyle w:val="Heading2"/>
         <w:rPr>
           <w:lang w:eastAsia="bg-BG"/>
         </w:rPr>
@@ -3958,20 +3959,20 @@
     </w:p>
     <w:p>
       <w:pPr>
-        <w:pStyle w:val="1"/>
-      </w:pPr>
-      <w:bookmarkStart w:id="4" w:name="_Toc164562456"/>
-      <w:bookmarkStart w:id="5" w:name="_Toc164568069"/>
-      <w:bookmarkStart w:id="6" w:name="_Toc164627453"/>
-      <w:bookmarkStart w:id="7" w:name="_Toc226806257"/>
+        <w:pStyle w:val="Heading1"/>
+      </w:pPr>
+      <w:bookmarkStart w:id="4" w:name="_Toc226806257"/>
+      <w:bookmarkStart w:id="5" w:name="_Toc164562456"/>
+      <w:bookmarkStart w:id="6" w:name="_Toc164568069"/>
+      <w:bookmarkStart w:id="7" w:name="_Toc164627453"/>
       <w:r>
         <w:t>Цел на проекта и задачи</w:t>
       </w:r>
-      <w:bookmarkEnd w:id="7"/>
-    </w:p>
-    <w:p>
-      <w:pPr>
-        <w:pStyle w:val="2"/>
+      <w:bookmarkEnd w:id="4"/>
+    </w:p>
+    <w:p>
+      <w:pPr>
+        <w:pStyle w:val="Heading2"/>
       </w:pPr>
       <w:bookmarkStart w:id="8" w:name="_Toc226806258"/>
       <w:r>
@@ -4030,7 +4031,7 @@
     </w:p>
     <w:p>
       <w:pPr>
-        <w:pStyle w:val="2"/>
+        <w:pStyle w:val="Heading2"/>
         <w:rPr>
           <w:lang w:eastAsia="bg-BG"/>
         </w:rPr>
@@ -4119,33 +4120,8 @@
           <w:b/>
           <w:lang w:eastAsia="bg-BG"/>
         </w:rPr>
-        <w:t xml:space="preserve">Проучване на </w:t>
-      </w:r>
-      <w:proofErr w:type="spellStart"/>
-      <w:r>
-        <w:rPr>
-          <w:b/>
-          <w:lang w:eastAsia="bg-BG"/>
-        </w:rPr>
-        <w:t>Sentiment</w:t>
-      </w:r>
-      <w:proofErr w:type="spellEnd"/>
-      <w:r>
-        <w:rPr>
-          <w:b/>
-          <w:lang w:eastAsia="bg-BG"/>
-        </w:rPr>
-        <w:t xml:space="preserve"> </w:t>
-      </w:r>
-      <w:proofErr w:type="spellStart"/>
-      <w:r>
-        <w:rPr>
-          <w:b/>
-          <w:lang w:eastAsia="bg-BG"/>
-        </w:rPr>
-        <w:t>Analysis</w:t>
-      </w:r>
-      <w:proofErr w:type="spellEnd"/>
+        <w:t>Проучване на Sentiment Analysis</w:t>
+      </w:r>
       <w:r>
         <w:rPr>
           <w:b/>
@@ -4434,7 +4410,7 @@
     </w:p>
     <w:p>
       <w:pPr>
-        <w:pStyle w:val="1"/>
+        <w:pStyle w:val="Heading1"/>
       </w:pPr>
       <w:bookmarkStart w:id="10" w:name="_Toc226806260"/>
       <w:r>
@@ -4444,7 +4420,7 @@
     </w:p>
     <w:p>
       <w:pPr>
-        <w:pStyle w:val="2"/>
+        <w:pStyle w:val="Heading2"/>
         <w:rPr>
           <w:lang w:eastAsia="bg-BG"/>
         </w:rPr>
@@ -4525,7 +4501,7 @@
     </w:p>
     <w:p>
       <w:pPr>
-        <w:pStyle w:val="2"/>
+        <w:pStyle w:val="Heading2"/>
       </w:pPr>
       <w:bookmarkStart w:id="12" w:name="_Toc226806262"/>
       <w:r>
@@ -4559,7 +4535,7 @@
     </w:p>
     <w:p>
       <w:pPr>
-        <w:pStyle w:val="2"/>
+        <w:pStyle w:val="Heading2"/>
       </w:pPr>
       <w:bookmarkStart w:id="13" w:name="_Toc226806263"/>
       <w:r>
@@ -4590,10 +4566,7 @@
     </w:p>
     <w:p>
       <w:r>
-        <w:t>В рамките на настоящия проект тези етапи са реализирани последователно. След въвеждане на текст от потребителя, той се изпраща към сървърната част чрез HTTP заявка. След това се извършва предварителна обработка и класификация, като резултатът се връща обратн</w:t>
-      </w:r>
-      <w:r>
-        <w:t>о към клиента и се визуализира.</w:t>
+        <w:t>В рамките на настоящия проект тези етапи са реализирани последователно. След въвеждане на текст от потребителя, той се изпраща към сървърната част чрез HTTP заявка. След това се извършва предварителна обработка и класификация, като резултатът се връща обратно към клиента и се визуализира.</w:t>
       </w:r>
     </w:p>
     <w:p>
@@ -4603,7 +4576,7 @@
     </w:p>
     <w:p>
       <w:pPr>
-        <w:pStyle w:val="af6"/>
+        <w:pStyle w:val="Quote"/>
         <w:ind w:left="0" w:firstLine="0"/>
         <w:jc w:val="center"/>
       </w:pPr>
@@ -4613,7 +4586,7 @@
     </w:p>
     <w:p>
       <w:pPr>
-        <w:pStyle w:val="1"/>
+        <w:pStyle w:val="Heading1"/>
       </w:pPr>
       <w:bookmarkStart w:id="14" w:name="_Toc226806264"/>
       <w:r>
@@ -4623,7 +4596,7 @@
     </w:p>
     <w:p>
       <w:pPr>
-        <w:pStyle w:val="2"/>
+        <w:pStyle w:val="Heading2"/>
         <w:rPr>
           <w:lang w:eastAsia="bg-BG"/>
         </w:rPr>
@@ -4660,7 +4633,19 @@
         <w:rPr>
           <w:lang w:eastAsia="bg-BG"/>
         </w:rPr>
-        <w:t>Основен аспект на Sentiment Analysis е обработката и анализът на естествен език, чрез който текстът се преобразува в форма, подходяща за автоматична интерпретация. Процесът включва идентифициране на думи, изрази и конструкции, които носят емоционално значение, както и определяне на тяхното влияние върху цялостния смисъл на текста. Това позволява извличане на информация за нагласите и мненията, изразени от автора.</w:t>
+        <w:t>Основен аспект на Sentiment Analysis е обработката и анализът на естествен език, чрез който текстът се преобразува в</w:t>
+      </w:r>
+      <w:r>
+        <w:rPr>
+          <w:lang w:eastAsia="bg-BG"/>
+        </w:rPr>
+        <w:t>ъв</w:t>
+      </w:r>
+      <w:r>
+        <w:rPr>
+          <w:lang w:eastAsia="bg-BG"/>
+        </w:rPr>
+        <w:t xml:space="preserve"> форма, подходяща за автоматична интерпретация. Процесът включва идентифициране на думи, изрази и конструкции, които носят емоционално значение, както и определяне на тяхното влияние върху цялостния смисъл на текста. Това позволява извличане на информация за нагласите и мненията, изразени от автора.</w:t>
       </w:r>
     </w:p>
     <w:p>
@@ -4708,23 +4693,7 @@
           <w:rFonts w:eastAsia="Times New Roman"/>
           <w:lang w:eastAsia="bg-BG"/>
         </w:rPr>
-        <w:t xml:space="preserve">В разработеното приложение се използва </w:t>
-      </w:r>
-      <w:proofErr w:type="spellStart"/>
-      <w:r>
-        <w:rPr>
-          <w:rFonts w:eastAsia="Times New Roman"/>
-          <w:lang w:eastAsia="bg-BG"/>
-        </w:rPr>
-        <w:t>трикласова</w:t>
-      </w:r>
-      <w:proofErr w:type="spellEnd"/>
-      <w:r>
-        <w:rPr>
-          <w:rFonts w:eastAsia="Times New Roman"/>
-          <w:lang w:eastAsia="bg-BG"/>
-        </w:rPr>
-        <w:t xml:space="preserve"> класификация, която включва следните категории:</w:t>
+        <w:t>В разработеното приложение се използва трикласова класификация, която включва следните категории:</w:t>
       </w:r>
     </w:p>
     <w:p>
@@ -4869,7 +4838,7 @@
     </w:p>
     <w:p>
       <w:pPr>
-        <w:pStyle w:val="2"/>
+        <w:pStyle w:val="Heading2"/>
         <w:rPr>
           <w:lang w:eastAsia="bg-BG"/>
         </w:rPr>
@@ -4944,7 +4913,7 @@
     </w:p>
     <w:p>
       <w:pPr>
-        <w:pStyle w:val="2"/>
+        <w:pStyle w:val="Heading2"/>
         <w:rPr>
           <w:lang w:eastAsia="bg-BG"/>
         </w:rPr>
@@ -5020,7 +4989,7 @@
     </w:p>
     <w:p>
       <w:pPr>
-        <w:pStyle w:val="1"/>
+        <w:pStyle w:val="Heading1"/>
       </w:pPr>
       <w:bookmarkStart w:id="18" w:name="_Toc226806268"/>
       <w:r>
@@ -5031,7 +5000,7 @@
     </w:p>
     <w:p>
       <w:pPr>
-        <w:pStyle w:val="2"/>
+        <w:pStyle w:val="Heading2"/>
       </w:pPr>
       <w:bookmarkStart w:id="19" w:name="_Toc226806269"/>
       <w:r>
@@ -5061,18 +5030,13 @@
     </w:p>
     <w:p>
       <w:pPr>
-        <w:pStyle w:val="2"/>
+        <w:pStyle w:val="Heading2"/>
       </w:pPr>
       <w:bookmarkStart w:id="20" w:name="_Toc226806270"/>
       <w:r>
-        <w:t xml:space="preserve">Видове </w:t>
-      </w:r>
-      <w:proofErr w:type="spellStart"/>
-      <w:r>
-        <w:t>токенизация</w:t>
+        <w:t>Видове токенизация</w:t>
       </w:r>
       <w:bookmarkEnd w:id="20"/>
-      <w:proofErr w:type="spellEnd"/>
     </w:p>
     <w:p>
       <w:r>
@@ -5100,7 +5064,7 @@
     </w:p>
     <w:p>
       <w:pPr>
-        <w:pStyle w:val="2"/>
+        <w:pStyle w:val="Heading2"/>
       </w:pPr>
       <w:bookmarkStart w:id="21" w:name="_Toc226806271"/>
       <w:r>
@@ -5130,7 +5094,7 @@
     </w:p>
     <w:p>
       <w:pPr>
-        <w:pStyle w:val="1"/>
+        <w:pStyle w:val="Heading1"/>
       </w:pPr>
       <w:bookmarkStart w:id="22" w:name="_Toc226806272"/>
       <w:r>
@@ -5141,7 +5105,7 @@
     </w:p>
     <w:p>
       <w:pPr>
-        <w:pStyle w:val="2"/>
+        <w:pStyle w:val="Heading2"/>
         <w:rPr>
           <w:lang w:eastAsia="bg-BG"/>
         </w:rPr>
@@ -5209,7 +5173,7 @@
     </w:p>
     <w:p>
       <w:pPr>
-        <w:pStyle w:val="2"/>
+        <w:pStyle w:val="Heading2"/>
         <w:rPr>
           <w:lang w:eastAsia="bg-BG"/>
         </w:rPr>
@@ -5297,7 +5261,7 @@
     </w:p>
     <w:p>
       <w:pPr>
-        <w:pStyle w:val="2"/>
+        <w:pStyle w:val="Heading2"/>
         <w:rPr>
           <w:lang w:eastAsia="bg-BG"/>
         </w:rPr>
@@ -5380,7 +5344,7 @@
     </w:p>
     <w:p>
       <w:pPr>
-        <w:pStyle w:val="1"/>
+        <w:pStyle w:val="Heading1"/>
       </w:pPr>
       <w:bookmarkStart w:id="26" w:name="_Toc226806276"/>
       <w:r>
@@ -5390,7 +5354,7 @@
     </w:p>
     <w:p>
       <w:pPr>
-        <w:pStyle w:val="2"/>
+        <w:pStyle w:val="Heading2"/>
         <w:rPr>
           <w:lang w:eastAsia="bg-BG"/>
         </w:rPr>
@@ -5466,12 +5430,30 @@
           <w:lang w:eastAsia="bg-BG"/>
         </w:rPr>
         <w:lastRenderedPageBreak/>
-        <w:t>инструменти за обработка на текст, както и предварително обучени модели за различни езици. spaCy е подходяща за разработване на по-мащабни и ефективни приложения, но изисква по-задълбочени познания при работа с нея.</w:t>
-      </w:r>
-    </w:p>
-    <w:p>
-      <w:pPr>
-        <w:pStyle w:val="2"/>
+        <w:t>инструменти за обработка на текст, както и предварително обу</w:t>
+      </w:r>
+      <w:r>
+        <w:rPr>
+          <w:lang w:eastAsia="bg-BG"/>
+        </w:rPr>
+        <w:t xml:space="preserve">чени модели за различни езици. </w:t>
+      </w:r>
+      <w:r>
+        <w:rPr>
+          <w:lang w:val="en-US" w:eastAsia="bg-BG"/>
+        </w:rPr>
+        <w:t>S</w:t>
+      </w:r>
+      <w:r>
+        <w:rPr>
+          <w:lang w:eastAsia="bg-BG"/>
+        </w:rPr>
+        <w:t>paCy е подходяща за разработване на по-мащабни и ефективни приложения, но изисква по-задълбочени познания при работа с нея.</w:t>
+      </w:r>
+    </w:p>
+    <w:p>
+      <w:pPr>
+        <w:pStyle w:val="Heading2"/>
         <w:rPr>
           <w:lang w:eastAsia="bg-BG"/>
         </w:rPr>
@@ -5532,26 +5514,34 @@
       </w:pPr>
       <w:r>
         <w:rPr>
-          <w:lang w:eastAsia="bg-BG"/>
-        </w:rPr>
-        <w:t>spaCy се отличава с висока производителност и готовност за използване в реални приложения. Предимствата му включват оптимизирана работа и наличието на предварително обучени модели. Недостатък на spaCy е по-високата сложност при настройка и необходимостта от повече опит при работа с библиотеката.</w:t>
-      </w:r>
-    </w:p>
-    <w:p>
-      <w:pPr>
-        <w:pStyle w:val="2"/>
-        <w:rPr>
-          <w:lang w:eastAsia="bg-BG"/>
-        </w:rPr>
-      </w:pPr>
-      <w:bookmarkStart w:id="29" w:name="_Toc226806279"/>
+          <w:lang w:val="en-US" w:eastAsia="bg-BG"/>
+        </w:rPr>
+        <w:t>S</w:t>
+      </w:r>
+      <w:bookmarkStart w:id="29" w:name="_GoBack"/>
+      <w:bookmarkEnd w:id="29"/>
+      <w:r>
+        <w:rPr>
+          <w:lang w:eastAsia="bg-BG"/>
+        </w:rPr>
+        <w:t>paCy се отличава с висока производителност и готовност за използване в реални приложения. Предимствата му включват оптимизирана работа и наличието на предварително обучени модели. Недостатък на spaCy е по-високата сложност при настройка и необходимостта от повече опит при работа с библиотеката.</w:t>
+      </w:r>
+    </w:p>
+    <w:p>
+      <w:pPr>
+        <w:pStyle w:val="Heading2"/>
+        <w:rPr>
+          <w:lang w:eastAsia="bg-BG"/>
+        </w:rPr>
+      </w:pPr>
+      <w:bookmarkStart w:id="30" w:name="_Toc226806279"/>
       <w:r>
         <w:rPr>
           <w:lang w:eastAsia="bg-BG"/>
         </w:rPr>
         <w:t>Избор на подход за проекта</w:t>
       </w:r>
-      <w:bookmarkEnd w:id="29"/>
+      <w:bookmarkEnd w:id="30"/>
     </w:p>
     <w:p>
       <w:pPr>
@@ -5608,38 +5598,39 @@
     </w:p>
     <w:p>
       <w:pPr>
-        <w:pStyle w:val="1"/>
-      </w:pPr>
-      <w:bookmarkStart w:id="30" w:name="_Toc226806280"/>
+        <w:pStyle w:val="Heading1"/>
+      </w:pPr>
+      <w:bookmarkStart w:id="31" w:name="_Toc226806280"/>
       <w:r>
         <w:t>Реализация на проекта</w:t>
       </w:r>
-      <w:bookmarkEnd w:id="30"/>
-    </w:p>
-    <w:p>
-      <w:pPr>
-        <w:pStyle w:val="2"/>
-        <w:rPr>
-          <w:lang w:eastAsia="bg-BG"/>
-        </w:rPr>
-      </w:pPr>
-      <w:bookmarkStart w:id="31" w:name="_Toc226806281"/>
+      <w:bookmarkEnd w:id="31"/>
+    </w:p>
+    <w:p>
+      <w:pPr>
+        <w:pStyle w:val="Heading2"/>
+        <w:rPr>
+          <w:lang w:eastAsia="bg-BG"/>
+        </w:rPr>
+      </w:pPr>
+      <w:bookmarkStart w:id="32" w:name="_Toc226806281"/>
       <w:r>
         <w:rPr>
           <w:lang w:eastAsia="bg-BG"/>
         </w:rPr>
         <w:t>Архитектура на приложението</w:t>
       </w:r>
-      <w:bookmarkEnd w:id="31"/>
-    </w:p>
-    <w:p>
-      <w:pPr>
-        <w:rPr>
-          <w:lang w:eastAsia="bg-BG"/>
-        </w:rPr>
-      </w:pPr>
-      <w:r>
-        <w:rPr>
+      <w:bookmarkEnd w:id="32"/>
+    </w:p>
+    <w:p>
+      <w:pPr>
+        <w:rPr>
+          <w:lang w:eastAsia="bg-BG"/>
+        </w:rPr>
+      </w:pPr>
+      <w:r>
+        <w:rPr>
+          <w:noProof/>
           <w:lang w:eastAsia="bg-BG"/>
         </w:rPr>
         <w:drawing>
@@ -5666,7 +5657,7 @@
                     <pic:cNvPicPr/>
                   </pic:nvPicPr>
                   <pic:blipFill>
-                    <a:blip r:embed="rId10">
+                    <a:blip r:embed="rId9">
                       <a:extLst>
                         <a:ext uri="{28A0092B-C50C-407E-A947-70E740481C1C}">
                           <a14:useLocalDpi xmlns:a14="http://schemas.microsoft.com/office/drawing/2010/main" val="0"/>
@@ -5744,13 +5735,8 @@
           <w:tab w:val="num" w:pos="1843"/>
         </w:tabs>
       </w:pPr>
-      <w:proofErr w:type="spellStart"/>
-      <w:r>
-        <w:t>Backend</w:t>
-      </w:r>
-      <w:proofErr w:type="spellEnd"/>
-      <w:r>
-        <w:t xml:space="preserve"> (Django + Django REST Framework) – отговаря за обработката на заявките и анализа на текста</w:t>
+      <w:r>
+        <w:t>Backend (Django + Django REST Framework) – отговаря за обработката на заявките и анализа на текста</w:t>
       </w:r>
     </w:p>
     <w:p>
@@ -5761,14 +5747,9 @@
           <w:tab w:val="num" w:pos="1843"/>
         </w:tabs>
       </w:pPr>
-      <w:proofErr w:type="spellStart"/>
       <w:r>
         <w:lastRenderedPageBreak/>
-        <w:t>Frontend</w:t>
-      </w:r>
-      <w:proofErr w:type="spellEnd"/>
-      <w:r>
-        <w:t xml:space="preserve"> (HTML, CSS, JavaScript) – отговаря за визуализацията и взаимодействието с потребителя</w:t>
+        <w:t>Frontend (HTML, CSS, JavaScript) – отговаря за визуализацията и взаимодействието с потребителя</w:t>
       </w:r>
     </w:p>
     <w:p>
@@ -5825,19 +5806,19 @@
     </w:p>
     <w:p>
       <w:pPr>
-        <w:pStyle w:val="2"/>
-        <w:rPr>
-          <w:lang w:eastAsia="bg-BG"/>
-        </w:rPr>
-      </w:pPr>
-      <w:bookmarkStart w:id="32" w:name="_Toc226806282"/>
+        <w:pStyle w:val="Heading2"/>
+        <w:rPr>
+          <w:lang w:eastAsia="bg-BG"/>
+        </w:rPr>
+      </w:pPr>
+      <w:bookmarkStart w:id="33" w:name="_Toc226806282"/>
       <w:r>
         <w:rPr>
           <w:lang w:eastAsia="bg-BG"/>
         </w:rPr>
         <w:t>Използвани технологии</w:t>
       </w:r>
-      <w:bookmarkEnd w:id="32"/>
+      <w:bookmarkEnd w:id="33"/>
     </w:p>
     <w:p>
       <w:pPr>
@@ -5857,15 +5838,7 @@
         <w:pStyle w:val="a"/>
       </w:pPr>
       <w:r>
-        <w:t xml:space="preserve">Python и Django – за изграждане на </w:t>
-      </w:r>
-      <w:proofErr w:type="spellStart"/>
-      <w:r>
-        <w:t>backend</w:t>
-      </w:r>
-      <w:proofErr w:type="spellEnd"/>
-      <w:r>
-        <w:t xml:space="preserve"> логиката</w:t>
+        <w:t>Python и Django – за изграждане на backend логиката</w:t>
       </w:r>
     </w:p>
     <w:p>
@@ -5888,21 +5861,8 @@
       <w:pPr>
         <w:pStyle w:val="a"/>
       </w:pPr>
-      <w:proofErr w:type="spellStart"/>
-      <w:r>
-        <w:t>Axios</w:t>
-      </w:r>
-      <w:proofErr w:type="spellEnd"/>
-      <w:r>
-        <w:t xml:space="preserve"> / </w:t>
-      </w:r>
-      <w:proofErr w:type="spellStart"/>
-      <w:r>
-        <w:t>Fetch</w:t>
-      </w:r>
-      <w:proofErr w:type="spellEnd"/>
-      <w:r>
-        <w:t xml:space="preserve"> API – за изпращане на заявки към сървъра</w:t>
+      <w:r>
+        <w:t>Axios / Fetch API – за изпращане на заявки към сървъра</w:t>
       </w:r>
     </w:p>
     <w:p>
@@ -5980,19 +5940,19 @@
     </w:p>
     <w:p>
       <w:pPr>
-        <w:pStyle w:val="2"/>
-        <w:rPr>
-          <w:lang w:eastAsia="bg-BG"/>
-        </w:rPr>
-      </w:pPr>
-      <w:bookmarkStart w:id="33" w:name="_Toc226806283"/>
+        <w:pStyle w:val="Heading2"/>
+        <w:rPr>
+          <w:lang w:eastAsia="bg-BG"/>
+        </w:rPr>
+      </w:pPr>
+      <w:bookmarkStart w:id="34" w:name="_Toc226806283"/>
       <w:r>
         <w:rPr>
           <w:lang w:eastAsia="bg-BG"/>
         </w:rPr>
         <w:t>Обработка на входния текст</w:t>
       </w:r>
-      <w:bookmarkEnd w:id="33"/>
+      <w:bookmarkEnd w:id="34"/>
     </w:p>
     <w:p>
       <w:pPr>
@@ -6034,6 +5994,7 @@
       </w:r>
       <w:r>
         <w:rPr>
+          <w:noProof/>
           <w:lang w:eastAsia="bg-BG"/>
         </w:rPr>
         <w:drawing>
@@ -6052,7 +6013,7 @@
                     <pic:cNvPicPr/>
                   </pic:nvPicPr>
                   <pic:blipFill>
-                    <a:blip r:embed="rId11"/>
+                    <a:blip r:embed="rId10"/>
                     <a:stretch>
                       <a:fillRect/>
                     </a:stretch>
@@ -6093,6 +6054,7 @@
       </w:pPr>
       <w:r>
         <w:rPr>
+          <w:noProof/>
           <w:lang w:eastAsia="bg-BG"/>
         </w:rPr>
         <w:drawing>
@@ -6119,7 +6081,7 @@
                     <pic:cNvPicPr/>
                   </pic:nvPicPr>
                   <pic:blipFill>
-                    <a:blip r:embed="rId12">
+                    <a:blip r:embed="rId11">
                       <a:extLst>
                         <a:ext uri="{28A0092B-C50C-407E-A947-70E740481C1C}">
                           <a14:useLocalDpi xmlns:a14="http://schemas.microsoft.com/office/drawing/2010/main" val="0"/>
@@ -6167,21 +6129,7 @@
         <w:rPr>
           <w:lang w:eastAsia="bg-BG"/>
         </w:rPr>
-        <w:t xml:space="preserve">След </w:t>
-      </w:r>
-      <w:proofErr w:type="spellStart"/>
-      <w:r>
-        <w:rPr>
-          <w:lang w:eastAsia="bg-BG"/>
-        </w:rPr>
-        <w:t>токенизацията</w:t>
-      </w:r>
-      <w:proofErr w:type="spellEnd"/>
-      <w:r>
-        <w:rPr>
-          <w:lang w:eastAsia="bg-BG"/>
-        </w:rPr>
-        <w:t xml:space="preserve"> се извършва почистване на текста, което включва премахване на ненужни символи, пунктуация и елементи, които не допринасят за смисъла на съдържанието. Чрез този процес се намалява шумът в данните и се подобрява точността на анализа.</w:t>
+        <w:t>След токенизацията се извършва почистване на текста, което включва премахване на ненужни символи, пунктуация и елементи, които не допринасят за смисъла на съдържанието. Чрез този процес се намалява шумът в данните и се подобрява точността на анализа.</w:t>
       </w:r>
     </w:p>
     <w:p>
@@ -6199,19 +6147,19 @@
     </w:p>
     <w:p>
       <w:pPr>
-        <w:pStyle w:val="2"/>
-        <w:rPr>
-          <w:lang w:eastAsia="bg-BG"/>
-        </w:rPr>
-      </w:pPr>
-      <w:bookmarkStart w:id="34" w:name="_Toc226806284"/>
+        <w:pStyle w:val="Heading2"/>
+        <w:rPr>
+          <w:lang w:eastAsia="bg-BG"/>
+        </w:rPr>
+      </w:pPr>
+      <w:bookmarkStart w:id="35" w:name="_Toc226806284"/>
       <w:r>
         <w:rPr>
           <w:lang w:eastAsia="bg-BG"/>
         </w:rPr>
         <w:t>Класификация на емоциите</w:t>
       </w:r>
-      <w:bookmarkEnd w:id="34"/>
+      <w:bookmarkEnd w:id="35"/>
     </w:p>
     <w:p>
       <w:pPr>
@@ -6254,6 +6202,7 @@
       </w:pPr>
       <w:r>
         <w:rPr>
+          <w:noProof/>
           <w:lang w:eastAsia="bg-BG"/>
         </w:rPr>
         <w:drawing>
@@ -6280,7 +6229,7 @@
                     <pic:cNvPicPr/>
                   </pic:nvPicPr>
                   <pic:blipFill>
-                    <a:blip r:embed="rId13">
+                    <a:blip r:embed="rId12">
                       <a:extLst>
                         <a:ext uri="{28A0092B-C50C-407E-A947-70E740481C1C}">
                           <a14:useLocalDpi xmlns:a14="http://schemas.microsoft.com/office/drawing/2010/main" val="0"/>
@@ -6346,19 +6295,19 @@
     </w:p>
     <w:p>
       <w:pPr>
-        <w:pStyle w:val="2"/>
-        <w:rPr>
-          <w:lang w:eastAsia="bg-BG"/>
-        </w:rPr>
-      </w:pPr>
-      <w:bookmarkStart w:id="35" w:name="_Toc226806285"/>
+        <w:pStyle w:val="Heading2"/>
+        <w:rPr>
+          <w:lang w:eastAsia="bg-BG"/>
+        </w:rPr>
+      </w:pPr>
+      <w:bookmarkStart w:id="36" w:name="_Toc226806285"/>
       <w:r>
         <w:rPr>
           <w:lang w:eastAsia="bg-BG"/>
         </w:rPr>
         <w:t>Примерни входни и изходни данни</w:t>
       </w:r>
-      <w:bookmarkEnd w:id="35"/>
+      <w:bookmarkEnd w:id="36"/>
     </w:p>
     <w:p>
       <w:pPr>
@@ -6395,6 +6344,7 @@
       </w:pPr>
       <w:r>
         <w:rPr>
+          <w:noProof/>
           <w:lang w:eastAsia="bg-BG"/>
         </w:rPr>
         <w:lastRenderedPageBreak/>
@@ -6414,7 +6364,7 @@
                     <pic:cNvPicPr/>
                   </pic:nvPicPr>
                   <pic:blipFill>
-                    <a:blip r:embed="rId14"/>
+                    <a:blip r:embed="rId13"/>
                     <a:stretch>
                       <a:fillRect/>
                     </a:stretch>
@@ -6469,6 +6419,7 @@
       </w:pPr>
       <w:r>
         <w:rPr>
+          <w:noProof/>
           <w:lang w:eastAsia="bg-BG"/>
         </w:rPr>
         <w:drawing>
@@ -6487,7 +6438,7 @@
                     <pic:cNvPicPr/>
                   </pic:nvPicPr>
                   <pic:blipFill>
-                    <a:blip r:embed="rId15"/>
+                    <a:blip r:embed="rId14"/>
                     <a:stretch>
                       <a:fillRect/>
                     </a:stretch>
@@ -6535,30 +6486,30 @@
     </w:p>
     <w:p>
       <w:pPr>
-        <w:pStyle w:val="1"/>
-      </w:pPr>
-      <w:bookmarkStart w:id="36" w:name="_Toc226806286"/>
+        <w:pStyle w:val="Heading1"/>
+      </w:pPr>
+      <w:bookmarkStart w:id="37" w:name="_Toc226806286"/>
       <w:r>
         <w:lastRenderedPageBreak/>
         <w:t>Тестване и резултати</w:t>
       </w:r>
-      <w:bookmarkEnd w:id="36"/>
-    </w:p>
-    <w:p>
-      <w:pPr>
-        <w:pStyle w:val="2"/>
-        <w:rPr>
-          <w:lang w:eastAsia="bg-BG"/>
-        </w:rPr>
-      </w:pPr>
-      <w:bookmarkStart w:id="37" w:name="_Toc226806287"/>
+      <w:bookmarkEnd w:id="37"/>
+    </w:p>
+    <w:p>
+      <w:pPr>
+        <w:pStyle w:val="Heading2"/>
+        <w:rPr>
+          <w:lang w:eastAsia="bg-BG"/>
+        </w:rPr>
+      </w:pPr>
+      <w:bookmarkStart w:id="38" w:name="_Toc226806287"/>
       <w:r>
         <w:rPr>
           <w:lang w:eastAsia="bg-BG"/>
         </w:rPr>
         <w:t>Тестови примери</w:t>
       </w:r>
-      <w:bookmarkEnd w:id="37"/>
+      <w:bookmarkEnd w:id="38"/>
     </w:p>
     <w:p>
       <w:pPr>
@@ -6614,19 +6565,19 @@
     </w:p>
     <w:p>
       <w:pPr>
-        <w:pStyle w:val="2"/>
-        <w:rPr>
-          <w:lang w:eastAsia="bg-BG"/>
-        </w:rPr>
-      </w:pPr>
-      <w:bookmarkStart w:id="38" w:name="_Toc226806288"/>
+        <w:pStyle w:val="Heading2"/>
+        <w:rPr>
+          <w:lang w:eastAsia="bg-BG"/>
+        </w:rPr>
+      </w:pPr>
+      <w:bookmarkStart w:id="39" w:name="_Toc226806288"/>
       <w:r>
         <w:rPr>
           <w:lang w:eastAsia="bg-BG"/>
         </w:rPr>
         <w:t>Анализ на резултатите</w:t>
       </w:r>
-      <w:bookmarkEnd w:id="38"/>
+      <w:bookmarkEnd w:id="39"/>
     </w:p>
     <w:p>
       <w:pPr>
@@ -6683,19 +6634,19 @@
     </w:p>
     <w:p>
       <w:pPr>
-        <w:pStyle w:val="2"/>
-        <w:rPr>
-          <w:lang w:eastAsia="bg-BG"/>
-        </w:rPr>
-      </w:pPr>
-      <w:bookmarkStart w:id="39" w:name="_Toc226806289"/>
+        <w:pStyle w:val="Heading2"/>
+        <w:rPr>
+          <w:lang w:eastAsia="bg-BG"/>
+        </w:rPr>
+      </w:pPr>
+      <w:bookmarkStart w:id="40" w:name="_Toc226806289"/>
       <w:r>
         <w:rPr>
           <w:lang w:eastAsia="bg-BG"/>
         </w:rPr>
         <w:t>Ограничения на модела</w:t>
       </w:r>
-      <w:bookmarkEnd w:id="39"/>
+      <w:bookmarkEnd w:id="40"/>
     </w:p>
     <w:p>
       <w:pPr>
@@ -6764,14 +6715,14 @@
     </w:p>
     <w:p>
       <w:pPr>
-        <w:pStyle w:val="1"/>
-      </w:pPr>
-      <w:bookmarkStart w:id="40" w:name="_Toc226806290"/>
+        <w:pStyle w:val="Heading1"/>
+      </w:pPr>
+      <w:bookmarkStart w:id="41" w:name="_Toc226806290"/>
       <w:r>
         <w:lastRenderedPageBreak/>
         <w:t>Заключение</w:t>
       </w:r>
-      <w:bookmarkEnd w:id="40"/>
+      <w:bookmarkEnd w:id="41"/>
     </w:p>
     <w:p>
       <w:pPr>
@@ -6845,49 +6796,7 @@
         <w:rPr>
           <w:lang w:eastAsia="bg-BG"/>
         </w:rPr>
-        <w:t xml:space="preserve">чрез добавяне на по-модерен </w:t>
-      </w:r>
-      <w:proofErr w:type="spellStart"/>
-      <w:r>
-        <w:rPr>
-          <w:lang w:eastAsia="bg-BG"/>
-        </w:rPr>
-        <w:t>frontend</w:t>
-      </w:r>
-      <w:proofErr w:type="spellEnd"/>
-      <w:r>
-        <w:rPr>
-          <w:lang w:eastAsia="bg-BG"/>
-        </w:rPr>
-        <w:t xml:space="preserve"> (например с </w:t>
-      </w:r>
-      <w:proofErr w:type="spellStart"/>
-      <w:r>
-        <w:rPr>
-          <w:lang w:eastAsia="bg-BG"/>
-        </w:rPr>
-        <w:t>Vue</w:t>
-      </w:r>
-      <w:proofErr w:type="spellEnd"/>
-      <w:r>
-        <w:rPr>
-          <w:lang w:eastAsia="bg-BG"/>
-        </w:rPr>
-        <w:t>.</w:t>
-      </w:r>
-      <w:proofErr w:type="spellStart"/>
-      <w:r>
-        <w:rPr>
-          <w:lang w:eastAsia="bg-BG"/>
-        </w:rPr>
-        <w:t>js</w:t>
-      </w:r>
-      <w:proofErr w:type="spellEnd"/>
-      <w:r>
-        <w:rPr>
-          <w:lang w:eastAsia="bg-BG"/>
-        </w:rPr>
-        <w:t>) и използване на по-точни модели за анализ на текст, което би повишило неговата ефективност и приложимост.</w:t>
+        <w:t>чрез добавяне на по-модерен frontend (например с Vue.js) и използване на по-точни модели за анализ на текст, което би повишило неговата ефективност и приложимост.</w:t>
       </w:r>
     </w:p>
     <w:p>
@@ -6905,247 +6814,64 @@
     </w:p>
     <w:p>
       <w:pPr>
-        <w:pStyle w:val="1"/>
-      </w:pPr>
-      <w:bookmarkStart w:id="41" w:name="_Toc226806291"/>
+        <w:pStyle w:val="Heading1"/>
+      </w:pPr>
+      <w:bookmarkStart w:id="42" w:name="_Toc226806291"/>
       <w:r>
         <w:lastRenderedPageBreak/>
         <w:t>Литература:</w:t>
       </w:r>
-      <w:bookmarkEnd w:id="4"/>
       <w:bookmarkEnd w:id="5"/>
       <w:bookmarkEnd w:id="6"/>
-      <w:bookmarkEnd w:id="41"/>
-    </w:p>
-    <w:p>
-      <w:pPr>
-        <w:pStyle w:val="ac"/>
+      <w:bookmarkEnd w:id="7"/>
+      <w:bookmarkEnd w:id="42"/>
+    </w:p>
+    <w:p>
+      <w:pPr>
+        <w:pStyle w:val="ListParagraph"/>
         <w:numPr>
           <w:ilvl w:val="0"/>
           <w:numId w:val="2"/>
         </w:numPr>
         <w:spacing w:after="160"/>
       </w:pPr>
-      <w:bookmarkStart w:id="42" w:name="_Toc109577646"/>
-      <w:bookmarkStart w:id="43" w:name="_Toc133249660"/>
-      <w:bookmarkStart w:id="44" w:name="_Toc133249727"/>
-      <w:bookmarkStart w:id="45" w:name="_Toc133272496"/>
-      <w:proofErr w:type="spellStart"/>
-      <w:r>
-        <w:t>Bird</w:t>
-      </w:r>
-      <w:proofErr w:type="spellEnd"/>
-      <w:r>
-        <w:t xml:space="preserve">, S., Klein, E., </w:t>
-      </w:r>
-      <w:proofErr w:type="spellStart"/>
-      <w:r>
-        <w:t>Loper</w:t>
-      </w:r>
-      <w:proofErr w:type="spellEnd"/>
-      <w:r>
-        <w:t xml:space="preserve">, E. </w:t>
-      </w:r>
-      <w:proofErr w:type="spellStart"/>
-      <w:r>
-        <w:t>Natural</w:t>
-      </w:r>
-      <w:proofErr w:type="spellEnd"/>
-      <w:r>
-        <w:t xml:space="preserve"> </w:t>
-      </w:r>
-      <w:proofErr w:type="spellStart"/>
-      <w:r>
-        <w:t>Language</w:t>
-      </w:r>
-      <w:proofErr w:type="spellEnd"/>
-      <w:r>
-        <w:t xml:space="preserve"> </w:t>
-      </w:r>
-      <w:proofErr w:type="spellStart"/>
-      <w:r>
-        <w:t>Processing</w:t>
-      </w:r>
-      <w:proofErr w:type="spellEnd"/>
-      <w:r>
-        <w:t xml:space="preserve"> </w:t>
-      </w:r>
-      <w:proofErr w:type="spellStart"/>
-      <w:r>
-        <w:t>with</w:t>
-      </w:r>
-      <w:proofErr w:type="spellEnd"/>
-      <w:r>
-        <w:t xml:space="preserve"> Python. </w:t>
-      </w:r>
-      <w:proofErr w:type="spellStart"/>
-      <w:r>
-        <w:t>O'Reilly</w:t>
-      </w:r>
-      <w:proofErr w:type="spellEnd"/>
-      <w:r>
-        <w:t xml:space="preserve"> Media, 2009.</w:t>
-      </w:r>
-    </w:p>
-    <w:p>
-      <w:pPr>
-        <w:pStyle w:val="ac"/>
+      <w:bookmarkStart w:id="43" w:name="_Toc109577646"/>
+      <w:bookmarkStart w:id="44" w:name="_Toc133249660"/>
+      <w:bookmarkStart w:id="45" w:name="_Toc133249727"/>
+      <w:bookmarkStart w:id="46" w:name="_Toc133272496"/>
+      <w:r>
+        <w:t>Bird, S., Klein, E., Loper, E. Natural Language Processing with Python. O'Reilly Media, 2009.</w:t>
+      </w:r>
+    </w:p>
+    <w:p>
+      <w:pPr>
+        <w:pStyle w:val="ListParagraph"/>
         <w:numPr>
           <w:ilvl w:val="0"/>
           <w:numId w:val="2"/>
         </w:numPr>
         <w:spacing w:after="160"/>
       </w:pPr>
-      <w:proofErr w:type="spellStart"/>
-      <w:r>
-        <w:t>Jurafsky</w:t>
-      </w:r>
-      <w:proofErr w:type="spellEnd"/>
-      <w:r>
-        <w:t xml:space="preserve">, D., </w:t>
-      </w:r>
-      <w:proofErr w:type="spellStart"/>
-      <w:r>
-        <w:t>Martin</w:t>
-      </w:r>
-      <w:proofErr w:type="spellEnd"/>
-      <w:r>
-        <w:t xml:space="preserve">, J. H. </w:t>
-      </w:r>
-      <w:proofErr w:type="spellStart"/>
-      <w:r>
-        <w:t>Speech</w:t>
-      </w:r>
-      <w:proofErr w:type="spellEnd"/>
-      <w:r>
-        <w:t xml:space="preserve"> </w:t>
-      </w:r>
-      <w:proofErr w:type="spellStart"/>
-      <w:r>
-        <w:t>and</w:t>
-      </w:r>
-      <w:proofErr w:type="spellEnd"/>
-      <w:r>
-        <w:t xml:space="preserve"> </w:t>
-      </w:r>
-      <w:proofErr w:type="spellStart"/>
-      <w:r>
-        <w:t>Language</w:t>
-      </w:r>
-      <w:proofErr w:type="spellEnd"/>
-      <w:r>
-        <w:t xml:space="preserve"> </w:t>
-      </w:r>
-      <w:proofErr w:type="spellStart"/>
-      <w:r>
-        <w:t>Processing</w:t>
-      </w:r>
-      <w:proofErr w:type="spellEnd"/>
-      <w:r>
-        <w:t xml:space="preserve">. </w:t>
-      </w:r>
-      <w:proofErr w:type="spellStart"/>
-      <w:r>
-        <w:t>Pearson</w:t>
-      </w:r>
-      <w:proofErr w:type="spellEnd"/>
-      <w:r>
-        <w:t xml:space="preserve">, 3rd </w:t>
-      </w:r>
-      <w:proofErr w:type="spellStart"/>
-      <w:r>
-        <w:t>edition</w:t>
-      </w:r>
-      <w:proofErr w:type="spellEnd"/>
-      <w:r>
-        <w:t xml:space="preserve"> (</w:t>
-      </w:r>
-      <w:proofErr w:type="spellStart"/>
-      <w:r>
-        <w:t>draft</w:t>
-      </w:r>
-      <w:proofErr w:type="spellEnd"/>
-      <w:r>
-        <w:t>), 2023.</w:t>
-      </w:r>
-    </w:p>
-    <w:p>
-      <w:pPr>
-        <w:pStyle w:val="ac"/>
+      <w:r>
+        <w:t>Jurafsky, D., Martin, J. H. Speech and Language Processing. Pearson, 3rd edition (draft), 2023.</w:t>
+      </w:r>
+    </w:p>
+    <w:p>
+      <w:pPr>
+        <w:pStyle w:val="ListParagraph"/>
         <w:numPr>
           <w:ilvl w:val="0"/>
           <w:numId w:val="2"/>
         </w:numPr>
         <w:spacing w:after="160"/>
       </w:pPr>
-      <w:proofErr w:type="spellStart"/>
-      <w:r>
-        <w:t>Russell</w:t>
-      </w:r>
-      <w:proofErr w:type="spellEnd"/>
-      <w:r>
-        <w:t xml:space="preserve">, S., </w:t>
-      </w:r>
-      <w:proofErr w:type="spellStart"/>
-      <w:r>
-        <w:t>Norvig</w:t>
-      </w:r>
-      <w:proofErr w:type="spellEnd"/>
-      <w:r>
-        <w:t xml:space="preserve">, P. </w:t>
-      </w:r>
-      <w:proofErr w:type="spellStart"/>
-      <w:r>
-        <w:t>Artificial</w:t>
-      </w:r>
-      <w:proofErr w:type="spellEnd"/>
-      <w:r>
-        <w:t xml:space="preserve"> </w:t>
-      </w:r>
-      <w:proofErr w:type="spellStart"/>
-      <w:r>
-        <w:t>Intelligence</w:t>
-      </w:r>
-      <w:proofErr w:type="spellEnd"/>
-      <w:r>
-        <w:t xml:space="preserve">: A </w:t>
-      </w:r>
-      <w:proofErr w:type="spellStart"/>
-      <w:r>
-        <w:t>Modern</w:t>
-      </w:r>
-      <w:proofErr w:type="spellEnd"/>
-      <w:r>
-        <w:t xml:space="preserve"> </w:t>
-      </w:r>
-      <w:proofErr w:type="spellStart"/>
-      <w:r>
-        <w:t>Approach</w:t>
-      </w:r>
-      <w:proofErr w:type="spellEnd"/>
-      <w:r>
-        <w:t xml:space="preserve">. </w:t>
-      </w:r>
-      <w:proofErr w:type="spellStart"/>
-      <w:r>
-        <w:t>Pearson</w:t>
-      </w:r>
-      <w:proofErr w:type="spellEnd"/>
-      <w:r>
-        <w:t xml:space="preserve">, 4th </w:t>
-      </w:r>
-      <w:proofErr w:type="spellStart"/>
-      <w:r>
-        <w:t>edition</w:t>
-      </w:r>
-      <w:proofErr w:type="spellEnd"/>
-      <w:r>
-        <w:t>, 2020.</w:t>
-      </w:r>
-    </w:p>
-    <w:p>
-      <w:pPr>
-        <w:pStyle w:val="ac"/>
+      <w:r>
+        <w:t>Russell, S., Norvig, P. Artificial Intelligence: A Modern Approach. Pearson, 4th edition, 2020.</w:t>
+      </w:r>
+    </w:p>
+    <w:p>
+      <w:pPr>
+        <w:pStyle w:val="ListParagraph"/>
         <w:numPr>
           <w:ilvl w:val="0"/>
           <w:numId w:val="2"/>
@@ -7153,18 +6879,12 @@
         <w:spacing w:after="160"/>
       </w:pPr>
       <w:r>
-        <w:t>Документация на Django:</w:t>
-      </w:r>
-      <w:r>
-        <w:t xml:space="preserve"> </w:t>
-      </w:r>
-      <w:r>
-        <w:t>https://docs.djangoproject.com/</w:t>
-      </w:r>
-    </w:p>
-    <w:p>
-      <w:pPr>
-        <w:pStyle w:val="ac"/>
+        <w:t>Документация на Django: https://docs.djangoproject.com/</w:t>
+      </w:r>
+    </w:p>
+    <w:p>
+      <w:pPr>
+        <w:pStyle w:val="ListParagraph"/>
         <w:numPr>
           <w:ilvl w:val="0"/>
           <w:numId w:val="2"/>
@@ -7172,18 +6892,12 @@
         <w:spacing w:after="160"/>
       </w:pPr>
       <w:r>
-        <w:t>Документация на Django REST Framework:</w:t>
-      </w:r>
-      <w:r>
-        <w:t xml:space="preserve"> </w:t>
-      </w:r>
-      <w:r>
-        <w:t>https://www.django-rest-framework.org/</w:t>
-      </w:r>
-    </w:p>
-    <w:p>
-      <w:pPr>
-        <w:pStyle w:val="ac"/>
+        <w:t>Документация на Django REST Framework: https://www.django-rest-framework.org/</w:t>
+      </w:r>
+    </w:p>
+    <w:p>
+      <w:pPr>
+        <w:pStyle w:val="ListParagraph"/>
         <w:numPr>
           <w:ilvl w:val="0"/>
           <w:numId w:val="2"/>
@@ -7191,36 +6905,12 @@
         <w:spacing w:after="160"/>
       </w:pPr>
       <w:r>
-        <w:t xml:space="preserve">MDN </w:t>
-      </w:r>
-      <w:proofErr w:type="spellStart"/>
-      <w:r>
-        <w:t>Web</w:t>
-      </w:r>
-      <w:proofErr w:type="spellEnd"/>
-      <w:r>
-        <w:t xml:space="preserve"> </w:t>
-      </w:r>
-      <w:proofErr w:type="spellStart"/>
-      <w:r>
-        <w:t>Docs</w:t>
-      </w:r>
-      <w:proofErr w:type="spellEnd"/>
-      <w:r>
-        <w:t xml:space="preserve"> – JavaScript и </w:t>
-      </w:r>
-      <w:proofErr w:type="spellStart"/>
-      <w:r>
-        <w:t>Fetch</w:t>
-      </w:r>
-      <w:proofErr w:type="spellEnd"/>
-      <w:r>
-        <w:t xml:space="preserve"> API:</w:t>
-      </w:r>
-    </w:p>
-    <w:p>
-      <w:pPr>
-        <w:pStyle w:val="ac"/>
+        <w:t>MDN Web Docs – JavaScript и Fetch API:</w:t>
+      </w:r>
+    </w:p>
+    <w:p>
+      <w:pPr>
+        <w:pStyle w:val="ListParagraph"/>
         <w:numPr>
           <w:ilvl w:val="0"/>
           <w:numId w:val="2"/>
@@ -7233,25 +6923,20 @@
     </w:p>
     <w:p>
       <w:pPr>
-        <w:pStyle w:val="ac"/>
+        <w:pStyle w:val="ListParagraph"/>
         <w:numPr>
           <w:ilvl w:val="0"/>
           <w:numId w:val="2"/>
         </w:numPr>
         <w:spacing w:after="160"/>
       </w:pPr>
-      <w:proofErr w:type="spellStart"/>
-      <w:r>
-        <w:t>Scikit-learn</w:t>
-      </w:r>
-      <w:proofErr w:type="spellEnd"/>
-      <w:r>
-        <w:t xml:space="preserve"> документация:</w:t>
-      </w:r>
-    </w:p>
-    <w:p>
-      <w:pPr>
-        <w:pStyle w:val="ac"/>
+      <w:r>
+        <w:t>Scikit-learn документация:</w:t>
+      </w:r>
+    </w:p>
+    <w:p>
+      <w:pPr>
+        <w:pStyle w:val="ListParagraph"/>
         <w:numPr>
           <w:ilvl w:val="0"/>
           <w:numId w:val="2"/>
@@ -7264,211 +6949,33 @@
     </w:p>
     <w:p>
       <w:pPr>
-        <w:pStyle w:val="ac"/>
+        <w:pStyle w:val="ListParagraph"/>
         <w:numPr>
           <w:ilvl w:val="0"/>
           <w:numId w:val="2"/>
         </w:numPr>
         <w:spacing w:after="160"/>
       </w:pPr>
-      <w:proofErr w:type="spellStart"/>
-      <w:r>
-        <w:t>Pang</w:t>
-      </w:r>
-      <w:proofErr w:type="spellEnd"/>
-      <w:r>
-        <w:t xml:space="preserve">, B., Lee, L. </w:t>
-      </w:r>
-      <w:proofErr w:type="spellStart"/>
-      <w:r>
-        <w:t>Opinion</w:t>
-      </w:r>
-      <w:proofErr w:type="spellEnd"/>
-      <w:r>
-        <w:t xml:space="preserve"> </w:t>
-      </w:r>
-      <w:proofErr w:type="spellStart"/>
-      <w:r>
-        <w:t>Mining</w:t>
-      </w:r>
-      <w:proofErr w:type="spellEnd"/>
-      <w:r>
-        <w:t xml:space="preserve"> </w:t>
-      </w:r>
-      <w:proofErr w:type="spellStart"/>
-      <w:r>
-        <w:t>and</w:t>
-      </w:r>
-      <w:proofErr w:type="spellEnd"/>
-      <w:r>
-        <w:t xml:space="preserve"> </w:t>
-      </w:r>
-      <w:proofErr w:type="spellStart"/>
-      <w:r>
-        <w:t>Sentiment</w:t>
-      </w:r>
-      <w:proofErr w:type="spellEnd"/>
-      <w:r>
-        <w:t xml:space="preserve"> </w:t>
-      </w:r>
-      <w:proofErr w:type="spellStart"/>
-      <w:r>
-        <w:t>Analysis</w:t>
-      </w:r>
-      <w:proofErr w:type="spellEnd"/>
-      <w:r>
-        <w:t xml:space="preserve">. </w:t>
-      </w:r>
-      <w:proofErr w:type="spellStart"/>
-      <w:r>
-        <w:t>Foundations</w:t>
-      </w:r>
-      <w:proofErr w:type="spellEnd"/>
-      <w:r>
-        <w:t xml:space="preserve"> </w:t>
-      </w:r>
-      <w:proofErr w:type="spellStart"/>
-      <w:r>
-        <w:t>and</w:t>
-      </w:r>
-      <w:proofErr w:type="spellEnd"/>
-      <w:r>
-        <w:t xml:space="preserve"> </w:t>
-      </w:r>
-      <w:proofErr w:type="spellStart"/>
-      <w:r>
-        <w:t>Trends</w:t>
-      </w:r>
-      <w:proofErr w:type="spellEnd"/>
-      <w:r>
-        <w:t xml:space="preserve"> </w:t>
-      </w:r>
-      <w:proofErr w:type="spellStart"/>
-      <w:r>
-        <w:t>in</w:t>
-      </w:r>
-      <w:proofErr w:type="spellEnd"/>
-      <w:r>
-        <w:t xml:space="preserve"> </w:t>
-      </w:r>
-      <w:proofErr w:type="spellStart"/>
-      <w:r>
-        <w:t>Information</w:t>
-      </w:r>
-      <w:proofErr w:type="spellEnd"/>
-      <w:r>
-        <w:t xml:space="preserve"> </w:t>
-      </w:r>
-      <w:proofErr w:type="spellStart"/>
-      <w:r>
-        <w:t>Retrieval</w:t>
-      </w:r>
-      <w:proofErr w:type="spellEnd"/>
-      <w:r>
-        <w:t>, 2008.</w:t>
-      </w:r>
-    </w:p>
-    <w:p>
-      <w:pPr>
-        <w:pStyle w:val="ac"/>
+      <w:r>
+        <w:t>Pang, B., Lee, L. Opinion Mining and Sentiment Analysis. Foundations and Trends in Information Retrieval, 2008.</w:t>
+      </w:r>
+    </w:p>
+    <w:p>
+      <w:pPr>
+        <w:pStyle w:val="ListParagraph"/>
         <w:numPr>
           <w:ilvl w:val="0"/>
           <w:numId w:val="2"/>
         </w:numPr>
         <w:spacing w:after="160"/>
       </w:pPr>
-      <w:proofErr w:type="spellStart"/>
-      <w:r>
-        <w:t>Liu</w:t>
-      </w:r>
-      <w:proofErr w:type="spellEnd"/>
-      <w:r>
-        <w:t xml:space="preserve">, B. </w:t>
-      </w:r>
-      <w:proofErr w:type="spellStart"/>
-      <w:r>
-        <w:t>Sentiment</w:t>
-      </w:r>
-      <w:proofErr w:type="spellEnd"/>
-      <w:r>
-        <w:t xml:space="preserve"> </w:t>
-      </w:r>
-      <w:proofErr w:type="spellStart"/>
-      <w:r>
-        <w:t>Analysis</w:t>
-      </w:r>
-      <w:proofErr w:type="spellEnd"/>
-      <w:r>
-        <w:t xml:space="preserve">: </w:t>
-      </w:r>
-      <w:proofErr w:type="spellStart"/>
-      <w:r>
-        <w:t>Mining</w:t>
-      </w:r>
-      <w:proofErr w:type="spellEnd"/>
-      <w:r>
-        <w:t xml:space="preserve"> </w:t>
-      </w:r>
-      <w:proofErr w:type="spellStart"/>
-      <w:r>
-        <w:t>Opinions</w:t>
-      </w:r>
-      <w:proofErr w:type="spellEnd"/>
-      <w:r>
-        <w:t xml:space="preserve">, </w:t>
-      </w:r>
-      <w:proofErr w:type="spellStart"/>
-      <w:r>
-        <w:t>Sentiments</w:t>
-      </w:r>
-      <w:proofErr w:type="spellEnd"/>
-      <w:r>
-        <w:t xml:space="preserve">, </w:t>
-      </w:r>
-      <w:proofErr w:type="spellStart"/>
-      <w:r>
-        <w:t>and</w:t>
-      </w:r>
-      <w:proofErr w:type="spellEnd"/>
-      <w:r>
-        <w:t xml:space="preserve"> </w:t>
-      </w:r>
-      <w:proofErr w:type="spellStart"/>
-      <w:r>
-        <w:t>Emotions</w:t>
-      </w:r>
-      <w:proofErr w:type="spellEnd"/>
-      <w:r>
-        <w:t xml:space="preserve">. </w:t>
-      </w:r>
-      <w:proofErr w:type="spellStart"/>
-      <w:r>
-        <w:t>Cambridge</w:t>
-      </w:r>
-      <w:proofErr w:type="spellEnd"/>
-      <w:r>
-        <w:t xml:space="preserve"> </w:t>
-      </w:r>
-      <w:proofErr w:type="spellStart"/>
-      <w:r>
-        <w:t>University</w:t>
-      </w:r>
-      <w:proofErr w:type="spellEnd"/>
-      <w:r>
-        <w:t xml:space="preserve"> </w:t>
-      </w:r>
-      <w:proofErr w:type="spellStart"/>
-      <w:r>
-        <w:t>Press</w:t>
-      </w:r>
-      <w:proofErr w:type="spellEnd"/>
-      <w:r>
-        <w:t>, 2015.</w:t>
-      </w:r>
-    </w:p>
-    <w:p>
-      <w:pPr>
-        <w:pStyle w:val="ac"/>
+      <w:r>
+        <w:t>Liu, B. Sentiment Analysis: Mining Opinions, Sentiments, and Emotions. Cambridge University Press, 2015.</w:t>
+      </w:r>
+    </w:p>
+    <w:p>
+      <w:pPr>
+        <w:pStyle w:val="ListParagraph"/>
         <w:numPr>
           <w:ilvl w:val="0"/>
           <w:numId w:val="2"/>
@@ -7481,96 +6988,44 @@
     </w:p>
     <w:p>
       <w:pPr>
-        <w:pStyle w:val="ac"/>
+        <w:pStyle w:val="ListParagraph"/>
         <w:numPr>
           <w:ilvl w:val="0"/>
           <w:numId w:val="2"/>
         </w:numPr>
         <w:spacing w:after="160"/>
       </w:pPr>
-      <w:proofErr w:type="spellStart"/>
-      <w:r>
-        <w:t>Axios</w:t>
-      </w:r>
-      <w:proofErr w:type="spellEnd"/>
-      <w:r>
-        <w:t xml:space="preserve"> документация:</w:t>
-      </w:r>
-      <w:proofErr w:type="spellStart"/>
-      <w:r>
-        <w:t>https</w:t>
-      </w:r>
-      <w:proofErr w:type="spellEnd"/>
-      <w:r>
-        <w:t>://</w:t>
-      </w:r>
-      <w:proofErr w:type="spellStart"/>
-      <w:r>
-        <w:t>axios-http</w:t>
-      </w:r>
-      <w:proofErr w:type="spellEnd"/>
-      <w:r>
-        <w:t>.</w:t>
-      </w:r>
-      <w:proofErr w:type="spellStart"/>
-      <w:r>
-        <w:t>com</w:t>
-      </w:r>
-      <w:proofErr w:type="spellEnd"/>
-      <w:r>
-        <w:t>/</w:t>
-      </w:r>
-    </w:p>
-    <w:p>
-      <w:pPr>
-        <w:pStyle w:val="ac"/>
+      <w:r>
+        <w:t>Axios документация:https://axios-http.com/</w:t>
+      </w:r>
+    </w:p>
+    <w:p>
+      <w:pPr>
+        <w:pStyle w:val="ListParagraph"/>
         <w:numPr>
           <w:ilvl w:val="0"/>
           <w:numId w:val="2"/>
         </w:numPr>
         <w:spacing w:after="160"/>
       </w:pPr>
-      <w:proofErr w:type="spellStart"/>
-      <w:r>
-        <w:t>ChatGPT</w:t>
-      </w:r>
-      <w:proofErr w:type="spellEnd"/>
-      <w:r>
-        <w:t xml:space="preserve"> (</w:t>
-      </w:r>
-      <w:proofErr w:type="spellStart"/>
-      <w:r>
-        <w:t>OpenAI</w:t>
-      </w:r>
-      <w:proofErr w:type="spellEnd"/>
-      <w:r>
-        <w:t>) – използван за консултации при разработката на проекта:</w:t>
-      </w:r>
-      <w:r>
-        <w:t xml:space="preserve"> </w:t>
+      <w:r>
+        <w:t xml:space="preserve">ChatGPT (OpenAI) – използван за консултации при разработката на проекта: </w:t>
       </w:r>
       <w:r>
         <w:t>https://chat.openai.com/</w:t>
       </w:r>
-      <w:bookmarkStart w:id="46" w:name="_GoBack"/>
-      <w:bookmarkEnd w:id="46"/>
-    </w:p>
-    <w:p>
-      <w:pPr>
-        <w:pStyle w:val="ac"/>
+    </w:p>
+    <w:p>
+      <w:pPr>
+        <w:pStyle w:val="ListParagraph"/>
         <w:numPr>
           <w:ilvl w:val="0"/>
           <w:numId w:val="2"/>
         </w:numPr>
         <w:spacing w:after="160"/>
       </w:pPr>
-      <w:proofErr w:type="spellStart"/>
-      <w:r>
-        <w:t>Колисниченко</w:t>
-      </w:r>
-      <w:proofErr w:type="spellEnd"/>
-      <w:r>
-        <w:t xml:space="preserve">, Денис, Адаптивен уеб дизайн с </w:t>
+      <w:r>
+        <w:t xml:space="preserve">Колисниченко, Денис, Адаптивен уеб дизайн с </w:t>
       </w:r>
       <w:r>
         <w:rPr>
@@ -7584,7 +7039,7 @@
     </w:p>
     <w:p>
       <w:pPr>
-        <w:pStyle w:val="ac"/>
+        <w:pStyle w:val="ListParagraph"/>
         <w:numPr>
           <w:ilvl w:val="0"/>
           <w:numId w:val="2"/>
@@ -7603,7 +7058,7 @@
     </w:p>
     <w:p>
       <w:pPr>
-        <w:pStyle w:val="ac"/>
+        <w:pStyle w:val="ListParagraph"/>
         <w:numPr>
           <w:ilvl w:val="0"/>
           <w:numId w:val="2"/>
@@ -7622,14 +7077,14 @@
       <w:r>
         <w:t>.АлексСофт, С 2017</w:t>
       </w:r>
-      <w:bookmarkEnd w:id="42"/>
       <w:bookmarkEnd w:id="43"/>
       <w:bookmarkEnd w:id="44"/>
       <w:bookmarkEnd w:id="45"/>
-    </w:p>
-    <w:p>
-      <w:pPr>
-        <w:pStyle w:val="ac"/>
+      <w:bookmarkEnd w:id="46"/>
+    </w:p>
+    <w:p>
+      <w:pPr>
+        <w:pStyle w:val="ListParagraph"/>
         <w:numPr>
           <w:ilvl w:val="0"/>
           <w:numId w:val="2"/>
@@ -7653,7 +7108,7 @@
     </w:p>
     <w:p/>
     <w:sectPr>
-      <w:footerReference w:type="default" r:id="rId16"/>
+      <w:footerReference w:type="default" r:id="rId15"/>
       <w:pgSz w:w="11906" w:h="16838"/>
       <w:pgMar w:top="1417" w:right="1417" w:bottom="1417" w:left="1417" w:header="708" w:footer="708" w:gutter="0"/>
       <w:cols w:space="708"/>
@@ -7664,7 +7119,7 @@
 </file>
 
 <file path=word/endnotes.xml><?xml version="1.0" encoding="utf-8"?>
-<w:endnotes xmlns:wpc="http://schemas.microsoft.com/office/word/2010/wordprocessingCanvas" xmlns:mc="http://schemas.openxmlformats.org/markup-compatibility/2006" xmlns:o="urn:schemas-microsoft-com:office:office" xmlns:r="http://schemas.openxmlformats.org/officeDocument/2006/relationships" xmlns:m="http://schemas.openxmlformats.org/officeDocument/2006/math" xmlns:v="urn:schemas-microsoft-com:vml" xmlns:wp14="http://schemas.microsoft.com/office/word/2010/wordprocessingDrawing" xmlns:wp="http://schemas.openxmlformats.org/drawingml/2006/wordprocessingDrawing" xmlns:w10="urn:schemas-microsoft-com:office:word" xmlns:w="http://schemas.openxmlformats.org/wordprocessingml/2006/main" xmlns:w14="http://schemas.microsoft.com/office/word/2010/wordml" xmlns:wpg="http://schemas.microsoft.com/office/word/2010/wordprocessingGroup" xmlns:wpi="http://schemas.microsoft.com/office/word/2010/wordprocessingInk" xmlns:wne="http://schemas.microsoft.com/office/word/2006/wordml" xmlns:wps="http://schemas.microsoft.com/office/word/2010/wordprocessingShape" mc:Ignorable="w14 wp14">
+<w:endnotes xmlns:wpc="http://schemas.microsoft.com/office/word/2010/wordprocessingCanvas" xmlns:cx="http://schemas.microsoft.com/office/drawing/2014/chartex" xmlns:mc="http://schemas.openxmlformats.org/markup-compatibility/2006" xmlns:o="urn:schemas-microsoft-com:office:office" xmlns:r="http://schemas.openxmlformats.org/officeDocument/2006/relationships" xmlns:m="http://schemas.openxmlformats.org/officeDocument/2006/math" xmlns:v="urn:schemas-microsoft-com:vml" xmlns:wp14="http://schemas.microsoft.com/office/word/2010/wordprocessingDrawing" xmlns:wp="http://schemas.openxmlformats.org/drawingml/2006/wordprocessingDrawing" xmlns:w10="urn:schemas-microsoft-com:office:word" xmlns:w="http://schemas.openxmlformats.org/wordprocessingml/2006/main" xmlns:w14="http://schemas.microsoft.com/office/word/2010/wordml" xmlns:w15="http://schemas.microsoft.com/office/word/2012/wordml" xmlns:w16se="http://schemas.microsoft.com/office/word/2015/wordml/symex" xmlns:wpg="http://schemas.microsoft.com/office/word/2010/wordprocessingGroup" xmlns:wpi="http://schemas.microsoft.com/office/word/2010/wordprocessingInk" xmlns:wne="http://schemas.microsoft.com/office/word/2006/wordml" xmlns:wps="http://schemas.microsoft.com/office/word/2010/wordprocessingShape" mc:Ignorable="w14 w15 w16se wp14">
   <w:endnote w:type="separator" w:id="-1">
     <w:p>
       <w:r>
@@ -7683,7 +7138,7 @@
 </file>
 
 <file path=word/footer1.xml><?xml version="1.0" encoding="utf-8"?>
-<w:ftr xmlns:wpc="http://schemas.microsoft.com/office/word/2010/wordprocessingCanvas" xmlns:mc="http://schemas.openxmlformats.org/markup-compatibility/2006" xmlns:o="urn:schemas-microsoft-com:office:office" xmlns:r="http://schemas.openxmlformats.org/officeDocument/2006/relationships" xmlns:m="http://schemas.openxmlformats.org/officeDocument/2006/math" xmlns:v="urn:schemas-microsoft-com:vml" xmlns:wp14="http://schemas.microsoft.com/office/word/2010/wordprocessingDrawing" xmlns:wp="http://schemas.openxmlformats.org/drawingml/2006/wordprocessingDrawing" xmlns:w10="urn:schemas-microsoft-com:office:word" xmlns:w="http://schemas.openxmlformats.org/wordprocessingml/2006/main" xmlns:w14="http://schemas.microsoft.com/office/word/2010/wordml" xmlns:wpg="http://schemas.microsoft.com/office/word/2010/wordprocessingGroup" xmlns:wpi="http://schemas.microsoft.com/office/word/2010/wordprocessingInk" xmlns:wne="http://schemas.microsoft.com/office/word/2006/wordml" xmlns:wps="http://schemas.microsoft.com/office/word/2010/wordprocessingShape" mc:Ignorable="w14 wp14">
+<w:ftr xmlns:wpc="http://schemas.microsoft.com/office/word/2010/wordprocessingCanvas" xmlns:cx="http://schemas.microsoft.com/office/drawing/2014/chartex" xmlns:mc="http://schemas.openxmlformats.org/markup-compatibility/2006" xmlns:o="urn:schemas-microsoft-com:office:office" xmlns:r="http://schemas.openxmlformats.org/officeDocument/2006/relationships" xmlns:m="http://schemas.openxmlformats.org/officeDocument/2006/math" xmlns:v="urn:schemas-microsoft-com:vml" xmlns:wp14="http://schemas.microsoft.com/office/word/2010/wordprocessingDrawing" xmlns:wp="http://schemas.openxmlformats.org/drawingml/2006/wordprocessingDrawing" xmlns:w10="urn:schemas-microsoft-com:office:word" xmlns:w="http://schemas.openxmlformats.org/wordprocessingml/2006/main" xmlns:w14="http://schemas.microsoft.com/office/word/2010/wordml" xmlns:w15="http://schemas.microsoft.com/office/word/2012/wordml" xmlns:w16se="http://schemas.microsoft.com/office/word/2015/wordml/symex" xmlns:wpg="http://schemas.microsoft.com/office/word/2010/wordprocessingGroup" xmlns:wpi="http://schemas.microsoft.com/office/word/2010/wordprocessingInk" xmlns:wne="http://schemas.microsoft.com/office/word/2006/wordml" xmlns:wps="http://schemas.microsoft.com/office/word/2010/wordprocessingShape" mc:Ignorable="w14 w15 w16se wp14">
   <w:sdt>
     <w:sdtPr>
       <w:id w:val="9166122"/>
@@ -7696,7 +7151,7 @@
     <w:sdtContent>
       <w:p>
         <w:pPr>
-          <w:pStyle w:val="aa"/>
+          <w:pStyle w:val="Footer"/>
         </w:pPr>
         <w:r>
           <w:rPr>
@@ -7720,7 +7175,7 @@
           <w:rPr>
             <w:noProof/>
           </w:rPr>
-          <w:t>31</w:t>
+          <w:t>4</w:t>
         </w:r>
         <w:r>
           <w:rPr>
@@ -7733,14 +7188,14 @@
   </w:sdt>
   <w:p>
     <w:pPr>
-      <w:pStyle w:val="aa"/>
+      <w:pStyle w:val="Footer"/>
     </w:pPr>
   </w:p>
 </w:ftr>
 </file>
 
 <file path=word/footnotes.xml><?xml version="1.0" encoding="utf-8"?>
-<w:footnotes xmlns:wpc="http://schemas.microsoft.com/office/word/2010/wordprocessingCanvas" xmlns:mc="http://schemas.openxmlformats.org/markup-compatibility/2006" xmlns:o="urn:schemas-microsoft-com:office:office" xmlns:r="http://schemas.openxmlformats.org/officeDocument/2006/relationships" xmlns:m="http://schemas.openxmlformats.org/officeDocument/2006/math" xmlns:v="urn:schemas-microsoft-com:vml" xmlns:wp14="http://schemas.microsoft.com/office/word/2010/wordprocessingDrawing" xmlns:wp="http://schemas.openxmlformats.org/drawingml/2006/wordprocessingDrawing" xmlns:w10="urn:schemas-microsoft-com:office:word" xmlns:w="http://schemas.openxmlformats.org/wordprocessingml/2006/main" xmlns:w14="http://schemas.microsoft.com/office/word/2010/wordml" xmlns:wpg="http://schemas.microsoft.com/office/word/2010/wordprocessingGroup" xmlns:wpi="http://schemas.microsoft.com/office/word/2010/wordprocessingInk" xmlns:wne="http://schemas.microsoft.com/office/word/2006/wordml" xmlns:wps="http://schemas.microsoft.com/office/word/2010/wordprocessingShape" mc:Ignorable="w14 wp14">
+<w:footnotes xmlns:wpc="http://schemas.microsoft.com/office/word/2010/wordprocessingCanvas" xmlns:cx="http://schemas.microsoft.com/office/drawing/2014/chartex" xmlns:mc="http://schemas.openxmlformats.org/markup-compatibility/2006" xmlns:o="urn:schemas-microsoft-com:office:office" xmlns:r="http://schemas.openxmlformats.org/officeDocument/2006/relationships" xmlns:m="http://schemas.openxmlformats.org/officeDocument/2006/math" xmlns:v="urn:schemas-microsoft-com:vml" xmlns:wp14="http://schemas.microsoft.com/office/word/2010/wordprocessingDrawing" xmlns:wp="http://schemas.openxmlformats.org/drawingml/2006/wordprocessingDrawing" xmlns:w10="urn:schemas-microsoft-com:office:word" xmlns:w="http://schemas.openxmlformats.org/wordprocessingml/2006/main" xmlns:w14="http://schemas.microsoft.com/office/word/2010/wordml" xmlns:w15="http://schemas.microsoft.com/office/word/2012/wordml" xmlns:w16se="http://schemas.microsoft.com/office/word/2015/wordml/symex" xmlns:wpg="http://schemas.microsoft.com/office/word/2010/wordprocessingGroup" xmlns:wpi="http://schemas.microsoft.com/office/word/2010/wordprocessingInk" xmlns:wne="http://schemas.microsoft.com/office/word/2006/wordml" xmlns:wps="http://schemas.microsoft.com/office/word/2010/wordprocessingShape" mc:Ignorable="w14 w15 w16se wp14">
   <w:footnote w:type="separator" w:id="-1">
     <w:p>
       <w:r>
@@ -7759,8 +7214,8 @@
 </file>
 
 <file path=word/numbering.xml><?xml version="1.0" encoding="utf-8"?>
-<w:numbering xmlns:wpc="http://schemas.microsoft.com/office/word/2010/wordprocessingCanvas" xmlns:mc="http://schemas.openxmlformats.org/markup-compatibility/2006" xmlns:o="urn:schemas-microsoft-com:office:office" xmlns:r="http://schemas.openxmlformats.org/officeDocument/2006/relationships" xmlns:m="http://schemas.openxmlformats.org/officeDocument/2006/math" xmlns:v="urn:schemas-microsoft-com:vml" xmlns:wp14="http://schemas.microsoft.com/office/word/2010/wordprocessingDrawing" xmlns:wp="http://schemas.openxmlformats.org/drawingml/2006/wordprocessingDrawing" xmlns:w10="urn:schemas-microsoft-com:office:word" xmlns:w="http://schemas.openxmlformats.org/wordprocessingml/2006/main" xmlns:w14="http://schemas.microsoft.com/office/word/2010/wordml" xmlns:wpg="http://schemas.microsoft.com/office/word/2010/wordprocessingGroup" xmlns:wpi="http://schemas.microsoft.com/office/word/2010/wordprocessingInk" xmlns:wne="http://schemas.microsoft.com/office/word/2006/wordml" xmlns:wps="http://schemas.microsoft.com/office/word/2010/wordprocessingShape" mc:Ignorable="w14 wp14">
-  <w:abstractNum w:abstractNumId="0">
+<w:numbering xmlns:wpc="http://schemas.microsoft.com/office/word/2010/wordprocessingCanvas" xmlns:cx="http://schemas.microsoft.com/office/drawing/2014/chartex" xmlns:mc="http://schemas.openxmlformats.org/markup-compatibility/2006" xmlns:o="urn:schemas-microsoft-com:office:office" xmlns:r="http://schemas.openxmlformats.org/officeDocument/2006/relationships" xmlns:m="http://schemas.openxmlformats.org/officeDocument/2006/math" xmlns:v="urn:schemas-microsoft-com:vml" xmlns:wp14="http://schemas.microsoft.com/office/word/2010/wordprocessingDrawing" xmlns:wp="http://schemas.openxmlformats.org/drawingml/2006/wordprocessingDrawing" xmlns:w10="urn:schemas-microsoft-com:office:word" xmlns:w="http://schemas.openxmlformats.org/wordprocessingml/2006/main" xmlns:w14="http://schemas.microsoft.com/office/word/2010/wordml" xmlns:w15="http://schemas.microsoft.com/office/word/2012/wordml" xmlns:w16se="http://schemas.microsoft.com/office/word/2015/wordml/symex" xmlns:wpg="http://schemas.microsoft.com/office/word/2010/wordprocessingGroup" xmlns:wpi="http://schemas.microsoft.com/office/word/2010/wordprocessingInk" xmlns:wne="http://schemas.microsoft.com/office/word/2006/wordml" xmlns:wps="http://schemas.microsoft.com/office/word/2010/wordprocessingShape" mc:Ignorable="w14 w15 w16se wp14">
+  <w:abstractNum w:abstractNumId="0" w15:restartNumberingAfterBreak="0">
     <w:nsid w:val="0273190F"/>
     <w:multiLevelType w:val="multilevel"/>
     <w:tmpl w:val="27C0515C"/>
@@ -7909,7 +7364,7 @@
       </w:rPr>
     </w:lvl>
   </w:abstractNum>
-  <w:abstractNum w:abstractNumId="1">
+  <w:abstractNum w:abstractNumId="1" w15:restartNumberingAfterBreak="0">
     <w:nsid w:val="03700DA9"/>
     <w:multiLevelType w:val="multilevel"/>
     <w:tmpl w:val="7D72253A"/>
@@ -8058,7 +7513,7 @@
       </w:rPr>
     </w:lvl>
   </w:abstractNum>
-  <w:abstractNum w:abstractNumId="2">
+  <w:abstractNum w:abstractNumId="2" w15:restartNumberingAfterBreak="0">
     <w:nsid w:val="04030578"/>
     <w:multiLevelType w:val="multilevel"/>
     <w:tmpl w:val="E81E7A24"/>
@@ -8171,7 +7626,7 @@
       </w:pPr>
     </w:lvl>
   </w:abstractNum>
-  <w:abstractNum w:abstractNumId="3">
+  <w:abstractNum w:abstractNumId="3" w15:restartNumberingAfterBreak="0">
     <w:nsid w:val="11C61772"/>
     <w:multiLevelType w:val="multilevel"/>
     <w:tmpl w:val="4508AB0C"/>
@@ -8284,14 +7739,14 @@
       </w:pPr>
     </w:lvl>
   </w:abstractNum>
-  <w:abstractNum w:abstractNumId="4">
+  <w:abstractNum w:abstractNumId="4" w15:restartNumberingAfterBreak="0">
     <w:nsid w:val="1482775B"/>
     <w:multiLevelType w:val="multilevel"/>
     <w:tmpl w:val="3DFE8C6A"/>
     <w:lvl w:ilvl="0">
       <w:start w:val="1"/>
       <w:numFmt w:val="decimal"/>
-      <w:pStyle w:val="1"/>
+      <w:pStyle w:val="Heading1"/>
       <w:lvlText w:val="%1."/>
       <w:lvlJc w:val="left"/>
       <w:pPr>
@@ -8304,7 +7759,7 @@
     <w:lvl w:ilvl="1">
       <w:start w:val="1"/>
       <w:numFmt w:val="decimal"/>
-      <w:pStyle w:val="2"/>
+      <w:pStyle w:val="Heading2"/>
       <w:lvlText w:val="%1.%2"/>
       <w:lvlJc w:val="left"/>
       <w:pPr>
@@ -8317,7 +7772,7 @@
     <w:lvl w:ilvl="2">
       <w:start w:val="1"/>
       <w:numFmt w:val="decimal"/>
-      <w:pStyle w:val="3"/>
+      <w:pStyle w:val="Heading3"/>
       <w:lvlText w:val="%1.%2.%3"/>
       <w:lvlJc w:val="left"/>
       <w:pPr>
@@ -8330,7 +7785,7 @@
     <w:lvl w:ilvl="3">
       <w:start w:val="1"/>
       <w:numFmt w:val="decimal"/>
-      <w:pStyle w:val="4"/>
+      <w:pStyle w:val="Heading4"/>
       <w:lvlText w:val="%1.%2.%3.%4"/>
       <w:lvlJc w:val="left"/>
       <w:pPr>
@@ -8343,7 +7798,7 @@
     <w:lvl w:ilvl="4">
       <w:start w:val="1"/>
       <w:numFmt w:val="decimal"/>
-      <w:pStyle w:val="5"/>
+      <w:pStyle w:val="Heading5"/>
       <w:lvlText w:val="%1.%2.%3.%4.%5"/>
       <w:lvlJc w:val="left"/>
       <w:pPr>
@@ -8356,7 +7811,7 @@
     <w:lvl w:ilvl="5">
       <w:start w:val="1"/>
       <w:numFmt w:val="decimal"/>
-      <w:pStyle w:val="6"/>
+      <w:pStyle w:val="Heading6"/>
       <w:lvlText w:val="%1.%2.%3.%4.%5.%6"/>
       <w:lvlJc w:val="left"/>
       <w:pPr>
@@ -8369,7 +7824,7 @@
     <w:lvl w:ilvl="6">
       <w:start w:val="1"/>
       <w:numFmt w:val="decimal"/>
-      <w:pStyle w:val="7"/>
+      <w:pStyle w:val="Heading7"/>
       <w:lvlText w:val="%1.%2.%3.%4.%5.%6.%7"/>
       <w:lvlJc w:val="left"/>
       <w:pPr>
@@ -8382,7 +7837,7 @@
     <w:lvl w:ilvl="7">
       <w:start w:val="1"/>
       <w:numFmt w:val="decimal"/>
-      <w:pStyle w:val="8"/>
+      <w:pStyle w:val="Heading8"/>
       <w:lvlText w:val="%1.%2.%3.%4.%5.%6.%7.%8"/>
       <w:lvlJc w:val="left"/>
       <w:pPr>
@@ -8395,7 +7850,7 @@
     <w:lvl w:ilvl="8">
       <w:start w:val="1"/>
       <w:numFmt w:val="decimal"/>
-      <w:pStyle w:val="9"/>
+      <w:pStyle w:val="Heading9"/>
       <w:lvlText w:val="%1.%2.%3.%4.%5.%6.%7.%8.%9"/>
       <w:lvlJc w:val="left"/>
       <w:pPr>
@@ -8406,7 +7861,7 @@
       </w:rPr>
     </w:lvl>
   </w:abstractNum>
-  <w:abstractNum w:abstractNumId="5">
+  <w:abstractNum w:abstractNumId="5" w15:restartNumberingAfterBreak="0">
     <w:nsid w:val="28B151F1"/>
     <w:multiLevelType w:val="hybridMultilevel"/>
     <w:tmpl w:val="BEB47992"/>
@@ -8495,7 +7950,7 @@
       </w:pPr>
     </w:lvl>
   </w:abstractNum>
-  <w:abstractNum w:abstractNumId="6">
+  <w:abstractNum w:abstractNumId="6" w15:restartNumberingAfterBreak="0">
     <w:nsid w:val="39453D5D"/>
     <w:multiLevelType w:val="multilevel"/>
     <w:tmpl w:val="AE70A622"/>
@@ -8644,7 +8099,7 @@
       </w:rPr>
     </w:lvl>
   </w:abstractNum>
-  <w:abstractNum w:abstractNumId="7">
+  <w:abstractNum w:abstractNumId="7" w15:restartNumberingAfterBreak="0">
     <w:nsid w:val="3C990C35"/>
     <w:multiLevelType w:val="multilevel"/>
     <w:tmpl w:val="E8F47E58"/>
@@ -8757,7 +8212,7 @@
       </w:pPr>
     </w:lvl>
   </w:abstractNum>
-  <w:abstractNum w:abstractNumId="8">
+  <w:abstractNum w:abstractNumId="8" w15:restartNumberingAfterBreak="0">
     <w:nsid w:val="3D470C5C"/>
     <w:multiLevelType w:val="multilevel"/>
     <w:tmpl w:val="BE0EB5C2"/>
@@ -8906,7 +8361,7 @@
       </w:rPr>
     </w:lvl>
   </w:abstractNum>
-  <w:abstractNum w:abstractNumId="9">
+  <w:abstractNum w:abstractNumId="9" w15:restartNumberingAfterBreak="0">
     <w:nsid w:val="4B401398"/>
     <w:multiLevelType w:val="multilevel"/>
     <w:tmpl w:val="A1B2A394"/>
@@ -9055,7 +8510,7 @@
       </w:rPr>
     </w:lvl>
   </w:abstractNum>
-  <w:abstractNum w:abstractNumId="10">
+  <w:abstractNum w:abstractNumId="10" w15:restartNumberingAfterBreak="0">
     <w:nsid w:val="7DD05627"/>
     <w:multiLevelType w:val="multilevel"/>
     <w:tmpl w:val="6B0057BC"/>
@@ -9243,7 +8698,7 @@
 </file>
 
 <file path=word/styles.xml><?xml version="1.0" encoding="utf-8"?>
-<w:styles xmlns:mc="http://schemas.openxmlformats.org/markup-compatibility/2006" xmlns:r="http://schemas.openxmlformats.org/officeDocument/2006/relationships" xmlns:w="http://schemas.openxmlformats.org/wordprocessingml/2006/main" xmlns:w14="http://schemas.microsoft.com/office/word/2010/wordml" mc:Ignorable="w14">
+<w:styles xmlns:mc="http://schemas.openxmlformats.org/markup-compatibility/2006" xmlns:r="http://schemas.openxmlformats.org/officeDocument/2006/relationships" xmlns:w="http://schemas.openxmlformats.org/wordprocessingml/2006/main" xmlns:w14="http://schemas.microsoft.com/office/word/2010/wordml" xmlns:w15="http://schemas.microsoft.com/office/word/2012/wordml" xmlns:w16se="http://schemas.microsoft.com/office/word/2015/wordml/symex" mc:Ignorable="w14 w15 w16se">
   <w:docDefaults>
     <w:rPrDefault>
       <w:rPr>
@@ -9259,146 +8714,380 @@
       </w:pPr>
     </w:pPrDefault>
   </w:docDefaults>
-  <w:latentStyles w:defLockedState="0" w:defUIPriority="99" w:defSemiHidden="1" w:defUnhideWhenUsed="1" w:defQFormat="0" w:count="267">
-    <w:lsdException w:name="Normal" w:semiHidden="0" w:uiPriority="0" w:unhideWhenUsed="0" w:qFormat="1"/>
-    <w:lsdException w:name="heading 1" w:semiHidden="0" w:uiPriority="9" w:unhideWhenUsed="0" w:qFormat="1"/>
-    <w:lsdException w:name="heading 2" w:uiPriority="9" w:qFormat="1"/>
-    <w:lsdException w:name="heading 3" w:uiPriority="9" w:qFormat="1"/>
-    <w:lsdException w:name="heading 4" w:uiPriority="9" w:qFormat="1"/>
-    <w:lsdException w:name="heading 5" w:uiPriority="9" w:qFormat="1"/>
-    <w:lsdException w:name="heading 6" w:uiPriority="9" w:qFormat="1"/>
-    <w:lsdException w:name="heading 7" w:uiPriority="9" w:qFormat="1"/>
-    <w:lsdException w:name="heading 8" w:uiPriority="9" w:qFormat="1"/>
-    <w:lsdException w:name="heading 9" w:uiPriority="9" w:qFormat="1"/>
-    <w:lsdException w:name="toc 1" w:uiPriority="39"/>
-    <w:lsdException w:name="toc 2" w:uiPriority="39"/>
-    <w:lsdException w:name="toc 3" w:uiPriority="39"/>
-    <w:lsdException w:name="toc 4" w:uiPriority="39"/>
-    <w:lsdException w:name="toc 5" w:uiPriority="39"/>
-    <w:lsdException w:name="toc 6" w:uiPriority="39"/>
-    <w:lsdException w:name="toc 7" w:uiPriority="39"/>
-    <w:lsdException w:name="toc 8" w:uiPriority="39"/>
-    <w:lsdException w:name="toc 9" w:uiPriority="39"/>
-    <w:lsdException w:name="caption" w:uiPriority="35" w:qFormat="1"/>
-    <w:lsdException w:name="Title" w:semiHidden="0" w:uiPriority="10" w:unhideWhenUsed="0" w:qFormat="1"/>
-    <w:lsdException w:name="Default Paragraph Font" w:uiPriority="1"/>
-    <w:lsdException w:name="Subtitle" w:semiHidden="0" w:uiPriority="11" w:unhideWhenUsed="0" w:qFormat="1"/>
-    <w:lsdException w:name="Strong" w:semiHidden="0" w:uiPriority="22" w:unhideWhenUsed="0" w:qFormat="1"/>
-    <w:lsdException w:name="Emphasis" w:semiHidden="0" w:uiPriority="20" w:unhideWhenUsed="0" w:qFormat="1"/>
-    <w:lsdException w:name="Table Grid" w:semiHidden="0" w:uiPriority="59" w:unhideWhenUsed="0"/>
-    <w:lsdException w:name="Placeholder Text" w:unhideWhenUsed="0"/>
-    <w:lsdException w:name="No Spacing" w:semiHidden="0" w:uiPriority="1" w:unhideWhenUsed="0" w:qFormat="1"/>
-    <w:lsdException w:name="Light Shading" w:semiHidden="0" w:uiPriority="60" w:unhideWhenUsed="0"/>
-    <w:lsdException w:name="Light List" w:semiHidden="0" w:uiPriority="61" w:unhideWhenUsed="0"/>
-    <w:lsdException w:name="Light Grid" w:semiHidden="0" w:uiPriority="62" w:unhideWhenUsed="0"/>
-    <w:lsdException w:name="Medium Shading 1" w:semiHidden="0" w:uiPriority="63" w:unhideWhenUsed="0"/>
-    <w:lsdException w:name="Medium Shading 2" w:semiHidden="0" w:uiPriority="64" w:unhideWhenUsed="0"/>
-    <w:lsdException w:name="Medium List 1" w:semiHidden="0" w:uiPriority="65" w:unhideWhenUsed="0"/>
-    <w:lsdException w:name="Medium List 2" w:semiHidden="0" w:uiPriority="66" w:unhideWhenUsed="0"/>
-    <w:lsdException w:name="Medium Grid 1" w:semiHidden="0" w:uiPriority="67" w:unhideWhenUsed="0"/>
-    <w:lsdException w:name="Medium Grid 2" w:semiHidden="0" w:uiPriority="68" w:unhideWhenUsed="0"/>
-    <w:lsdException w:name="Medium Grid 3" w:semiHidden="0" w:uiPriority="69" w:unhideWhenUsed="0"/>
-    <w:lsdException w:name="Dark List" w:semiHidden="0" w:uiPriority="70" w:unhideWhenUsed="0"/>
-    <w:lsdException w:name="Colorful Shading" w:semiHidden="0" w:uiPriority="71" w:unhideWhenUsed="0"/>
-    <w:lsdException w:name="Colorful List" w:semiHidden="0" w:uiPriority="72" w:unhideWhenUsed="0"/>
-    <w:lsdException w:name="Colorful Grid" w:semiHidden="0" w:uiPriority="73" w:unhideWhenUsed="0"/>
-    <w:lsdException w:name="Light Shading Accent 1" w:semiHidden="0" w:uiPriority="60" w:unhideWhenUsed="0"/>
-    <w:lsdException w:name="Light List Accent 1" w:semiHidden="0" w:uiPriority="61" w:unhideWhenUsed="0"/>
-    <w:lsdException w:name="Light Grid Accent 1" w:semiHidden="0" w:uiPriority="62" w:unhideWhenUsed="0"/>
-    <w:lsdException w:name="Medium Shading 1 Accent 1" w:semiHidden="0" w:uiPriority="63" w:unhideWhenUsed="0"/>
-    <w:lsdException w:name="Medium Shading 2 Accent 1" w:semiHidden="0" w:uiPriority="64" w:unhideWhenUsed="0"/>
-    <w:lsdException w:name="Medium List 1 Accent 1" w:semiHidden="0" w:uiPriority="65" w:unhideWhenUsed="0"/>
-    <w:lsdException w:name="Revision" w:unhideWhenUsed="0"/>
-    <w:lsdException w:name="List Paragraph" w:semiHidden="0" w:uiPriority="34" w:unhideWhenUsed="0" w:qFormat="1"/>
-    <w:lsdException w:name="Quote" w:semiHidden="0" w:uiPriority="29" w:unhideWhenUsed="0" w:qFormat="1"/>
-    <w:lsdException w:name="Intense Quote" w:semiHidden="0" w:uiPriority="30" w:unhideWhenUsed="0" w:qFormat="1"/>
-    <w:lsdException w:name="Medium List 2 Accent 1" w:semiHidden="0" w:uiPriority="66" w:unhideWhenUsed="0"/>
-    <w:lsdException w:name="Medium Grid 1 Accent 1" w:semiHidden="0" w:uiPriority="67" w:unhideWhenUsed="0"/>
-    <w:lsdException w:name="Medium Grid 2 Accent 1" w:semiHidden="0" w:uiPriority="68" w:unhideWhenUsed="0"/>
-    <w:lsdException w:name="Medium Grid 3 Accent 1" w:semiHidden="0" w:uiPriority="69" w:unhideWhenUsed="0"/>
-    <w:lsdException w:name="Dark List Accent 1" w:semiHidden="0" w:uiPriority="70" w:unhideWhenUsed="0"/>
-    <w:lsdException w:name="Colorful Shading Accent 1" w:semiHidden="0" w:uiPriority="71" w:unhideWhenUsed="0"/>
-    <w:lsdException w:name="Colorful List Accent 1" w:semiHidden="0" w:uiPriority="72" w:unhideWhenUsed="0"/>
-    <w:lsdException w:name="Colorful Grid Accent 1" w:semiHidden="0" w:uiPriority="73" w:unhideWhenUsed="0"/>
-    <w:lsdException w:name="Light Shading Accent 2" w:semiHidden="0" w:uiPriority="60" w:unhideWhenUsed="0"/>
-    <w:lsdException w:name="Light List Accent 2" w:semiHidden="0" w:uiPriority="61" w:unhideWhenUsed="0"/>
-    <w:lsdException w:name="Light Grid Accent 2" w:semiHidden="0" w:uiPriority="62" w:unhideWhenUsed="0"/>
-    <w:lsdException w:name="Medium Shading 1 Accent 2" w:semiHidden="0" w:uiPriority="63" w:unhideWhenUsed="0"/>
-    <w:lsdException w:name="Medium Shading 2 Accent 2" w:semiHidden="0" w:uiPriority="64" w:unhideWhenUsed="0"/>
-    <w:lsdException w:name="Medium List 1 Accent 2" w:semiHidden="0" w:uiPriority="65" w:unhideWhenUsed="0"/>
-    <w:lsdException w:name="Medium List 2 Accent 2" w:semiHidden="0" w:uiPriority="66" w:unhideWhenUsed="0"/>
-    <w:lsdException w:name="Medium Grid 1 Accent 2" w:semiHidden="0" w:uiPriority="67" w:unhideWhenUsed="0"/>
-    <w:lsdException w:name="Medium Grid 2 Accent 2" w:semiHidden="0" w:uiPriority="68" w:unhideWhenUsed="0"/>
-    <w:lsdException w:name="Medium Grid 3 Accent 2" w:semiHidden="0" w:uiPriority="69" w:unhideWhenUsed="0"/>
-    <w:lsdException w:name="Dark List Accent 2" w:semiHidden="0" w:uiPriority="70" w:unhideWhenUsed="0"/>
-    <w:lsdException w:name="Colorful Shading Accent 2" w:semiHidden="0" w:uiPriority="71" w:unhideWhenUsed="0"/>
-    <w:lsdException w:name="Colorful List Accent 2" w:semiHidden="0" w:uiPriority="72" w:unhideWhenUsed="0"/>
-    <w:lsdException w:name="Colorful Grid Accent 2" w:semiHidden="0" w:uiPriority="73" w:unhideWhenUsed="0"/>
-    <w:lsdException w:name="Light Shading Accent 3" w:semiHidden="0" w:uiPriority="60" w:unhideWhenUsed="0"/>
-    <w:lsdException w:name="Light List Accent 3" w:semiHidden="0" w:uiPriority="61" w:unhideWhenUsed="0"/>
-    <w:lsdException w:name="Light Grid Accent 3" w:semiHidden="0" w:uiPriority="62" w:unhideWhenUsed="0"/>
-    <w:lsdException w:name="Medium Shading 1 Accent 3" w:semiHidden="0" w:uiPriority="63" w:unhideWhenUsed="0"/>
-    <w:lsdException w:name="Medium Shading 2 Accent 3" w:semiHidden="0" w:uiPriority="64" w:unhideWhenUsed="0"/>
-    <w:lsdException w:name="Medium List 1 Accent 3" w:semiHidden="0" w:uiPriority="65" w:unhideWhenUsed="0"/>
-    <w:lsdException w:name="Medium List 2 Accent 3" w:semiHidden="0" w:uiPriority="66" w:unhideWhenUsed="0"/>
-    <w:lsdException w:name="Medium Grid 1 Accent 3" w:semiHidden="0" w:uiPriority="67" w:unhideWhenUsed="0"/>
-    <w:lsdException w:name="Medium Grid 2 Accent 3" w:semiHidden="0" w:uiPriority="68" w:unhideWhenUsed="0"/>
-    <w:lsdException w:name="Medium Grid 3 Accent 3" w:semiHidden="0" w:uiPriority="69" w:unhideWhenUsed="0"/>
-    <w:lsdException w:name="Dark List Accent 3" w:semiHidden="0" w:uiPriority="70" w:unhideWhenUsed="0"/>
-    <w:lsdException w:name="Colorful Shading Accent 3" w:semiHidden="0" w:uiPriority="71" w:unhideWhenUsed="0"/>
-    <w:lsdException w:name="Colorful List Accent 3" w:semiHidden="0" w:uiPriority="72" w:unhideWhenUsed="0"/>
-    <w:lsdException w:name="Colorful Grid Accent 3" w:semiHidden="0" w:uiPriority="73" w:unhideWhenUsed="0"/>
-    <w:lsdException w:name="Light Shading Accent 4" w:semiHidden="0" w:uiPriority="60" w:unhideWhenUsed="0"/>
-    <w:lsdException w:name="Light List Accent 4" w:semiHidden="0" w:uiPriority="61" w:unhideWhenUsed="0"/>
-    <w:lsdException w:name="Light Grid Accent 4" w:semiHidden="0" w:uiPriority="62" w:unhideWhenUsed="0"/>
-    <w:lsdException w:name="Medium Shading 1 Accent 4" w:semiHidden="0" w:uiPriority="63" w:unhideWhenUsed="0"/>
-    <w:lsdException w:name="Medium Shading 2 Accent 4" w:semiHidden="0" w:uiPriority="64" w:unhideWhenUsed="0"/>
-    <w:lsdException w:name="Medium List 1 Accent 4" w:semiHidden="0" w:uiPriority="65" w:unhideWhenUsed="0"/>
-    <w:lsdException w:name="Medium List 2 Accent 4" w:semiHidden="0" w:uiPriority="66" w:unhideWhenUsed="0"/>
-    <w:lsdException w:name="Medium Grid 1 Accent 4" w:semiHidden="0" w:uiPriority="67" w:unhideWhenUsed="0"/>
-    <w:lsdException w:name="Medium Grid 2 Accent 4" w:semiHidden="0" w:uiPriority="68" w:unhideWhenUsed="0"/>
-    <w:lsdException w:name="Medium Grid 3 Accent 4" w:semiHidden="0" w:uiPriority="69" w:unhideWhenUsed="0"/>
-    <w:lsdException w:name="Dark List Accent 4" w:semiHidden="0" w:uiPriority="70" w:unhideWhenUsed="0"/>
-    <w:lsdException w:name="Colorful Shading Accent 4" w:semiHidden="0" w:uiPriority="71" w:unhideWhenUsed="0"/>
-    <w:lsdException w:name="Colorful List Accent 4" w:semiHidden="0" w:uiPriority="72" w:unhideWhenUsed="0"/>
-    <w:lsdException w:name="Colorful Grid Accent 4" w:semiHidden="0" w:uiPriority="73" w:unhideWhenUsed="0"/>
-    <w:lsdException w:name="Light Shading Accent 5" w:semiHidden="0" w:uiPriority="60" w:unhideWhenUsed="0"/>
-    <w:lsdException w:name="Light List Accent 5" w:semiHidden="0" w:uiPriority="61" w:unhideWhenUsed="0"/>
-    <w:lsdException w:name="Light Grid Accent 5" w:semiHidden="0" w:uiPriority="62" w:unhideWhenUsed="0"/>
-    <w:lsdException w:name="Medium Shading 1 Accent 5" w:semiHidden="0" w:uiPriority="63" w:unhideWhenUsed="0"/>
-    <w:lsdException w:name="Medium Shading 2 Accent 5" w:semiHidden="0" w:uiPriority="64" w:unhideWhenUsed="0"/>
-    <w:lsdException w:name="Medium List 1 Accent 5" w:semiHidden="0" w:uiPriority="65" w:unhideWhenUsed="0"/>
-    <w:lsdException w:name="Medium List 2 Accent 5" w:semiHidden="0" w:uiPriority="66" w:unhideWhenUsed="0"/>
-    <w:lsdException w:name="Medium Grid 1 Accent 5" w:semiHidden="0" w:uiPriority="67" w:unhideWhenUsed="0"/>
-    <w:lsdException w:name="Medium Grid 2 Accent 5" w:semiHidden="0" w:uiPriority="68" w:unhideWhenUsed="0"/>
-    <w:lsdException w:name="Medium Grid 3 Accent 5" w:semiHidden="0" w:uiPriority="69" w:unhideWhenUsed="0"/>
-    <w:lsdException w:name="Dark List Accent 5" w:semiHidden="0" w:uiPriority="70" w:unhideWhenUsed="0"/>
-    <w:lsdException w:name="Colorful Shading Accent 5" w:semiHidden="0" w:uiPriority="71" w:unhideWhenUsed="0"/>
-    <w:lsdException w:name="Colorful List Accent 5" w:semiHidden="0" w:uiPriority="72" w:unhideWhenUsed="0"/>
-    <w:lsdException w:name="Colorful Grid Accent 5" w:semiHidden="0" w:uiPriority="73" w:unhideWhenUsed="0"/>
-    <w:lsdException w:name="Light Shading Accent 6" w:semiHidden="0" w:uiPriority="60" w:unhideWhenUsed="0"/>
-    <w:lsdException w:name="Light List Accent 6" w:semiHidden="0" w:uiPriority="61" w:unhideWhenUsed="0"/>
-    <w:lsdException w:name="Light Grid Accent 6" w:semiHidden="0" w:uiPriority="62" w:unhideWhenUsed="0"/>
-    <w:lsdException w:name="Medium Shading 1 Accent 6" w:semiHidden="0" w:uiPriority="63" w:unhideWhenUsed="0"/>
-    <w:lsdException w:name="Medium Shading 2 Accent 6" w:semiHidden="0" w:uiPriority="64" w:unhideWhenUsed="0"/>
-    <w:lsdException w:name="Medium List 1 Accent 6" w:semiHidden="0" w:uiPriority="65" w:unhideWhenUsed="0"/>
-    <w:lsdException w:name="Medium List 2 Accent 6" w:semiHidden="0" w:uiPriority="66" w:unhideWhenUsed="0"/>
-    <w:lsdException w:name="Medium Grid 1 Accent 6" w:semiHidden="0" w:uiPriority="67" w:unhideWhenUsed="0"/>
-    <w:lsdException w:name="Medium Grid 2 Accent 6" w:semiHidden="0" w:uiPriority="68" w:unhideWhenUsed="0"/>
-    <w:lsdException w:name="Medium Grid 3 Accent 6" w:semiHidden="0" w:uiPriority="69" w:unhideWhenUsed="0"/>
-    <w:lsdException w:name="Dark List Accent 6" w:semiHidden="0" w:uiPriority="70" w:unhideWhenUsed="0"/>
-    <w:lsdException w:name="Colorful Shading Accent 6" w:semiHidden="0" w:uiPriority="71" w:unhideWhenUsed="0"/>
-    <w:lsdException w:name="Colorful List Accent 6" w:semiHidden="0" w:uiPriority="72" w:unhideWhenUsed="0"/>
-    <w:lsdException w:name="Colorful Grid Accent 6" w:semiHidden="0" w:uiPriority="73" w:unhideWhenUsed="0"/>
-    <w:lsdException w:name="Subtle Emphasis" w:semiHidden="0" w:uiPriority="19" w:unhideWhenUsed="0" w:qFormat="1"/>
-    <w:lsdException w:name="Intense Emphasis" w:semiHidden="0" w:uiPriority="21" w:unhideWhenUsed="0" w:qFormat="1"/>
-    <w:lsdException w:name="Subtle Reference" w:semiHidden="0" w:uiPriority="31" w:unhideWhenUsed="0" w:qFormat="1"/>
-    <w:lsdException w:name="Intense Reference" w:semiHidden="0" w:uiPriority="32" w:unhideWhenUsed="0" w:qFormat="1"/>
-    <w:lsdException w:name="Book Title" w:semiHidden="0" w:uiPriority="33" w:unhideWhenUsed="0" w:qFormat="1"/>
-    <w:lsdException w:name="Bibliography" w:uiPriority="37"/>
-    <w:lsdException w:name="TOC Heading" w:uiPriority="39" w:qFormat="1"/>
+  <w:latentStyles w:defLockedState="0" w:defUIPriority="99" w:defSemiHidden="0" w:defUnhideWhenUsed="0" w:defQFormat="0" w:count="371">
+    <w:lsdException w:name="Normal" w:uiPriority="0" w:qFormat="1"/>
+    <w:lsdException w:name="heading 1" w:uiPriority="9" w:qFormat="1"/>
+    <w:lsdException w:name="heading 2" w:semiHidden="1" w:uiPriority="9" w:unhideWhenUsed="1" w:qFormat="1"/>
+    <w:lsdException w:name="heading 3" w:semiHidden="1" w:uiPriority="9" w:unhideWhenUsed="1" w:qFormat="1"/>
+    <w:lsdException w:name="heading 4" w:semiHidden="1" w:uiPriority="9" w:unhideWhenUsed="1" w:qFormat="1"/>
+    <w:lsdException w:name="heading 5" w:semiHidden="1" w:uiPriority="9" w:unhideWhenUsed="1" w:qFormat="1"/>
+    <w:lsdException w:name="heading 6" w:semiHidden="1" w:uiPriority="9" w:unhideWhenUsed="1" w:qFormat="1"/>
+    <w:lsdException w:name="heading 7" w:semiHidden="1" w:uiPriority="9" w:unhideWhenUsed="1" w:qFormat="1"/>
+    <w:lsdException w:name="heading 8" w:semiHidden="1" w:uiPriority="9" w:unhideWhenUsed="1" w:qFormat="1"/>
+    <w:lsdException w:name="heading 9" w:semiHidden="1" w:uiPriority="9" w:unhideWhenUsed="1" w:qFormat="1"/>
+    <w:lsdException w:name="index 1" w:semiHidden="1" w:unhideWhenUsed="1"/>
+    <w:lsdException w:name="index 2" w:semiHidden="1" w:unhideWhenUsed="1"/>
+    <w:lsdException w:name="index 3" w:semiHidden="1" w:unhideWhenUsed="1"/>
+    <w:lsdException w:name="index 4" w:semiHidden="1" w:unhideWhenUsed="1"/>
+    <w:lsdException w:name="index 5" w:semiHidden="1" w:unhideWhenUsed="1"/>
+    <w:lsdException w:name="index 6" w:semiHidden="1" w:unhideWhenUsed="1"/>
+    <w:lsdException w:name="index 7" w:semiHidden="1" w:unhideWhenUsed="1"/>
+    <w:lsdException w:name="index 8" w:semiHidden="1" w:unhideWhenUsed="1"/>
+    <w:lsdException w:name="index 9" w:semiHidden="1" w:unhideWhenUsed="1"/>
+    <w:lsdException w:name="toc 1" w:semiHidden="1" w:uiPriority="39" w:unhideWhenUsed="1"/>
+    <w:lsdException w:name="toc 2" w:semiHidden="1" w:uiPriority="39" w:unhideWhenUsed="1"/>
+    <w:lsdException w:name="toc 3" w:semiHidden="1" w:uiPriority="39" w:unhideWhenUsed="1"/>
+    <w:lsdException w:name="toc 4" w:semiHidden="1" w:uiPriority="39" w:unhideWhenUsed="1"/>
+    <w:lsdException w:name="toc 5" w:semiHidden="1" w:uiPriority="39" w:unhideWhenUsed="1"/>
+    <w:lsdException w:name="toc 6" w:semiHidden="1" w:uiPriority="39" w:unhideWhenUsed="1"/>
+    <w:lsdException w:name="toc 7" w:semiHidden="1" w:uiPriority="39" w:unhideWhenUsed="1"/>
+    <w:lsdException w:name="toc 8" w:semiHidden="1" w:uiPriority="39" w:unhideWhenUsed="1"/>
+    <w:lsdException w:name="toc 9" w:semiHidden="1" w:uiPriority="39" w:unhideWhenUsed="1"/>
+    <w:lsdException w:name="Normal Indent" w:semiHidden="1" w:unhideWhenUsed="1"/>
+    <w:lsdException w:name="footnote text" w:semiHidden="1" w:unhideWhenUsed="1"/>
+    <w:lsdException w:name="annotation text" w:semiHidden="1" w:unhideWhenUsed="1"/>
+    <w:lsdException w:name="header" w:semiHidden="1" w:unhideWhenUsed="1"/>
+    <w:lsdException w:name="footer" w:semiHidden="1" w:unhideWhenUsed="1"/>
+    <w:lsdException w:name="index heading" w:semiHidden="1" w:unhideWhenUsed="1"/>
+    <w:lsdException w:name="caption" w:semiHidden="1" w:uiPriority="35" w:unhideWhenUsed="1" w:qFormat="1"/>
+    <w:lsdException w:name="table of figures" w:semiHidden="1" w:unhideWhenUsed="1"/>
+    <w:lsdException w:name="envelope address" w:semiHidden="1" w:unhideWhenUsed="1"/>
+    <w:lsdException w:name="envelope return" w:semiHidden="1" w:unhideWhenUsed="1"/>
+    <w:lsdException w:name="footnote reference" w:semiHidden="1" w:unhideWhenUsed="1"/>
+    <w:lsdException w:name="annotation reference" w:semiHidden="1" w:unhideWhenUsed="1"/>
+    <w:lsdException w:name="line number" w:semiHidden="1" w:unhideWhenUsed="1"/>
+    <w:lsdException w:name="page number" w:semiHidden="1" w:unhideWhenUsed="1"/>
+    <w:lsdException w:name="endnote reference" w:semiHidden="1" w:unhideWhenUsed="1"/>
+    <w:lsdException w:name="endnote text" w:semiHidden="1" w:unhideWhenUsed="1"/>
+    <w:lsdException w:name="table of authorities" w:semiHidden="1" w:unhideWhenUsed="1"/>
+    <w:lsdException w:name="macro" w:semiHidden="1" w:unhideWhenUsed="1"/>
+    <w:lsdException w:name="toa heading" w:semiHidden="1" w:unhideWhenUsed="1"/>
+    <w:lsdException w:name="List" w:semiHidden="1" w:unhideWhenUsed="1"/>
+    <w:lsdException w:name="List Bullet" w:semiHidden="1" w:unhideWhenUsed="1"/>
+    <w:lsdException w:name="List Number" w:semiHidden="1" w:unhideWhenUsed="1"/>
+    <w:lsdException w:name="List 2" w:semiHidden="1" w:unhideWhenUsed="1"/>
+    <w:lsdException w:name="List 3" w:semiHidden="1" w:unhideWhenUsed="1"/>
+    <w:lsdException w:name="List 4" w:semiHidden="1" w:unhideWhenUsed="1"/>
+    <w:lsdException w:name="List 5" w:semiHidden="1" w:unhideWhenUsed="1"/>
+    <w:lsdException w:name="List Bullet 2" w:semiHidden="1" w:unhideWhenUsed="1"/>
+    <w:lsdException w:name="List Bullet 3" w:semiHidden="1" w:unhideWhenUsed="1"/>
+    <w:lsdException w:name="List Bullet 4" w:semiHidden="1" w:unhideWhenUsed="1"/>
+    <w:lsdException w:name="List Bullet 5" w:semiHidden="1" w:unhideWhenUsed="1"/>
+    <w:lsdException w:name="List Number 2" w:semiHidden="1" w:unhideWhenUsed="1"/>
+    <w:lsdException w:name="List Number 3" w:semiHidden="1" w:unhideWhenUsed="1"/>
+    <w:lsdException w:name="List Number 4" w:semiHidden="1" w:unhideWhenUsed="1"/>
+    <w:lsdException w:name="List Number 5" w:semiHidden="1" w:unhideWhenUsed="1"/>
+    <w:lsdException w:name="Title" w:uiPriority="10" w:qFormat="1"/>
+    <w:lsdException w:name="Closing" w:semiHidden="1" w:unhideWhenUsed="1"/>
+    <w:lsdException w:name="Signature" w:semiHidden="1" w:unhideWhenUsed="1"/>
+    <w:lsdException w:name="Default Paragraph Font" w:semiHidden="1" w:uiPriority="1" w:unhideWhenUsed="1"/>
+    <w:lsdException w:name="Body Text" w:semiHidden="1" w:unhideWhenUsed="1"/>
+    <w:lsdException w:name="Body Text Indent" w:semiHidden="1" w:unhideWhenUsed="1"/>
+    <w:lsdException w:name="List Continue" w:semiHidden="1" w:unhideWhenUsed="1"/>
+    <w:lsdException w:name="List Continue 2" w:semiHidden="1" w:unhideWhenUsed="1"/>
+    <w:lsdException w:name="List Continue 3" w:semiHidden="1" w:unhideWhenUsed="1"/>
+    <w:lsdException w:name="List Continue 4" w:semiHidden="1" w:unhideWhenUsed="1"/>
+    <w:lsdException w:name="List Continue 5" w:semiHidden="1" w:unhideWhenUsed="1"/>
+    <w:lsdException w:name="Message Header" w:semiHidden="1" w:unhideWhenUsed="1"/>
+    <w:lsdException w:name="Subtitle" w:uiPriority="11" w:qFormat="1"/>
+    <w:lsdException w:name="Salutation" w:semiHidden="1" w:unhideWhenUsed="1"/>
+    <w:lsdException w:name="Date" w:semiHidden="1" w:unhideWhenUsed="1"/>
+    <w:lsdException w:name="Body Text First Indent" w:semiHidden="1" w:unhideWhenUsed="1"/>
+    <w:lsdException w:name="Body Text First Indent 2" w:semiHidden="1" w:unhideWhenUsed="1"/>
+    <w:lsdException w:name="Note Heading" w:semiHidden="1" w:unhideWhenUsed="1"/>
+    <w:lsdException w:name="Body Text 2" w:semiHidden="1" w:unhideWhenUsed="1"/>
+    <w:lsdException w:name="Body Text 3" w:semiHidden="1" w:unhideWhenUsed="1"/>
+    <w:lsdException w:name="Body Text Indent 2" w:semiHidden="1" w:unhideWhenUsed="1"/>
+    <w:lsdException w:name="Body Text Indent 3" w:semiHidden="1" w:unhideWhenUsed="1"/>
+    <w:lsdException w:name="Block Text" w:semiHidden="1" w:unhideWhenUsed="1"/>
+    <w:lsdException w:name="Hyperlink" w:semiHidden="1" w:unhideWhenUsed="1"/>
+    <w:lsdException w:name="FollowedHyperlink" w:semiHidden="1" w:unhideWhenUsed="1"/>
+    <w:lsdException w:name="Strong" w:uiPriority="22" w:qFormat="1"/>
+    <w:lsdException w:name="Emphasis" w:uiPriority="20" w:qFormat="1"/>
+    <w:lsdException w:name="Document Map" w:semiHidden="1" w:unhideWhenUsed="1"/>
+    <w:lsdException w:name="Plain Text" w:semiHidden="1" w:unhideWhenUsed="1"/>
+    <w:lsdException w:name="E-mail Signature" w:semiHidden="1" w:unhideWhenUsed="1"/>
+    <w:lsdException w:name="HTML Top of Form" w:semiHidden="1" w:unhideWhenUsed="1"/>
+    <w:lsdException w:name="HTML Bottom of Form" w:semiHidden="1" w:unhideWhenUsed="1"/>
+    <w:lsdException w:name="Normal (Web)" w:semiHidden="1" w:unhideWhenUsed="1"/>
+    <w:lsdException w:name="HTML Acronym" w:semiHidden="1" w:unhideWhenUsed="1"/>
+    <w:lsdException w:name="HTML Address" w:semiHidden="1" w:unhideWhenUsed="1"/>
+    <w:lsdException w:name="HTML Cite" w:semiHidden="1" w:unhideWhenUsed="1"/>
+    <w:lsdException w:name="HTML Code" w:semiHidden="1" w:unhideWhenUsed="1"/>
+    <w:lsdException w:name="HTML Definition" w:semiHidden="1" w:unhideWhenUsed="1"/>
+    <w:lsdException w:name="HTML Keyboard" w:semiHidden="1" w:unhideWhenUsed="1"/>
+    <w:lsdException w:name="HTML Preformatted" w:semiHidden="1" w:unhideWhenUsed="1"/>
+    <w:lsdException w:name="HTML Sample" w:semiHidden="1" w:unhideWhenUsed="1"/>
+    <w:lsdException w:name="HTML Typewriter" w:semiHidden="1" w:unhideWhenUsed="1"/>
+    <w:lsdException w:name="HTML Variable" w:semiHidden="1" w:unhideWhenUsed="1"/>
+    <w:lsdException w:name="Normal Table" w:semiHidden="1" w:unhideWhenUsed="1"/>
+    <w:lsdException w:name="annotation subject" w:semiHidden="1" w:unhideWhenUsed="1"/>
+    <w:lsdException w:name="No List" w:semiHidden="1" w:unhideWhenUsed="1"/>
+    <w:lsdException w:name="Outline List 1" w:semiHidden="1" w:unhideWhenUsed="1"/>
+    <w:lsdException w:name="Outline List 2" w:semiHidden="1" w:unhideWhenUsed="1"/>
+    <w:lsdException w:name="Outline List 3" w:semiHidden="1" w:unhideWhenUsed="1"/>
+    <w:lsdException w:name="Table Simple 1" w:semiHidden="1" w:unhideWhenUsed="1"/>
+    <w:lsdException w:name="Table Simple 2" w:semiHidden="1" w:unhideWhenUsed="1"/>
+    <w:lsdException w:name="Table Simple 3" w:semiHidden="1" w:unhideWhenUsed="1"/>
+    <w:lsdException w:name="Table Classic 1" w:semiHidden="1" w:unhideWhenUsed="1"/>
+    <w:lsdException w:name="Table Classic 2" w:semiHidden="1" w:unhideWhenUsed="1"/>
+    <w:lsdException w:name="Table Classic 3" w:semiHidden="1" w:unhideWhenUsed="1"/>
+    <w:lsdException w:name="Table Classic 4" w:semiHidden="1" w:unhideWhenUsed="1"/>
+    <w:lsdException w:name="Table Colorful 1" w:semiHidden="1" w:unhideWhenUsed="1"/>
+    <w:lsdException w:name="Table Colorful 2" w:semiHidden="1" w:unhideWhenUsed="1"/>
+    <w:lsdException w:name="Table Colorful 3" w:semiHidden="1" w:unhideWhenUsed="1"/>
+    <w:lsdException w:name="Table Columns 1" w:semiHidden="1" w:unhideWhenUsed="1"/>
+    <w:lsdException w:name="Table Columns 2" w:semiHidden="1" w:unhideWhenUsed="1"/>
+    <w:lsdException w:name="Table Columns 3" w:semiHidden="1" w:unhideWhenUsed="1"/>
+    <w:lsdException w:name="Table Columns 4" w:semiHidden="1" w:unhideWhenUsed="1"/>
+    <w:lsdException w:name="Table Columns 5" w:semiHidden="1" w:unhideWhenUsed="1"/>
+    <w:lsdException w:name="Table Grid 1" w:semiHidden="1" w:unhideWhenUsed="1"/>
+    <w:lsdException w:name="Table Grid 2" w:semiHidden="1" w:unhideWhenUsed="1"/>
+    <w:lsdException w:name="Table Grid 3" w:semiHidden="1" w:unhideWhenUsed="1"/>
+    <w:lsdException w:name="Table Grid 4" w:semiHidden="1" w:unhideWhenUsed="1"/>
+    <w:lsdException w:name="Table Grid 5" w:semiHidden="1" w:unhideWhenUsed="1"/>
+    <w:lsdException w:name="Table Grid 6" w:semiHidden="1" w:unhideWhenUsed="1"/>
+    <w:lsdException w:name="Table Grid 7" w:semiHidden="1" w:unhideWhenUsed="1"/>
+    <w:lsdException w:name="Table Grid 8" w:semiHidden="1" w:unhideWhenUsed="1"/>
+    <w:lsdException w:name="Table List 1" w:semiHidden="1" w:unhideWhenUsed="1"/>
+    <w:lsdException w:name="Table List 2" w:semiHidden="1" w:unhideWhenUsed="1"/>
+    <w:lsdException w:name="Table List 3" w:semiHidden="1" w:unhideWhenUsed="1"/>
+    <w:lsdException w:name="Table List 4" w:semiHidden="1" w:unhideWhenUsed="1"/>
+    <w:lsdException w:name="Table List 5" w:semiHidden="1" w:unhideWhenUsed="1"/>
+    <w:lsdException w:name="Table List 6" w:semiHidden="1" w:unhideWhenUsed="1"/>
+    <w:lsdException w:name="Table List 7" w:semiHidden="1" w:unhideWhenUsed="1"/>
+    <w:lsdException w:name="Table List 8" w:semiHidden="1" w:unhideWhenUsed="1"/>
+    <w:lsdException w:name="Table 3D effects 1" w:semiHidden="1" w:unhideWhenUsed="1"/>
+    <w:lsdException w:name="Table 3D effects 2" w:semiHidden="1" w:unhideWhenUsed="1"/>
+    <w:lsdException w:name="Table 3D effects 3" w:semiHidden="1" w:unhideWhenUsed="1"/>
+    <w:lsdException w:name="Table Contemporary" w:semiHidden="1" w:unhideWhenUsed="1"/>
+    <w:lsdException w:name="Table Elegant" w:semiHidden="1" w:unhideWhenUsed="1"/>
+    <w:lsdException w:name="Table Professional" w:semiHidden="1" w:unhideWhenUsed="1"/>
+    <w:lsdException w:name="Table Subtle 1" w:semiHidden="1" w:unhideWhenUsed="1"/>
+    <w:lsdException w:name="Table Subtle 2" w:semiHidden="1" w:unhideWhenUsed="1"/>
+    <w:lsdException w:name="Table Web 1" w:semiHidden="1" w:unhideWhenUsed="1"/>
+    <w:lsdException w:name="Table Web 2" w:semiHidden="1" w:unhideWhenUsed="1"/>
+    <w:lsdException w:name="Table Web 3" w:semiHidden="1" w:unhideWhenUsed="1"/>
+    <w:lsdException w:name="Balloon Text" w:semiHidden="1" w:unhideWhenUsed="1"/>
+    <w:lsdException w:name="Table Grid" w:uiPriority="59"/>
+    <w:lsdException w:name="Table Theme" w:semiHidden="1" w:unhideWhenUsed="1"/>
+    <w:lsdException w:name="Placeholder Text" w:semiHidden="1"/>
+    <w:lsdException w:name="No Spacing" w:uiPriority="1" w:qFormat="1"/>
+    <w:lsdException w:name="Light Shading" w:uiPriority="60"/>
+    <w:lsdException w:name="Light List" w:uiPriority="61"/>
+    <w:lsdException w:name="Light Grid" w:uiPriority="62"/>
+    <w:lsdException w:name="Medium Shading 1" w:uiPriority="63"/>
+    <w:lsdException w:name="Medium Shading 2" w:uiPriority="64"/>
+    <w:lsdException w:name="Medium List 1" w:uiPriority="65"/>
+    <w:lsdException w:name="Medium List 2" w:uiPriority="66"/>
+    <w:lsdException w:name="Medium Grid 1" w:uiPriority="67"/>
+    <w:lsdException w:name="Medium Grid 2" w:uiPriority="68"/>
+    <w:lsdException w:name="Medium Grid 3" w:uiPriority="69"/>
+    <w:lsdException w:name="Dark List" w:uiPriority="70"/>
+    <w:lsdException w:name="Colorful Shading" w:uiPriority="71"/>
+    <w:lsdException w:name="Colorful List" w:uiPriority="72"/>
+    <w:lsdException w:name="Colorful Grid" w:uiPriority="73"/>
+    <w:lsdException w:name="Light Shading Accent 1" w:uiPriority="60"/>
+    <w:lsdException w:name="Light List Accent 1" w:uiPriority="61"/>
+    <w:lsdException w:name="Light Grid Accent 1" w:uiPriority="62"/>
+    <w:lsdException w:name="Medium Shading 1 Accent 1" w:uiPriority="63"/>
+    <w:lsdException w:name="Medium Shading 2 Accent 1" w:uiPriority="64"/>
+    <w:lsdException w:name="Medium List 1 Accent 1" w:uiPriority="65"/>
+    <w:lsdException w:name="Revision" w:semiHidden="1"/>
+    <w:lsdException w:name="List Paragraph" w:uiPriority="34" w:qFormat="1"/>
+    <w:lsdException w:name="Quote" w:uiPriority="29" w:qFormat="1"/>
+    <w:lsdException w:name="Intense Quote" w:uiPriority="30" w:qFormat="1"/>
+    <w:lsdException w:name="Medium List 2 Accent 1" w:uiPriority="66"/>
+    <w:lsdException w:name="Medium Grid 1 Accent 1" w:uiPriority="67"/>
+    <w:lsdException w:name="Medium Grid 2 Accent 1" w:uiPriority="68"/>
+    <w:lsdException w:name="Medium Grid 3 Accent 1" w:uiPriority="69"/>
+    <w:lsdException w:name="Dark List Accent 1" w:uiPriority="70"/>
+    <w:lsdException w:name="Colorful Shading Accent 1" w:uiPriority="71"/>
+    <w:lsdException w:name="Colorful List Accent 1" w:uiPriority="72"/>
+    <w:lsdException w:name="Colorful Grid Accent 1" w:uiPriority="73"/>
+    <w:lsdException w:name="Light Shading Accent 2" w:uiPriority="60"/>
+    <w:lsdException w:name="Light List Accent 2" w:uiPriority="61"/>
+    <w:lsdException w:name="Light Grid Accent 2" w:uiPriority="62"/>
+    <w:lsdException w:name="Medium Shading 1 Accent 2" w:uiPriority="63"/>
+    <w:lsdException w:name="Medium Shading 2 Accent 2" w:uiPriority="64"/>
+    <w:lsdException w:name="Medium List 1 Accent 2" w:uiPriority="65"/>
+    <w:lsdException w:name="Medium List 2 Accent 2" w:uiPriority="66"/>
+    <w:lsdException w:name="Medium Grid 1 Accent 2" w:uiPriority="67"/>
+    <w:lsdException w:name="Medium Grid 2 Accent 2" w:uiPriority="68"/>
+    <w:lsdException w:name="Medium Grid 3 Accent 2" w:uiPriority="69"/>
+    <w:lsdException w:name="Dark List Accent 2" w:uiPriority="70"/>
+    <w:lsdException w:name="Colorful Shading Accent 2" w:uiPriority="71"/>
+    <w:lsdException w:name="Colorful List Accent 2" w:uiPriority="72"/>
+    <w:lsdException w:name="Colorful Grid Accent 2" w:uiPriority="73"/>
+    <w:lsdException w:name="Light Shading Accent 3" w:uiPriority="60"/>
+    <w:lsdException w:name="Light List Accent 3" w:uiPriority="61"/>
+    <w:lsdException w:name="Light Grid Accent 3" w:uiPriority="62"/>
+    <w:lsdException w:name="Medium Shading 1 Accent 3" w:uiPriority="63"/>
+    <w:lsdException w:name="Medium Shading 2 Accent 3" w:uiPriority="64"/>
+    <w:lsdException w:name="Medium List 1 Accent 3" w:uiPriority="65"/>
+    <w:lsdException w:name="Medium List 2 Accent 3" w:uiPriority="66"/>
+    <w:lsdException w:name="Medium Grid 1 Accent 3" w:uiPriority="67"/>
+    <w:lsdException w:name="Medium Grid 2 Accent 3" w:uiPriority="68"/>
+    <w:lsdException w:name="Medium Grid 3 Accent 3" w:uiPriority="69"/>
+    <w:lsdException w:name="Dark List Accent 3" w:uiPriority="70"/>
+    <w:lsdException w:name="Colorful Shading Accent 3" w:uiPriority="71"/>
+    <w:lsdException w:name="Colorful List Accent 3" w:uiPriority="72"/>
+    <w:lsdException w:name="Colorful Grid Accent 3" w:uiPriority="73"/>
+    <w:lsdException w:name="Light Shading Accent 4" w:uiPriority="60"/>
+    <w:lsdException w:name="Light List Accent 4" w:uiPriority="61"/>
+    <w:lsdException w:name="Light Grid Accent 4" w:uiPriority="62"/>
+    <w:lsdException w:name="Medium Shading 1 Accent 4" w:uiPriority="63"/>
+    <w:lsdException w:name="Medium Shading 2 Accent 4" w:uiPriority="64"/>
+    <w:lsdException w:name="Medium List 1 Accent 4" w:uiPriority="65"/>
+    <w:lsdException w:name="Medium List 2 Accent 4" w:uiPriority="66"/>
+    <w:lsdException w:name="Medium Grid 1 Accent 4" w:uiPriority="67"/>
+    <w:lsdException w:name="Medium Grid 2 Accent 4" w:uiPriority="68"/>
+    <w:lsdException w:name="Medium Grid 3 Accent 4" w:uiPriority="69"/>
+    <w:lsdException w:name="Dark List Accent 4" w:uiPriority="70"/>
+    <w:lsdException w:name="Colorful Shading Accent 4" w:uiPriority="71"/>
+    <w:lsdException w:name="Colorful List Accent 4" w:uiPriority="72"/>
+    <w:lsdException w:name="Colorful Grid Accent 4" w:uiPriority="73"/>
+    <w:lsdException w:name="Light Shading Accent 5" w:uiPriority="60"/>
+    <w:lsdException w:name="Light List Accent 5" w:uiPriority="61"/>
+    <w:lsdException w:name="Light Grid Accent 5" w:uiPriority="62"/>
+    <w:lsdException w:name="Medium Shading 1 Accent 5" w:uiPriority="63"/>
+    <w:lsdException w:name="Medium Shading 2 Accent 5" w:uiPriority="64"/>
+    <w:lsdException w:name="Medium List 1 Accent 5" w:uiPriority="65"/>
+    <w:lsdException w:name="Medium List 2 Accent 5" w:uiPriority="66"/>
+    <w:lsdException w:name="Medium Grid 1 Accent 5" w:uiPriority="67"/>
+    <w:lsdException w:name="Medium Grid 2 Accent 5" w:uiPriority="68"/>
+    <w:lsdException w:name="Medium Grid 3 Accent 5" w:uiPriority="69"/>
+    <w:lsdException w:name="Dark List Accent 5" w:uiPriority="70"/>
+    <w:lsdException w:name="Colorful Shading Accent 5" w:uiPriority="71"/>
+    <w:lsdException w:name="Colorful List Accent 5" w:uiPriority="72"/>
+    <w:lsdException w:name="Colorful Grid Accent 5" w:uiPriority="73"/>
+    <w:lsdException w:name="Light Shading Accent 6" w:uiPriority="60"/>
+    <w:lsdException w:name="Light List Accent 6" w:uiPriority="61"/>
+    <w:lsdException w:name="Light Grid Accent 6" w:uiPriority="62"/>
+    <w:lsdException w:name="Medium Shading 1 Accent 6" w:uiPriority="63"/>
+    <w:lsdException w:name="Medium Shading 2 Accent 6" w:uiPriority="64"/>
+    <w:lsdException w:name="Medium List 1 Accent 6" w:uiPriority="65"/>
+    <w:lsdException w:name="Medium List 2 Accent 6" w:uiPriority="66"/>
+    <w:lsdException w:name="Medium Grid 1 Accent 6" w:uiPriority="67"/>
+    <w:lsdException w:name="Medium Grid 2 Accent 6" w:uiPriority="68"/>
+    <w:lsdException w:name="Medium Grid 3 Accent 6" w:uiPriority="69"/>
+    <w:lsdException w:name="Dark List Accent 6" w:uiPriority="70"/>
+    <w:lsdException w:name="Colorful Shading Accent 6" w:uiPriority="71"/>
+    <w:lsdException w:name="Colorful List Accent 6" w:uiPriority="72"/>
+    <w:lsdException w:name="Colorful Grid Accent 6" w:uiPriority="73"/>
+    <w:lsdException w:name="Subtle Emphasis" w:uiPriority="19" w:qFormat="1"/>
+    <w:lsdException w:name="Intense Emphasis" w:uiPriority="21" w:qFormat="1"/>
+    <w:lsdException w:name="Subtle Reference" w:uiPriority="31" w:qFormat="1"/>
+    <w:lsdException w:name="Intense Reference" w:uiPriority="32" w:qFormat="1"/>
+    <w:lsdException w:name="Book Title" w:uiPriority="33" w:qFormat="1"/>
+    <w:lsdException w:name="Bibliography" w:semiHidden="1" w:uiPriority="37" w:unhideWhenUsed="1"/>
+    <w:lsdException w:name="TOC Heading" w:semiHidden="1" w:uiPriority="39" w:unhideWhenUsed="1" w:qFormat="1"/>
+    <w:lsdException w:name="Plain Table 1" w:uiPriority="41"/>
+    <w:lsdException w:name="Plain Table 2" w:uiPriority="42"/>
+    <w:lsdException w:name="Plain Table 3" w:uiPriority="43"/>
+    <w:lsdException w:name="Plain Table 4" w:uiPriority="44"/>
+    <w:lsdException w:name="Plain Table 5" w:uiPriority="45"/>
+    <w:lsdException w:name="Grid Table Light" w:uiPriority="40"/>
+    <w:lsdException w:name="Grid Table 1 Light" w:uiPriority="46"/>
+    <w:lsdException w:name="Grid Table 2" w:uiPriority="47"/>
+    <w:lsdException w:name="Grid Table 3" w:uiPriority="48"/>
+    <w:lsdException w:name="Grid Table 4" w:uiPriority="49"/>
+    <w:lsdException w:name="Grid Table 5 Dark" w:uiPriority="50"/>
+    <w:lsdException w:name="Grid Table 6 Colorful" w:uiPriority="51"/>
+    <w:lsdException w:name="Grid Table 7 Colorful" w:uiPriority="52"/>
+    <w:lsdException w:name="Grid Table 1 Light Accent 1" w:uiPriority="46"/>
+    <w:lsdException w:name="Grid Table 2 Accent 1" w:uiPriority="47"/>
+    <w:lsdException w:name="Grid Table 3 Accent 1" w:uiPriority="48"/>
+    <w:lsdException w:name="Grid Table 4 Accent 1" w:uiPriority="49"/>
+    <w:lsdException w:name="Grid Table 5 Dark Accent 1" w:uiPriority="50"/>
+    <w:lsdException w:name="Grid Table 6 Colorful Accent 1" w:uiPriority="51"/>
+    <w:lsdException w:name="Grid Table 7 Colorful Accent 1" w:uiPriority="52"/>
+    <w:lsdException w:name="Grid Table 1 Light Accent 2" w:uiPriority="46"/>
+    <w:lsdException w:name="Grid Table 2 Accent 2" w:uiPriority="47"/>
+    <w:lsdException w:name="Grid Table 3 Accent 2" w:uiPriority="48"/>
+    <w:lsdException w:name="Grid Table 4 Accent 2" w:uiPriority="49"/>
+    <w:lsdException w:name="Grid Table 5 Dark Accent 2" w:uiPriority="50"/>
+    <w:lsdException w:name="Grid Table 6 Colorful Accent 2" w:uiPriority="51"/>
+    <w:lsdException w:name="Grid Table 7 Colorful Accent 2" w:uiPriority="52"/>
+    <w:lsdException w:name="Grid Table 1 Light Accent 3" w:uiPriority="46"/>
+    <w:lsdException w:name="Grid Table 2 Accent 3" w:uiPriority="47"/>
+    <w:lsdException w:name="Grid Table 3 Accent 3" w:uiPriority="48"/>
+    <w:lsdException w:name="Grid Table 4 Accent 3" w:uiPriority="49"/>
+    <w:lsdException w:name="Grid Table 5 Dark Accent 3" w:uiPriority="50"/>
+    <w:lsdException w:name="Grid Table 6 Colorful Accent 3" w:uiPriority="51"/>
+    <w:lsdException w:name="Grid Table 7 Colorful Accent 3" w:uiPriority="52"/>
+    <w:lsdException w:name="Grid Table 1 Light Accent 4" w:uiPriority="46"/>
+    <w:lsdException w:name="Grid Table 2 Accent 4" w:uiPriority="47"/>
+    <w:lsdException w:name="Grid Table 3 Accent 4" w:uiPriority="48"/>
+    <w:lsdException w:name="Grid Table 4 Accent 4" w:uiPriority="49"/>
+    <w:lsdException w:name="Grid Table 5 Dark Accent 4" w:uiPriority="50"/>
+    <w:lsdException w:name="Grid Table 6 Colorful Accent 4" w:uiPriority="51"/>
+    <w:lsdException w:name="Grid Table 7 Colorful Accent 4" w:uiPriority="52"/>
+    <w:lsdException w:name="Grid Table 1 Light Accent 5" w:uiPriority="46"/>
+    <w:lsdException w:name="Grid Table 2 Accent 5" w:uiPriority="47"/>
+    <w:lsdException w:name="Grid Table 3 Accent 5" w:uiPriority="48"/>
+    <w:lsdException w:name="Grid Table 4 Accent 5" w:uiPriority="49"/>
+    <w:lsdException w:name="Grid Table 5 Dark Accent 5" w:uiPriority="50"/>
+    <w:lsdException w:name="Grid Table 6 Colorful Accent 5" w:uiPriority="51"/>
+    <w:lsdException w:name="Grid Table 7 Colorful Accent 5" w:uiPriority="52"/>
+    <w:lsdException w:name="Grid Table 1 Light Accent 6" w:uiPriority="46"/>
+    <w:lsdException w:name="Grid Table 2 Accent 6" w:uiPriority="47"/>
+    <w:lsdException w:name="Grid Table 3 Accent 6" w:uiPriority="48"/>
+    <w:lsdException w:name="Grid Table 4 Accent 6" w:uiPriority="49"/>
+    <w:lsdException w:name="Grid Table 5 Dark Accent 6" w:uiPriority="50"/>
+    <w:lsdException w:name="Grid Table 6 Colorful Accent 6" w:uiPriority="51"/>
+    <w:lsdException w:name="Grid Table 7 Colorful Accent 6" w:uiPriority="52"/>
+    <w:lsdException w:name="List Table 1 Light" w:uiPriority="46"/>
+    <w:lsdException w:name="List Table 2" w:uiPriority="47"/>
+    <w:lsdException w:name="List Table 3" w:uiPriority="48"/>
+    <w:lsdException w:name="List Table 4" w:uiPriority="49"/>
+    <w:lsdException w:name="List Table 5 Dark" w:uiPriority="50"/>
+    <w:lsdException w:name="List Table 6 Colorful" w:uiPriority="51"/>
+    <w:lsdException w:name="List Table 7 Colorful" w:uiPriority="52"/>
+    <w:lsdException w:name="List Table 1 Light Accent 1" w:uiPriority="46"/>
+    <w:lsdException w:name="List Table 2 Accent 1" w:uiPriority="47"/>
+    <w:lsdException w:name="List Table 3 Accent 1" w:uiPriority="48"/>
+    <w:lsdException w:name="List Table 4 Accent 1" w:uiPriority="49"/>
+    <w:lsdException w:name="List Table 5 Dark Accent 1" w:uiPriority="50"/>
+    <w:lsdException w:name="List Table 6 Colorful Accent 1" w:uiPriority="51"/>
+    <w:lsdException w:name="List Table 7 Colorful Accent 1" w:uiPriority="52"/>
+    <w:lsdException w:name="List Table 1 Light Accent 2" w:uiPriority="46"/>
+    <w:lsdException w:name="List Table 2 Accent 2" w:uiPriority="47"/>
+    <w:lsdException w:name="List Table 3 Accent 2" w:uiPriority="48"/>
+    <w:lsdException w:name="List Table 4 Accent 2" w:uiPriority="49"/>
+    <w:lsdException w:name="List Table 5 Dark Accent 2" w:uiPriority="50"/>
+    <w:lsdException w:name="List Table 6 Colorful Accent 2" w:uiPriority="51"/>
+    <w:lsdException w:name="List Table 7 Colorful Accent 2" w:uiPriority="52"/>
+    <w:lsdException w:name="List Table 1 Light Accent 3" w:uiPriority="46"/>
+    <w:lsdException w:name="List Table 2 Accent 3" w:uiPriority="47"/>
+    <w:lsdException w:name="List Table 3 Accent 3" w:uiPriority="48"/>
+    <w:lsdException w:name="List Table 4 Accent 3" w:uiPriority="49"/>
+    <w:lsdException w:name="List Table 5 Dark Accent 3" w:uiPriority="50"/>
+    <w:lsdException w:name="List Table 6 Colorful Accent 3" w:uiPriority="51"/>
+    <w:lsdException w:name="List Table 7 Colorful Accent 3" w:uiPriority="52"/>
+    <w:lsdException w:name="List Table 1 Light Accent 4" w:uiPriority="46"/>
+    <w:lsdException w:name="List Table 2 Accent 4" w:uiPriority="47"/>
+    <w:lsdException w:name="List Table 3 Accent 4" w:uiPriority="48"/>
+    <w:lsdException w:name="List Table 4 Accent 4" w:uiPriority="49"/>
+    <w:lsdException w:name="List Table 5 Dark Accent 4" w:uiPriority="50"/>
+    <w:lsdException w:name="List Table 6 Colorful Accent 4" w:uiPriority="51"/>
+    <w:lsdException w:name="List Table 7 Colorful Accent 4" w:uiPriority="52"/>
+    <w:lsdException w:name="List Table 1 Light Accent 5" w:uiPriority="46"/>
+    <w:lsdException w:name="List Table 2 Accent 5" w:uiPriority="47"/>
+    <w:lsdException w:name="List Table 3 Accent 5" w:uiPriority="48"/>
+    <w:lsdException w:name="List Table 4 Accent 5" w:uiPriority="49"/>
+    <w:lsdException w:name="List Table 5 Dark Accent 5" w:uiPriority="50"/>
+    <w:lsdException w:name="List Table 6 Colorful Accent 5" w:uiPriority="51"/>
+    <w:lsdException w:name="List Table 7 Colorful Accent 5" w:uiPriority="52"/>
+    <w:lsdException w:name="List Table 1 Light Accent 6" w:uiPriority="46"/>
+    <w:lsdException w:name="List Table 2 Accent 6" w:uiPriority="47"/>
+    <w:lsdException w:name="List Table 3 Accent 6" w:uiPriority="48"/>
+    <w:lsdException w:name="List Table 4 Accent 6" w:uiPriority="49"/>
+    <w:lsdException w:name="List Table 5 Dark Accent 6" w:uiPriority="50"/>
+    <w:lsdException w:name="List Table 6 Colorful Accent 6" w:uiPriority="51"/>
+    <w:lsdException w:name="List Table 7 Colorful Accent 6" w:uiPriority="52"/>
   </w:latentStyles>
-  <w:style w:type="paragraph" w:default="1" w:styleId="a0">
+  <w:style w:type="paragraph" w:default="1" w:styleId="Normal">
     <w:name w:val="Normal"/>
     <w:qFormat/>
     <w:rsid w:val="00384DA0"/>
@@ -9413,11 +9102,11 @@
       <w:szCs w:val="24"/>
     </w:rPr>
   </w:style>
-  <w:style w:type="paragraph" w:styleId="1">
+  <w:style w:type="paragraph" w:styleId="Heading1">
     <w:name w:val="heading 1"/>
-    <w:basedOn w:val="a0"/>
-    <w:next w:val="a0"/>
-    <w:link w:val="10"/>
+    <w:basedOn w:val="Normal"/>
+    <w:next w:val="Normal"/>
+    <w:link w:val="Heading1Char"/>
     <w:uiPriority w:val="9"/>
     <w:qFormat/>
     <w:rsid w:val="00C528A5"/>
@@ -9445,11 +9134,11 @@
       <w:lang w:eastAsia="bg-BG"/>
     </w:rPr>
   </w:style>
-  <w:style w:type="paragraph" w:styleId="2">
+  <w:style w:type="paragraph" w:styleId="Heading2">
     <w:name w:val="heading 2"/>
-    <w:basedOn w:val="a0"/>
-    <w:next w:val="a0"/>
-    <w:link w:val="20"/>
+    <w:basedOn w:val="Normal"/>
+    <w:next w:val="Normal"/>
+    <w:link w:val="Heading2Char"/>
     <w:uiPriority w:val="9"/>
     <w:unhideWhenUsed/>
     <w:qFormat/>
@@ -9475,11 +9164,11 @@
       <w:szCs w:val="28"/>
     </w:rPr>
   </w:style>
-  <w:style w:type="paragraph" w:styleId="3">
+  <w:style w:type="paragraph" w:styleId="Heading3">
     <w:name w:val="heading 3"/>
-    <w:basedOn w:val="a0"/>
-    <w:next w:val="a0"/>
-    <w:link w:val="30"/>
+    <w:basedOn w:val="Normal"/>
+    <w:next w:val="Normal"/>
+    <w:link w:val="Heading3Char"/>
     <w:uiPriority w:val="9"/>
     <w:unhideWhenUsed/>
     <w:qFormat/>
@@ -9503,11 +9192,11 @@
       <w:lang w:eastAsia="bg-BG"/>
     </w:rPr>
   </w:style>
-  <w:style w:type="paragraph" w:styleId="4">
+  <w:style w:type="paragraph" w:styleId="Heading4">
     <w:name w:val="heading 4"/>
-    <w:basedOn w:val="a0"/>
-    <w:next w:val="a0"/>
-    <w:link w:val="40"/>
+    <w:basedOn w:val="Normal"/>
+    <w:next w:val="Normal"/>
+    <w:link w:val="Heading4Char"/>
     <w:uiPriority w:val="9"/>
     <w:unhideWhenUsed/>
     <w:qFormat/>
@@ -9531,11 +9220,11 @@
       <w:color w:val="000000" w:themeColor="text1"/>
     </w:rPr>
   </w:style>
-  <w:style w:type="paragraph" w:styleId="5">
+  <w:style w:type="paragraph" w:styleId="Heading5">
     <w:name w:val="heading 5"/>
-    <w:basedOn w:val="a0"/>
-    <w:next w:val="a0"/>
-    <w:link w:val="50"/>
+    <w:basedOn w:val="Normal"/>
+    <w:next w:val="Normal"/>
+    <w:link w:val="Heading5Char"/>
     <w:uiPriority w:val="9"/>
     <w:semiHidden/>
     <w:unhideWhenUsed/>
@@ -9556,11 +9245,11 @@
       <w:color w:val="17365D" w:themeColor="text2" w:themeShade="BF"/>
     </w:rPr>
   </w:style>
-  <w:style w:type="paragraph" w:styleId="6">
+  <w:style w:type="paragraph" w:styleId="Heading6">
     <w:name w:val="heading 6"/>
-    <w:basedOn w:val="a0"/>
-    <w:next w:val="a0"/>
-    <w:link w:val="60"/>
+    <w:basedOn w:val="Normal"/>
+    <w:next w:val="Normal"/>
+    <w:link w:val="Heading6Char"/>
     <w:uiPriority w:val="9"/>
     <w:semiHidden/>
     <w:unhideWhenUsed/>
@@ -9583,11 +9272,11 @@
       <w:color w:val="17365D" w:themeColor="text2" w:themeShade="BF"/>
     </w:rPr>
   </w:style>
-  <w:style w:type="paragraph" w:styleId="7">
+  <w:style w:type="paragraph" w:styleId="Heading7">
     <w:name w:val="heading 7"/>
-    <w:basedOn w:val="a0"/>
-    <w:next w:val="a0"/>
-    <w:link w:val="70"/>
+    <w:basedOn w:val="Normal"/>
+    <w:next w:val="Normal"/>
+    <w:link w:val="Heading7Char"/>
     <w:uiPriority w:val="9"/>
     <w:semiHidden/>
     <w:unhideWhenUsed/>
@@ -9610,11 +9299,11 @@
       <w:color w:val="404040" w:themeColor="text1" w:themeTint="BF"/>
     </w:rPr>
   </w:style>
-  <w:style w:type="paragraph" w:styleId="8">
+  <w:style w:type="paragraph" w:styleId="Heading8">
     <w:name w:val="heading 8"/>
-    <w:basedOn w:val="a0"/>
-    <w:next w:val="a0"/>
-    <w:link w:val="80"/>
+    <w:basedOn w:val="Normal"/>
+    <w:next w:val="Normal"/>
+    <w:link w:val="Heading8Char"/>
     <w:uiPriority w:val="9"/>
     <w:semiHidden/>
     <w:unhideWhenUsed/>
@@ -9637,11 +9326,11 @@
       <w:szCs w:val="20"/>
     </w:rPr>
   </w:style>
-  <w:style w:type="paragraph" w:styleId="9">
+  <w:style w:type="paragraph" w:styleId="Heading9">
     <w:name w:val="heading 9"/>
-    <w:basedOn w:val="a0"/>
-    <w:next w:val="a0"/>
-    <w:link w:val="90"/>
+    <w:basedOn w:val="Normal"/>
+    <w:next w:val="Normal"/>
+    <w:link w:val="Heading9Char"/>
     <w:uiPriority w:val="9"/>
     <w:semiHidden/>
     <w:unhideWhenUsed/>
@@ -9666,12 +9355,13 @@
       <w:szCs w:val="20"/>
     </w:rPr>
   </w:style>
-  <w:style w:type="character" w:default="1" w:styleId="a1">
+  <w:style w:type="character" w:default="1" w:styleId="DefaultParagraphFont">
     <w:name w:val="Default Paragraph Font"/>
     <w:uiPriority w:val="1"/>
+    <w:semiHidden/>
     <w:unhideWhenUsed/>
   </w:style>
-  <w:style w:type="table" w:default="1" w:styleId="a2">
+  <w:style w:type="table" w:default="1" w:styleId="TableNormal">
     <w:name w:val="Normal Table"/>
     <w:uiPriority w:val="99"/>
     <w:semiHidden/>
@@ -9686,16 +9376,16 @@
       </w:tblCellMar>
     </w:tblPr>
   </w:style>
-  <w:style w:type="numbering" w:default="1" w:styleId="a3">
+  <w:style w:type="numbering" w:default="1" w:styleId="NoList">
     <w:name w:val="No List"/>
     <w:uiPriority w:val="99"/>
     <w:semiHidden/>
     <w:unhideWhenUsed/>
   </w:style>
-  <w:style w:type="paragraph" w:styleId="a4">
+  <w:style w:type="paragraph" w:styleId="BalloonText">
     <w:name w:val="Balloon Text"/>
-    <w:basedOn w:val="a0"/>
-    <w:link w:val="a5"/>
+    <w:basedOn w:val="Normal"/>
+    <w:link w:val="BalloonTextChar"/>
     <w:uiPriority w:val="99"/>
     <w:semiHidden/>
     <w:unhideWhenUsed/>
@@ -9709,10 +9399,10 @@
       <w:szCs w:val="16"/>
     </w:rPr>
   </w:style>
-  <w:style w:type="character" w:customStyle="1" w:styleId="a5">
-    <w:name w:val="Изнесен текст Знак"/>
-    <w:basedOn w:val="a1"/>
-    <w:link w:val="a4"/>
+  <w:style w:type="character" w:customStyle="1" w:styleId="BalloonTextChar">
+    <w:name w:val="Balloon Text Char"/>
+    <w:basedOn w:val="DefaultParagraphFont"/>
+    <w:link w:val="BalloonText"/>
     <w:uiPriority w:val="99"/>
     <w:semiHidden/>
     <w:rsid w:val="00DE2771"/>
@@ -9722,9 +9412,9 @@
       <w:szCs w:val="16"/>
     </w:rPr>
   </w:style>
-  <w:style w:type="paragraph" w:styleId="a6">
+  <w:style w:type="paragraph" w:styleId="NormalWeb">
     <w:name w:val="Normal (Web)"/>
-    <w:basedOn w:val="a0"/>
+    <w:basedOn w:val="Normal"/>
     <w:uiPriority w:val="99"/>
     <w:unhideWhenUsed/>
     <w:rsid w:val="00105525"/>
@@ -9736,9 +9426,9 @@
       <w:lang w:eastAsia="bg-BG"/>
     </w:rPr>
   </w:style>
-  <w:style w:type="character" w:styleId="a7">
+  <w:style w:type="character" w:styleId="Hyperlink">
     <w:name w:val="Hyperlink"/>
-    <w:basedOn w:val="a1"/>
+    <w:basedOn w:val="DefaultParagraphFont"/>
     <w:uiPriority w:val="99"/>
     <w:unhideWhenUsed/>
     <w:rsid w:val="00105525"/>
@@ -9747,10 +9437,10 @@
       <w:u w:val="single"/>
     </w:rPr>
   </w:style>
-  <w:style w:type="paragraph" w:styleId="a8">
+  <w:style w:type="paragraph" w:styleId="Header">
     <w:name w:val="header"/>
-    <w:basedOn w:val="a0"/>
-    <w:link w:val="a9"/>
+    <w:basedOn w:val="Normal"/>
+    <w:link w:val="HeaderChar"/>
     <w:uiPriority w:val="99"/>
     <w:unhideWhenUsed/>
     <w:rsid w:val="00506156"/>
@@ -9762,17 +9452,17 @@
       <w:spacing w:after="0" w:line="240" w:lineRule="auto"/>
     </w:pPr>
   </w:style>
-  <w:style w:type="character" w:customStyle="1" w:styleId="a9">
-    <w:name w:val="Горен колонтитул Знак"/>
-    <w:basedOn w:val="a1"/>
-    <w:link w:val="a8"/>
+  <w:style w:type="character" w:customStyle="1" w:styleId="HeaderChar">
+    <w:name w:val="Header Char"/>
+    <w:basedOn w:val="DefaultParagraphFont"/>
+    <w:link w:val="Header"/>
     <w:uiPriority w:val="99"/>
     <w:rsid w:val="00506156"/>
   </w:style>
-  <w:style w:type="paragraph" w:styleId="aa">
+  <w:style w:type="paragraph" w:styleId="Footer">
     <w:name w:val="footer"/>
-    <w:basedOn w:val="a0"/>
-    <w:link w:val="ab"/>
+    <w:basedOn w:val="Normal"/>
+    <w:link w:val="FooterChar"/>
     <w:uiPriority w:val="99"/>
     <w:unhideWhenUsed/>
     <w:rsid w:val="00506156"/>
@@ -9784,17 +9474,17 @@
       <w:spacing w:after="0" w:line="240" w:lineRule="auto"/>
     </w:pPr>
   </w:style>
-  <w:style w:type="character" w:customStyle="1" w:styleId="ab">
-    <w:name w:val="Долен колонтитул Знак"/>
-    <w:basedOn w:val="a1"/>
-    <w:link w:val="aa"/>
+  <w:style w:type="character" w:customStyle="1" w:styleId="FooterChar">
+    <w:name w:val="Footer Char"/>
+    <w:basedOn w:val="DefaultParagraphFont"/>
+    <w:link w:val="Footer"/>
     <w:uiPriority w:val="99"/>
     <w:rsid w:val="00506156"/>
   </w:style>
-  <w:style w:type="paragraph" w:styleId="ac">
+  <w:style w:type="paragraph" w:styleId="ListParagraph">
     <w:name w:val="List Paragraph"/>
-    <w:basedOn w:val="a0"/>
-    <w:link w:val="ad"/>
+    <w:basedOn w:val="Normal"/>
+    <w:link w:val="ListParagraphChar"/>
     <w:uiPriority w:val="34"/>
     <w:qFormat/>
     <w:rsid w:val="00304F91"/>
@@ -9803,10 +9493,10 @@
       <w:contextualSpacing/>
     </w:pPr>
   </w:style>
-  <w:style w:type="character" w:customStyle="1" w:styleId="10">
-    <w:name w:val="Заглавие 1 Знак"/>
-    <w:basedOn w:val="a1"/>
-    <w:link w:val="1"/>
+  <w:style w:type="character" w:customStyle="1" w:styleId="Heading1Char">
+    <w:name w:val="Heading 1 Char"/>
+    <w:basedOn w:val="DefaultParagraphFont"/>
+    <w:link w:val="Heading1"/>
     <w:uiPriority w:val="9"/>
     <w:rsid w:val="00C528A5"/>
     <w:rPr>
@@ -9820,10 +9510,10 @@
       <w:lang w:eastAsia="bg-BG"/>
     </w:rPr>
   </w:style>
-  <w:style w:type="character" w:customStyle="1" w:styleId="20">
-    <w:name w:val="Заглавие 2 Знак"/>
-    <w:basedOn w:val="a1"/>
-    <w:link w:val="2"/>
+  <w:style w:type="character" w:customStyle="1" w:styleId="Heading2Char">
+    <w:name w:val="Heading 2 Char"/>
+    <w:basedOn w:val="DefaultParagraphFont"/>
+    <w:link w:val="Heading2"/>
     <w:uiPriority w:val="9"/>
     <w:rsid w:val="00F45AB0"/>
     <w:rPr>
@@ -9836,10 +9526,10 @@
       <w:szCs w:val="28"/>
     </w:rPr>
   </w:style>
-  <w:style w:type="character" w:customStyle="1" w:styleId="30">
-    <w:name w:val="Заглавие 3 Знак"/>
-    <w:basedOn w:val="a1"/>
-    <w:link w:val="3"/>
+  <w:style w:type="character" w:customStyle="1" w:styleId="Heading3Char">
+    <w:name w:val="Heading 3 Char"/>
+    <w:basedOn w:val="DefaultParagraphFont"/>
+    <w:link w:val="Heading3"/>
     <w:uiPriority w:val="9"/>
     <w:rsid w:val="00C528A5"/>
     <w:rPr>
@@ -9852,10 +9542,10 @@
       <w:lang w:eastAsia="bg-BG"/>
     </w:rPr>
   </w:style>
-  <w:style w:type="character" w:customStyle="1" w:styleId="40">
-    <w:name w:val="Заглавие 4 Знак"/>
-    <w:basedOn w:val="a1"/>
-    <w:link w:val="4"/>
+  <w:style w:type="character" w:customStyle="1" w:styleId="Heading4Char">
+    <w:name w:val="Heading 4 Char"/>
+    <w:basedOn w:val="DefaultParagraphFont"/>
+    <w:link w:val="Heading4"/>
     <w:uiPriority w:val="9"/>
     <w:rsid w:val="00384DA0"/>
     <w:rPr>
@@ -9869,10 +9559,10 @@
       <w:szCs w:val="24"/>
     </w:rPr>
   </w:style>
-  <w:style w:type="character" w:customStyle="1" w:styleId="50">
-    <w:name w:val="Заглавие 5 Знак"/>
-    <w:basedOn w:val="a1"/>
-    <w:link w:val="5"/>
+  <w:style w:type="character" w:customStyle="1" w:styleId="Heading5Char">
+    <w:name w:val="Heading 5 Char"/>
+    <w:basedOn w:val="DefaultParagraphFont"/>
+    <w:link w:val="Heading5"/>
     <w:uiPriority w:val="9"/>
     <w:semiHidden/>
     <w:rsid w:val="00384DA0"/>
@@ -9883,10 +9573,10 @@
       <w:szCs w:val="24"/>
     </w:rPr>
   </w:style>
-  <w:style w:type="character" w:customStyle="1" w:styleId="60">
-    <w:name w:val="Заглавие 6 Знак"/>
-    <w:basedOn w:val="a1"/>
-    <w:link w:val="6"/>
+  <w:style w:type="character" w:customStyle="1" w:styleId="Heading6Char">
+    <w:name w:val="Heading 6 Char"/>
+    <w:basedOn w:val="DefaultParagraphFont"/>
+    <w:link w:val="Heading6"/>
     <w:uiPriority w:val="9"/>
     <w:semiHidden/>
     <w:rsid w:val="00384DA0"/>
@@ -9899,10 +9589,10 @@
       <w:szCs w:val="24"/>
     </w:rPr>
   </w:style>
-  <w:style w:type="character" w:customStyle="1" w:styleId="70">
-    <w:name w:val="Заглавие 7 Знак"/>
-    <w:basedOn w:val="a1"/>
-    <w:link w:val="7"/>
+  <w:style w:type="character" w:customStyle="1" w:styleId="Heading7Char">
+    <w:name w:val="Heading 7 Char"/>
+    <w:basedOn w:val="DefaultParagraphFont"/>
+    <w:link w:val="Heading7"/>
     <w:uiPriority w:val="9"/>
     <w:semiHidden/>
     <w:rsid w:val="00384DA0"/>
@@ -9915,10 +9605,10 @@
       <w:szCs w:val="24"/>
     </w:rPr>
   </w:style>
-  <w:style w:type="character" w:customStyle="1" w:styleId="80">
-    <w:name w:val="Заглавие 8 Знак"/>
-    <w:basedOn w:val="a1"/>
-    <w:link w:val="8"/>
+  <w:style w:type="character" w:customStyle="1" w:styleId="Heading8Char">
+    <w:name w:val="Heading 8 Char"/>
+    <w:basedOn w:val="DefaultParagraphFont"/>
+    <w:link w:val="Heading8"/>
     <w:uiPriority w:val="9"/>
     <w:semiHidden/>
     <w:rsid w:val="00384DA0"/>
@@ -9929,10 +9619,10 @@
       <w:szCs w:val="20"/>
     </w:rPr>
   </w:style>
-  <w:style w:type="character" w:customStyle="1" w:styleId="90">
-    <w:name w:val="Заглавие 9 Знак"/>
-    <w:basedOn w:val="a1"/>
-    <w:link w:val="9"/>
+  <w:style w:type="character" w:customStyle="1" w:styleId="Heading9Char">
+    <w:name w:val="Heading 9 Char"/>
+    <w:basedOn w:val="DefaultParagraphFont"/>
+    <w:link w:val="Heading9"/>
     <w:uiPriority w:val="9"/>
     <w:semiHidden/>
     <w:rsid w:val="00384DA0"/>
@@ -9945,10 +9635,10 @@
       <w:szCs w:val="20"/>
     </w:rPr>
   </w:style>
-  <w:style w:type="paragraph" w:styleId="ae">
+  <w:style w:type="paragraph" w:styleId="Caption">
     <w:name w:val="caption"/>
-    <w:basedOn w:val="a0"/>
-    <w:next w:val="a0"/>
+    <w:basedOn w:val="Normal"/>
+    <w:next w:val="Normal"/>
     <w:uiPriority w:val="35"/>
     <w:semiHidden/>
     <w:unhideWhenUsed/>
@@ -9965,11 +9655,11 @@
       <w:szCs w:val="18"/>
     </w:rPr>
   </w:style>
-  <w:style w:type="paragraph" w:styleId="af">
+  <w:style w:type="paragraph" w:styleId="Title">
     <w:name w:val="Title"/>
-    <w:basedOn w:val="a0"/>
-    <w:next w:val="a0"/>
-    <w:link w:val="af0"/>
+    <w:basedOn w:val="Normal"/>
+    <w:next w:val="Normal"/>
+    <w:link w:val="TitleChar"/>
     <w:uiPriority w:val="10"/>
     <w:qFormat/>
     <w:rsid w:val="00384DA0"/>
@@ -9984,10 +9674,10 @@
       <w:szCs w:val="56"/>
     </w:rPr>
   </w:style>
-  <w:style w:type="character" w:customStyle="1" w:styleId="af0">
-    <w:name w:val="Заглавие Знак"/>
-    <w:basedOn w:val="a1"/>
-    <w:link w:val="af"/>
+  <w:style w:type="character" w:customStyle="1" w:styleId="TitleChar">
+    <w:name w:val="Title Char"/>
+    <w:basedOn w:val="DefaultParagraphFont"/>
+    <w:link w:val="Title"/>
     <w:uiPriority w:val="10"/>
     <w:rsid w:val="00384DA0"/>
     <w:rPr>
@@ -9997,11 +9687,11 @@
       <w:szCs w:val="56"/>
     </w:rPr>
   </w:style>
-  <w:style w:type="paragraph" w:styleId="af1">
+  <w:style w:type="paragraph" w:styleId="Subtitle">
     <w:name w:val="Subtitle"/>
-    <w:basedOn w:val="a0"/>
-    <w:next w:val="a0"/>
-    <w:link w:val="af2"/>
+    <w:basedOn w:val="Normal"/>
+    <w:next w:val="Normal"/>
+    <w:link w:val="SubtitleChar"/>
     <w:uiPriority w:val="11"/>
     <w:qFormat/>
     <w:rsid w:val="00384DA0"/>
@@ -10016,10 +9706,10 @@
       <w:spacing w:val="10"/>
     </w:rPr>
   </w:style>
-  <w:style w:type="character" w:customStyle="1" w:styleId="af2">
-    <w:name w:val="Подзаглавие Знак"/>
-    <w:basedOn w:val="a1"/>
-    <w:link w:val="af1"/>
+  <w:style w:type="character" w:customStyle="1" w:styleId="SubtitleChar">
+    <w:name w:val="Subtitle Char"/>
+    <w:basedOn w:val="DefaultParagraphFont"/>
+    <w:link w:val="Subtitle"/>
     <w:uiPriority w:val="11"/>
     <w:rsid w:val="00384DA0"/>
     <w:rPr>
@@ -10027,9 +9717,9 @@
       <w:spacing w:val="10"/>
     </w:rPr>
   </w:style>
-  <w:style w:type="character" w:styleId="af3">
+  <w:style w:type="character" w:styleId="Strong">
     <w:name w:val="Strong"/>
-    <w:basedOn w:val="a1"/>
+    <w:basedOn w:val="DefaultParagraphFont"/>
     <w:uiPriority w:val="22"/>
     <w:qFormat/>
     <w:rsid w:val="00384DA0"/>
@@ -10039,9 +9729,9 @@
       <w:color w:val="000000" w:themeColor="text1"/>
     </w:rPr>
   </w:style>
-  <w:style w:type="character" w:styleId="af4">
+  <w:style w:type="character" w:styleId="Emphasis">
     <w:name w:val="Emphasis"/>
-    <w:basedOn w:val="a1"/>
+    <w:basedOn w:val="DefaultParagraphFont"/>
     <w:uiPriority w:val="20"/>
     <w:qFormat/>
     <w:rsid w:val="00384DA0"/>
@@ -10051,7 +9741,7 @@
       <w:color w:val="auto"/>
     </w:rPr>
   </w:style>
-  <w:style w:type="paragraph" w:styleId="af5">
+  <w:style w:type="paragraph" w:styleId="NoSpacing">
     <w:name w:val="No Spacing"/>
     <w:uiPriority w:val="1"/>
     <w:qFormat/>
@@ -10060,11 +9750,11 @@
       <w:spacing w:after="0" w:line="240" w:lineRule="auto"/>
     </w:pPr>
   </w:style>
-  <w:style w:type="paragraph" w:styleId="af6">
+  <w:style w:type="paragraph" w:styleId="Quote">
     <w:name w:val="Quote"/>
-    <w:basedOn w:val="a0"/>
-    <w:next w:val="a0"/>
-    <w:link w:val="af7"/>
+    <w:basedOn w:val="Normal"/>
+    <w:next w:val="Normal"/>
+    <w:link w:val="QuoteChar"/>
     <w:uiPriority w:val="29"/>
     <w:qFormat/>
     <w:rsid w:val="00384DA0"/>
@@ -10078,10 +9768,10 @@
       <w:color w:val="000000" w:themeColor="text1"/>
     </w:rPr>
   </w:style>
-  <w:style w:type="character" w:customStyle="1" w:styleId="af7">
-    <w:name w:val="Цитат Знак"/>
-    <w:basedOn w:val="a1"/>
-    <w:link w:val="af6"/>
+  <w:style w:type="character" w:customStyle="1" w:styleId="QuoteChar">
+    <w:name w:val="Quote Char"/>
+    <w:basedOn w:val="DefaultParagraphFont"/>
+    <w:link w:val="Quote"/>
     <w:uiPriority w:val="29"/>
     <w:rsid w:val="00384DA0"/>
     <w:rPr>
@@ -10090,11 +9780,11 @@
       <w:color w:val="000000" w:themeColor="text1"/>
     </w:rPr>
   </w:style>
-  <w:style w:type="paragraph" w:styleId="af8">
+  <w:style w:type="paragraph" w:styleId="IntenseQuote">
     <w:name w:val="Intense Quote"/>
-    <w:basedOn w:val="a0"/>
-    <w:next w:val="a0"/>
-    <w:link w:val="af9"/>
+    <w:basedOn w:val="Normal"/>
+    <w:next w:val="Normal"/>
+    <w:link w:val="IntenseQuoteChar"/>
     <w:uiPriority w:val="30"/>
     <w:qFormat/>
     <w:rsid w:val="00384DA0"/>
@@ -10112,10 +9802,10 @@
       <w:color w:val="000000" w:themeColor="text1"/>
     </w:rPr>
   </w:style>
-  <w:style w:type="character" w:customStyle="1" w:styleId="af9">
-    <w:name w:val="Интензивно цитиране Знак"/>
-    <w:basedOn w:val="a1"/>
-    <w:link w:val="af8"/>
+  <w:style w:type="character" w:customStyle="1" w:styleId="IntenseQuoteChar">
+    <w:name w:val="Intense Quote Char"/>
+    <w:basedOn w:val="DefaultParagraphFont"/>
+    <w:link w:val="IntenseQuote"/>
     <w:uiPriority w:val="30"/>
     <w:rsid w:val="00384DA0"/>
     <w:rPr>
@@ -10123,9 +9813,9 @@
       <w:shd w:val="clear" w:color="auto" w:fill="F2F2F2" w:themeFill="background1" w:themeFillShade="F2"/>
     </w:rPr>
   </w:style>
-  <w:style w:type="character" w:styleId="afa">
+  <w:style w:type="character" w:styleId="SubtleEmphasis">
     <w:name w:val="Subtle Emphasis"/>
-    <w:basedOn w:val="a1"/>
+    <w:basedOn w:val="DefaultParagraphFont"/>
     <w:uiPriority w:val="19"/>
     <w:qFormat/>
     <w:rsid w:val="00384DA0"/>
@@ -10135,9 +9825,9 @@
       <w:color w:val="404040" w:themeColor="text1" w:themeTint="BF"/>
     </w:rPr>
   </w:style>
-  <w:style w:type="character" w:styleId="afb">
+  <w:style w:type="character" w:styleId="IntenseEmphasis">
     <w:name w:val="Intense Emphasis"/>
-    <w:basedOn w:val="a1"/>
+    <w:basedOn w:val="DefaultParagraphFont"/>
     <w:uiPriority w:val="21"/>
     <w:qFormat/>
     <w:rsid w:val="00384DA0"/>
@@ -10149,9 +9839,9 @@
       <w:caps/>
     </w:rPr>
   </w:style>
-  <w:style w:type="character" w:styleId="afc">
+  <w:style w:type="character" w:styleId="SubtleReference">
     <w:name w:val="Subtle Reference"/>
-    <w:basedOn w:val="a1"/>
+    <w:basedOn w:val="DefaultParagraphFont"/>
     <w:uiPriority w:val="31"/>
     <w:qFormat/>
     <w:rsid w:val="00384DA0"/>
@@ -10161,9 +9851,9 @@
       <w:u w:val="single" w:color="7F7F7F" w:themeColor="text1" w:themeTint="80"/>
     </w:rPr>
   </w:style>
-  <w:style w:type="character" w:styleId="afd">
+  <w:style w:type="character" w:styleId="IntenseReference">
     <w:name w:val="Intense Reference"/>
-    <w:basedOn w:val="a1"/>
+    <w:basedOn w:val="DefaultParagraphFont"/>
     <w:uiPriority w:val="32"/>
     <w:qFormat/>
     <w:rsid w:val="00384DA0"/>
@@ -10174,9 +9864,9 @@
       <w:u w:val="single"/>
     </w:rPr>
   </w:style>
-  <w:style w:type="character" w:styleId="afe">
+  <w:style w:type="character" w:styleId="BookTitle">
     <w:name w:val="Book Title"/>
-    <w:basedOn w:val="a1"/>
+    <w:basedOn w:val="DefaultParagraphFont"/>
     <w:uiPriority w:val="33"/>
     <w:qFormat/>
     <w:rsid w:val="00384DA0"/>
@@ -10187,10 +9877,10 @@
       <w:spacing w:val="5"/>
     </w:rPr>
   </w:style>
-  <w:style w:type="paragraph" w:styleId="aff">
+  <w:style w:type="paragraph" w:styleId="TOCHeading">
     <w:name w:val="TOC Heading"/>
-    <w:basedOn w:val="1"/>
-    <w:next w:val="a0"/>
+    <w:basedOn w:val="Heading1"/>
+    <w:next w:val="Normal"/>
     <w:uiPriority w:val="39"/>
     <w:unhideWhenUsed/>
     <w:qFormat/>
@@ -10199,9 +9889,9 @@
       <w:outlineLvl w:val="9"/>
     </w:pPr>
   </w:style>
-  <w:style w:type="paragraph" w:customStyle="1" w:styleId="aff0">
+  <w:style w:type="paragraph" w:customStyle="1" w:styleId="a0">
     <w:name w:val="код"/>
-    <w:basedOn w:val="a0"/>
+    <w:basedOn w:val="Normal"/>
     <w:link w:val="Char"/>
     <w:qFormat/>
     <w:rsid w:val="00384DA0"/>
@@ -10213,10 +9903,10 @@
       <w:rFonts w:ascii="Tahoma" w:hAnsi="Tahoma" w:cs="Arial"/>
     </w:rPr>
   </w:style>
-  <w:style w:type="character" w:customStyle="1" w:styleId="ad">
-    <w:name w:val="Списък на абзаци Знак"/>
-    <w:basedOn w:val="a1"/>
-    <w:link w:val="ac"/>
+  <w:style w:type="character" w:customStyle="1" w:styleId="ListParagraphChar">
+    <w:name w:val="List Paragraph Char"/>
+    <w:basedOn w:val="DefaultParagraphFont"/>
+    <w:link w:val="ListParagraph"/>
     <w:uiPriority w:val="34"/>
     <w:rsid w:val="00231966"/>
     <w:rPr>
@@ -10227,8 +9917,8 @@
   </w:style>
   <w:style w:type="character" w:customStyle="1" w:styleId="Char">
     <w:name w:val="код Char"/>
-    <w:basedOn w:val="a1"/>
-    <w:link w:val="aff0"/>
+    <w:basedOn w:val="DefaultParagraphFont"/>
+    <w:link w:val="a0"/>
     <w:rsid w:val="00384DA0"/>
     <w:rPr>
       <w:rFonts w:ascii="Tahoma" w:hAnsi="Tahoma" w:cs="Arial"/>
@@ -10236,10 +9926,10 @@
       <w:szCs w:val="24"/>
     </w:rPr>
   </w:style>
-  <w:style w:type="paragraph" w:styleId="11">
+  <w:style w:type="paragraph" w:styleId="TOC1">
     <w:name w:val="toc 1"/>
-    <w:basedOn w:val="a0"/>
-    <w:next w:val="a0"/>
+    <w:basedOn w:val="Normal"/>
+    <w:next w:val="Normal"/>
     <w:autoRedefine/>
     <w:uiPriority w:val="39"/>
     <w:unhideWhenUsed/>
@@ -10248,10 +9938,10 @@
       <w:spacing w:after="100"/>
     </w:pPr>
   </w:style>
-  <w:style w:type="paragraph" w:styleId="21">
+  <w:style w:type="paragraph" w:styleId="TOC2">
     <w:name w:val="toc 2"/>
-    <w:basedOn w:val="a0"/>
-    <w:next w:val="a0"/>
+    <w:basedOn w:val="Normal"/>
+    <w:next w:val="Normal"/>
     <w:autoRedefine/>
     <w:uiPriority w:val="39"/>
     <w:unhideWhenUsed/>
@@ -10261,10 +9951,10 @@
       <w:ind w:left="240"/>
     </w:pPr>
   </w:style>
-  <w:style w:type="paragraph" w:styleId="31">
+  <w:style w:type="paragraph" w:styleId="TOC3">
     <w:name w:val="toc 3"/>
-    <w:basedOn w:val="a0"/>
-    <w:next w:val="a0"/>
+    <w:basedOn w:val="Normal"/>
+    <w:next w:val="Normal"/>
     <w:autoRedefine/>
     <w:uiPriority w:val="39"/>
     <w:unhideWhenUsed/>
@@ -10274,9 +9964,9 @@
       <w:ind w:left="480"/>
     </w:pPr>
   </w:style>
-  <w:style w:type="character" w:styleId="HTML">
+  <w:style w:type="character" w:styleId="HTMLCode">
     <w:name w:val="HTML Code"/>
-    <w:basedOn w:val="a1"/>
+    <w:basedOn w:val="DefaultParagraphFont"/>
     <w:uiPriority w:val="99"/>
     <w:semiHidden/>
     <w:unhideWhenUsed/>
@@ -10289,7 +9979,7 @@
   </w:style>
   <w:style w:type="paragraph" w:customStyle="1" w:styleId="a">
     <w:name w:val="точка"/>
-    <w:basedOn w:val="a0"/>
+    <w:basedOn w:val="Normal"/>
     <w:link w:val="Char0"/>
     <w:qFormat/>
     <w:rsid w:val="00FE6257"/>
@@ -10312,7 +10002,7 @@
   </w:style>
   <w:style w:type="character" w:customStyle="1" w:styleId="Char0">
     <w:name w:val="точка Char"/>
-    <w:basedOn w:val="a1"/>
+    <w:basedOn w:val="DefaultParagraphFont"/>
     <w:link w:val="a"/>
     <w:rsid w:val="00FE6257"/>
     <w:rPr>
@@ -10324,10 +10014,10 @@
       <w:lang w:eastAsia="bg-BG"/>
     </w:rPr>
   </w:style>
-  <w:style w:type="paragraph" w:styleId="HTML0">
+  <w:style w:type="paragraph" w:styleId="HTMLPreformatted">
     <w:name w:val="HTML Preformatted"/>
-    <w:basedOn w:val="a0"/>
-    <w:link w:val="HTML1"/>
+    <w:basedOn w:val="Normal"/>
+    <w:link w:val="HTMLPreformattedChar"/>
     <w:uiPriority w:val="99"/>
     <w:unhideWhenUsed/>
     <w:rsid w:val="00782E28"/>
@@ -10361,10 +10051,10 @@
       <w:lang w:eastAsia="bg-BG"/>
     </w:rPr>
   </w:style>
-  <w:style w:type="character" w:customStyle="1" w:styleId="HTML1">
-    <w:name w:val="HTML стандартен Знак"/>
-    <w:basedOn w:val="a1"/>
-    <w:link w:val="HTML0"/>
+  <w:style w:type="character" w:customStyle="1" w:styleId="HTMLPreformattedChar">
+    <w:name w:val="HTML Preformatted Char"/>
+    <w:basedOn w:val="DefaultParagraphFont"/>
+    <w:link w:val="HTMLPreformatted"/>
     <w:uiPriority w:val="99"/>
     <w:rsid w:val="00782E28"/>
     <w:rPr>
@@ -10376,1247 +10066,57 @@
   </w:style>
   <w:style w:type="character" w:customStyle="1" w:styleId="text-text-primary-3">
     <w:name w:val="text-text-primary-3"/>
-    <w:basedOn w:val="a1"/>
+    <w:basedOn w:val="DefaultParagraphFont"/>
     <w:rsid w:val="00716AEF"/>
   </w:style>
   <w:style w:type="character" w:customStyle="1" w:styleId="hljs-keyword">
     <w:name w:val="hljs-keyword"/>
-    <w:basedOn w:val="a1"/>
+    <w:basedOn w:val="DefaultParagraphFont"/>
     <w:rsid w:val="00716AEF"/>
   </w:style>
   <w:style w:type="character" w:customStyle="1" w:styleId="hljs-title">
     <w:name w:val="hljs-title"/>
-    <w:basedOn w:val="a1"/>
+    <w:basedOn w:val="DefaultParagraphFont"/>
     <w:rsid w:val="004E5D4E"/>
   </w:style>
   <w:style w:type="character" w:customStyle="1" w:styleId="hljs-number">
     <w:name w:val="hljs-number"/>
-    <w:basedOn w:val="a1"/>
+    <w:basedOn w:val="DefaultParagraphFont"/>
     <w:rsid w:val="004E5D4E"/>
   </w:style>
   <w:style w:type="character" w:customStyle="1" w:styleId="hljs-literal">
     <w:name w:val="hljs-literal"/>
-    <w:basedOn w:val="a1"/>
+    <w:basedOn w:val="DefaultParagraphFont"/>
     <w:rsid w:val="004E5D4E"/>
   </w:style>
   <w:style w:type="character" w:customStyle="1" w:styleId="hljs-params">
     <w:name w:val="hljs-params"/>
-    <w:basedOn w:val="a1"/>
+    <w:basedOn w:val="DefaultParagraphFont"/>
     <w:rsid w:val="004E5D4E"/>
   </w:style>
   <w:style w:type="character" w:customStyle="1" w:styleId="hljs-string">
     <w:name w:val="hljs-string"/>
-    <w:basedOn w:val="a1"/>
+    <w:basedOn w:val="DefaultParagraphFont"/>
     <w:rsid w:val="004E5D4E"/>
   </w:style>
   <w:style w:type="character" w:customStyle="1" w:styleId="hljs-subst">
     <w:name w:val="hljs-subst"/>
-    <w:basedOn w:val="a1"/>
+    <w:basedOn w:val="DefaultParagraphFont"/>
     <w:rsid w:val="004E5D4E"/>
   </w:style>
   <w:style w:type="character" w:customStyle="1" w:styleId="hljs-meta">
     <w:name w:val="hljs-meta"/>
-    <w:basedOn w:val="a1"/>
+    <w:basedOn w:val="DefaultParagraphFont"/>
     <w:rsid w:val="004E5D4E"/>
   </w:style>
   <w:style w:type="character" w:customStyle="1" w:styleId="hljs-builtin">
     <w:name w:val="hljs-built_in"/>
-    <w:basedOn w:val="a1"/>
+    <w:basedOn w:val="DefaultParagraphFont"/>
     <w:rsid w:val="00B7581D"/>
   </w:style>
   <w:style w:type="character" w:customStyle="1" w:styleId="hljs-comment">
     <w:name w:val="hljs-comment"/>
-    <w:basedOn w:val="a1"/>
-    <w:rsid w:val="00B7581D"/>
-  </w:style>
-</w:styles>
-</file>
-
-<file path=word/stylesWithEffects.xml><?xml version="1.0" encoding="utf-8"?>
-<w:styles xmlns:wpc="http://schemas.microsoft.com/office/word/2010/wordprocessingCanvas" xmlns:mc="http://schemas.openxmlformats.org/markup-compatibility/2006" xmlns:o="urn:schemas-microsoft-com:office:office" xmlns:r="http://schemas.openxmlformats.org/officeDocument/2006/relationships" xmlns:m="http://schemas.openxmlformats.org/officeDocument/2006/math" xmlns:v="urn:schemas-microsoft-com:vml" xmlns:wp14="http://schemas.microsoft.com/office/word/2010/wordprocessingDrawing" xmlns:wp="http://schemas.openxmlformats.org/drawingml/2006/wordprocessingDrawing" xmlns:w10="urn:schemas-microsoft-com:office:word" xmlns:w="http://schemas.openxmlformats.org/wordprocessingml/2006/main" xmlns:w14="http://schemas.microsoft.com/office/word/2010/wordml" xmlns:wpg="http://schemas.microsoft.com/office/word/2010/wordprocessingGroup" xmlns:wpi="http://schemas.microsoft.com/office/word/2010/wordprocessingInk" xmlns:wne="http://schemas.microsoft.com/office/word/2006/wordml" xmlns:wps="http://schemas.microsoft.com/office/word/2010/wordprocessingShape" mc:Ignorable="w14 wp14">
-  <w:docDefaults>
-    <w:rPrDefault>
-      <w:rPr>
-        <w:rFonts w:asciiTheme="minorHAnsi" w:eastAsiaTheme="minorEastAsia" w:hAnsiTheme="minorHAnsi" w:cstheme="minorBidi"/>
-        <w:sz w:val="22"/>
-        <w:szCs w:val="22"/>
-        <w:lang w:val="bg-BG" w:eastAsia="en-US" w:bidi="ar-SA"/>
-      </w:rPr>
-    </w:rPrDefault>
-    <w:pPrDefault>
-      <w:pPr>
-        <w:spacing w:after="160" w:line="259" w:lineRule="auto"/>
-      </w:pPr>
-    </w:pPrDefault>
-  </w:docDefaults>
-  <w:latentStyles w:defLockedState="0" w:defUIPriority="99" w:defSemiHidden="1" w:defUnhideWhenUsed="1" w:defQFormat="0" w:count="267">
-    <w:lsdException w:name="Normal" w:semiHidden="0" w:uiPriority="0" w:unhideWhenUsed="0" w:qFormat="1"/>
-    <w:lsdException w:name="heading 1" w:semiHidden="0" w:uiPriority="9" w:unhideWhenUsed="0" w:qFormat="1"/>
-    <w:lsdException w:name="heading 2" w:uiPriority="9" w:qFormat="1"/>
-    <w:lsdException w:name="heading 3" w:uiPriority="9" w:qFormat="1"/>
-    <w:lsdException w:name="heading 4" w:uiPriority="9" w:qFormat="1"/>
-    <w:lsdException w:name="heading 5" w:uiPriority="9" w:qFormat="1"/>
-    <w:lsdException w:name="heading 6" w:uiPriority="9" w:qFormat="1"/>
-    <w:lsdException w:name="heading 7" w:uiPriority="9" w:qFormat="1"/>
-    <w:lsdException w:name="heading 8" w:uiPriority="9" w:qFormat="1"/>
-    <w:lsdException w:name="heading 9" w:uiPriority="9" w:qFormat="1"/>
-    <w:lsdException w:name="toc 1" w:uiPriority="39"/>
-    <w:lsdException w:name="toc 2" w:uiPriority="39"/>
-    <w:lsdException w:name="toc 3" w:uiPriority="39"/>
-    <w:lsdException w:name="toc 4" w:uiPriority="39"/>
-    <w:lsdException w:name="toc 5" w:uiPriority="39"/>
-    <w:lsdException w:name="toc 6" w:uiPriority="39"/>
-    <w:lsdException w:name="toc 7" w:uiPriority="39"/>
-    <w:lsdException w:name="toc 8" w:uiPriority="39"/>
-    <w:lsdException w:name="toc 9" w:uiPriority="39"/>
-    <w:lsdException w:name="caption" w:uiPriority="35" w:qFormat="1"/>
-    <w:lsdException w:name="Title" w:semiHidden="0" w:uiPriority="10" w:unhideWhenUsed="0" w:qFormat="1"/>
-    <w:lsdException w:name="Default Paragraph Font" w:uiPriority="1"/>
-    <w:lsdException w:name="Subtitle" w:semiHidden="0" w:uiPriority="11" w:unhideWhenUsed="0" w:qFormat="1"/>
-    <w:lsdException w:name="Strong" w:semiHidden="0" w:uiPriority="22" w:unhideWhenUsed="0" w:qFormat="1"/>
-    <w:lsdException w:name="Emphasis" w:semiHidden="0" w:uiPriority="20" w:unhideWhenUsed="0" w:qFormat="1"/>
-    <w:lsdException w:name="Table Grid" w:semiHidden="0" w:uiPriority="59" w:unhideWhenUsed="0"/>
-    <w:lsdException w:name="Placeholder Text" w:unhideWhenUsed="0"/>
-    <w:lsdException w:name="No Spacing" w:semiHidden="0" w:uiPriority="1" w:unhideWhenUsed="0" w:qFormat="1"/>
-    <w:lsdException w:name="Light Shading" w:semiHidden="0" w:uiPriority="60" w:unhideWhenUsed="0"/>
-    <w:lsdException w:name="Light List" w:semiHidden="0" w:uiPriority="61" w:unhideWhenUsed="0"/>
-    <w:lsdException w:name="Light Grid" w:semiHidden="0" w:uiPriority="62" w:unhideWhenUsed="0"/>
-    <w:lsdException w:name="Medium Shading 1" w:semiHidden="0" w:uiPriority="63" w:unhideWhenUsed="0"/>
-    <w:lsdException w:name="Medium Shading 2" w:semiHidden="0" w:uiPriority="64" w:unhideWhenUsed="0"/>
-    <w:lsdException w:name="Medium List 1" w:semiHidden="0" w:uiPriority="65" w:unhideWhenUsed="0"/>
-    <w:lsdException w:name="Medium List 2" w:semiHidden="0" w:uiPriority="66" w:unhideWhenUsed="0"/>
-    <w:lsdException w:name="Medium Grid 1" w:semiHidden="0" w:uiPriority="67" w:unhideWhenUsed="0"/>
-    <w:lsdException w:name="Medium Grid 2" w:semiHidden="0" w:uiPriority="68" w:unhideWhenUsed="0"/>
-    <w:lsdException w:name="Medium Grid 3" w:semiHidden="0" w:uiPriority="69" w:unhideWhenUsed="0"/>
-    <w:lsdException w:name="Dark List" w:semiHidden="0" w:uiPriority="70" w:unhideWhenUsed="0"/>
-    <w:lsdException w:name="Colorful Shading" w:semiHidden="0" w:uiPriority="71" w:unhideWhenUsed="0"/>
-    <w:lsdException w:name="Colorful List" w:semiHidden="0" w:uiPriority="72" w:unhideWhenUsed="0"/>
-    <w:lsdException w:name="Colorful Grid" w:semiHidden="0" w:uiPriority="73" w:unhideWhenUsed="0"/>
-    <w:lsdException w:name="Light Shading Accent 1" w:semiHidden="0" w:uiPriority="60" w:unhideWhenUsed="0"/>
-    <w:lsdException w:name="Light List Accent 1" w:semiHidden="0" w:uiPriority="61" w:unhideWhenUsed="0"/>
-    <w:lsdException w:name="Light Grid Accent 1" w:semiHidden="0" w:uiPriority="62" w:unhideWhenUsed="0"/>
-    <w:lsdException w:name="Medium Shading 1 Accent 1" w:semiHidden="0" w:uiPriority="63" w:unhideWhenUsed="0"/>
-    <w:lsdException w:name="Medium Shading 2 Accent 1" w:semiHidden="0" w:uiPriority="64" w:unhideWhenUsed="0"/>
-    <w:lsdException w:name="Medium List 1 Accent 1" w:semiHidden="0" w:uiPriority="65" w:unhideWhenUsed="0"/>
-    <w:lsdException w:name="Revision" w:unhideWhenUsed="0"/>
-    <w:lsdException w:name="List Paragraph" w:semiHidden="0" w:uiPriority="34" w:unhideWhenUsed="0" w:qFormat="1"/>
-    <w:lsdException w:name="Quote" w:semiHidden="0" w:uiPriority="29" w:unhideWhenUsed="0" w:qFormat="1"/>
-    <w:lsdException w:name="Intense Quote" w:semiHidden="0" w:uiPriority="30" w:unhideWhenUsed="0" w:qFormat="1"/>
-    <w:lsdException w:name="Medium List 2 Accent 1" w:semiHidden="0" w:uiPriority="66" w:unhideWhenUsed="0"/>
-    <w:lsdException w:name="Medium Grid 1 Accent 1" w:semiHidden="0" w:uiPriority="67" w:unhideWhenUsed="0"/>
-    <w:lsdException w:name="Medium Grid 2 Accent 1" w:semiHidden="0" w:uiPriority="68" w:unhideWhenUsed="0"/>
-    <w:lsdException w:name="Medium Grid 3 Accent 1" w:semiHidden="0" w:uiPriority="69" w:unhideWhenUsed="0"/>
-    <w:lsdException w:name="Dark List Accent 1" w:semiHidden="0" w:uiPriority="70" w:unhideWhenUsed="0"/>
-    <w:lsdException w:name="Colorful Shading Accent 1" w:semiHidden="0" w:uiPriority="71" w:unhideWhenUsed="0"/>
-    <w:lsdException w:name="Colorful List Accent 1" w:semiHidden="0" w:uiPriority="72" w:unhideWhenUsed="0"/>
-    <w:lsdException w:name="Colorful Grid Accent 1" w:semiHidden="0" w:uiPriority="73" w:unhideWhenUsed="0"/>
-    <w:lsdException w:name="Light Shading Accent 2" w:semiHidden="0" w:uiPriority="60" w:unhideWhenUsed="0"/>
-    <w:lsdException w:name="Light List Accent 2" w:semiHidden="0" w:uiPriority="61" w:unhideWhenUsed="0"/>
-    <w:lsdException w:name="Light Grid Accent 2" w:semiHidden="0" w:uiPriority="62" w:unhideWhenUsed="0"/>
-    <w:lsdException w:name="Medium Shading 1 Accent 2" w:semiHidden="0" w:uiPriority="63" w:unhideWhenUsed="0"/>
-    <w:lsdException w:name="Medium Shading 2 Accent 2" w:semiHidden="0" w:uiPriority="64" w:unhideWhenUsed="0"/>
-    <w:lsdException w:name="Medium List 1 Accent 2" w:semiHidden="0" w:uiPriority="65" w:unhideWhenUsed="0"/>
-    <w:lsdException w:name="Medium List 2 Accent 2" w:semiHidden="0" w:uiPriority="66" w:unhideWhenUsed="0"/>
-    <w:lsdException w:name="Medium Grid 1 Accent 2" w:semiHidden="0" w:uiPriority="67" w:unhideWhenUsed="0"/>
-    <w:lsdException w:name="Medium Grid 2 Accent 2" w:semiHidden="0" w:uiPriority="68" w:unhideWhenUsed="0"/>
-    <w:lsdException w:name="Medium Grid 3 Accent 2" w:semiHidden="0" w:uiPriority="69" w:unhideWhenUsed="0"/>
-    <w:lsdException w:name="Dark List Accent 2" w:semiHidden="0" w:uiPriority="70" w:unhideWhenUsed="0"/>
-    <w:lsdException w:name="Colorful Shading Accent 2" w:semiHidden="0" w:uiPriority="71" w:unhideWhenUsed="0"/>
-    <w:lsdException w:name="Colorful List Accent 2" w:semiHidden="0" w:uiPriority="72" w:unhideWhenUsed="0"/>
-    <w:lsdException w:name="Colorful Grid Accent 2" w:semiHidden="0" w:uiPriority="73" w:unhideWhenUsed="0"/>
-    <w:lsdException w:name="Light Shading Accent 3" w:semiHidden="0" w:uiPriority="60" w:unhideWhenUsed="0"/>
-    <w:lsdException w:name="Light List Accent 3" w:semiHidden="0" w:uiPriority="61" w:unhideWhenUsed="0"/>
-    <w:lsdException w:name="Light Grid Accent 3" w:semiHidden="0" w:uiPriority="62" w:unhideWhenUsed="0"/>
-    <w:lsdException w:name="Medium Shading 1 Accent 3" w:semiHidden="0" w:uiPriority="63" w:unhideWhenUsed="0"/>
-    <w:lsdException w:name="Medium Shading 2 Accent 3" w:semiHidden="0" w:uiPriority="64" w:unhideWhenUsed="0"/>
-    <w:lsdException w:name="Medium List 1 Accent 3" w:semiHidden="0" w:uiPriority="65" w:unhideWhenUsed="0"/>
-    <w:lsdException w:name="Medium List 2 Accent 3" w:semiHidden="0" w:uiPriority="66" w:unhideWhenUsed="0"/>
-    <w:lsdException w:name="Medium Grid 1 Accent 3" w:semiHidden="0" w:uiPriority="67" w:unhideWhenUsed="0"/>
-    <w:lsdException w:name="Medium Grid 2 Accent 3" w:semiHidden="0" w:uiPriority="68" w:unhideWhenUsed="0"/>
-    <w:lsdException w:name="Medium Grid 3 Accent 3" w:semiHidden="0" w:uiPriority="69" w:unhideWhenUsed="0"/>
-    <w:lsdException w:name="Dark List Accent 3" w:semiHidden="0" w:uiPriority="70" w:unhideWhenUsed="0"/>
-    <w:lsdException w:name="Colorful Shading Accent 3" w:semiHidden="0" w:uiPriority="71" w:unhideWhenUsed="0"/>
-    <w:lsdException w:name="Colorful List Accent 3" w:semiHidden="0" w:uiPriority="72" w:unhideWhenUsed="0"/>
-    <w:lsdException w:name="Colorful Grid Accent 3" w:semiHidden="0" w:uiPriority="73" w:unhideWhenUsed="0"/>
-    <w:lsdException w:name="Light Shading Accent 4" w:semiHidden="0" w:uiPriority="60" w:unhideWhenUsed="0"/>
-    <w:lsdException w:name="Light List Accent 4" w:semiHidden="0" w:uiPriority="61" w:unhideWhenUsed="0"/>
-    <w:lsdException w:name="Light Grid Accent 4" w:semiHidden="0" w:uiPriority="62" w:unhideWhenUsed="0"/>
-    <w:lsdException w:name="Medium Shading 1 Accent 4" w:semiHidden="0" w:uiPriority="63" w:unhideWhenUsed="0"/>
-    <w:lsdException w:name="Medium Shading 2 Accent 4" w:semiHidden="0" w:uiPriority="64" w:unhideWhenUsed="0"/>
-    <w:lsdException w:name="Medium List 1 Accent 4" w:semiHidden="0" w:uiPriority="65" w:unhideWhenUsed="0"/>
-    <w:lsdException w:name="Medium List 2 Accent 4" w:semiHidden="0" w:uiPriority="66" w:unhideWhenUsed="0"/>
-    <w:lsdException w:name="Medium Grid 1 Accent 4" w:semiHidden="0" w:uiPriority="67" w:unhideWhenUsed="0"/>
-    <w:lsdException w:name="Medium Grid 2 Accent 4" w:semiHidden="0" w:uiPriority="68" w:unhideWhenUsed="0"/>
-    <w:lsdException w:name="Medium Grid 3 Accent 4" w:semiHidden="0" w:uiPriority="69" w:unhideWhenUsed="0"/>
-    <w:lsdException w:name="Dark List Accent 4" w:semiHidden="0" w:uiPriority="70" w:unhideWhenUsed="0"/>
-    <w:lsdException w:name="Colorful Shading Accent 4" w:semiHidden="0" w:uiPriority="71" w:unhideWhenUsed="0"/>
-    <w:lsdException w:name="Colorful List Accent 4" w:semiHidden="0" w:uiPriority="72" w:unhideWhenUsed="0"/>
-    <w:lsdException w:name="Colorful Grid Accent 4" w:semiHidden="0" w:uiPriority="73" w:unhideWhenUsed="0"/>
-    <w:lsdException w:name="Light Shading Accent 5" w:semiHidden="0" w:uiPriority="60" w:unhideWhenUsed="0"/>
-    <w:lsdException w:name="Light List Accent 5" w:semiHidden="0" w:uiPriority="61" w:unhideWhenUsed="0"/>
-    <w:lsdException w:name="Light Grid Accent 5" w:semiHidden="0" w:uiPriority="62" w:unhideWhenUsed="0"/>
-    <w:lsdException w:name="Medium Shading 1 Accent 5" w:semiHidden="0" w:uiPriority="63" w:unhideWhenUsed="0"/>
-    <w:lsdException w:name="Medium Shading 2 Accent 5" w:semiHidden="0" w:uiPriority="64" w:unhideWhenUsed="0"/>
-    <w:lsdException w:name="Medium List 1 Accent 5" w:semiHidden="0" w:uiPriority="65" w:unhideWhenUsed="0"/>
-    <w:lsdException w:name="Medium List 2 Accent 5" w:semiHidden="0" w:uiPriority="66" w:unhideWhenUsed="0"/>
-    <w:lsdException w:name="Medium Grid 1 Accent 5" w:semiHidden="0" w:uiPriority="67" w:unhideWhenUsed="0"/>
-    <w:lsdException w:name="Medium Grid 2 Accent 5" w:semiHidden="0" w:uiPriority="68" w:unhideWhenUsed="0"/>
-    <w:lsdException w:name="Medium Grid 3 Accent 5" w:semiHidden="0" w:uiPriority="69" w:unhideWhenUsed="0"/>
-    <w:lsdException w:name="Dark List Accent 5" w:semiHidden="0" w:uiPriority="70" w:unhideWhenUsed="0"/>
-    <w:lsdException w:name="Colorful Shading Accent 5" w:semiHidden="0" w:uiPriority="71" w:unhideWhenUsed="0"/>
-    <w:lsdException w:name="Colorful List Accent 5" w:semiHidden="0" w:uiPriority="72" w:unhideWhenUsed="0"/>
-    <w:lsdException w:name="Colorful Grid Accent 5" w:semiHidden="0" w:uiPriority="73" w:unhideWhenUsed="0"/>
-    <w:lsdException w:name="Light Shading Accent 6" w:semiHidden="0" w:uiPriority="60" w:unhideWhenUsed="0"/>
-    <w:lsdException w:name="Light List Accent 6" w:semiHidden="0" w:uiPriority="61" w:unhideWhenUsed="0"/>
-    <w:lsdException w:name="Light Grid Accent 6" w:semiHidden="0" w:uiPriority="62" w:unhideWhenUsed="0"/>
-    <w:lsdException w:name="Medium Shading 1 Accent 6" w:semiHidden="0" w:uiPriority="63" w:unhideWhenUsed="0"/>
-    <w:lsdException w:name="Medium Shading 2 Accent 6" w:semiHidden="0" w:uiPriority="64" w:unhideWhenUsed="0"/>
-    <w:lsdException w:name="Medium List 1 Accent 6" w:semiHidden="0" w:uiPriority="65" w:unhideWhenUsed="0"/>
-    <w:lsdException w:name="Medium List 2 Accent 6" w:semiHidden="0" w:uiPriority="66" w:unhideWhenUsed="0"/>
-    <w:lsdException w:name="Medium Grid 1 Accent 6" w:semiHidden="0" w:uiPriority="67" w:unhideWhenUsed="0"/>
-    <w:lsdException w:name="Medium Grid 2 Accent 6" w:semiHidden="0" w:uiPriority="68" w:unhideWhenUsed="0"/>
-    <w:lsdException w:name="Medium Grid 3 Accent 6" w:semiHidden="0" w:uiPriority="69" w:unhideWhenUsed="0"/>
-    <w:lsdException w:name="Dark List Accent 6" w:semiHidden="0" w:uiPriority="70" w:unhideWhenUsed="0"/>
-    <w:lsdException w:name="Colorful Shading Accent 6" w:semiHidden="0" w:uiPriority="71" w:unhideWhenUsed="0"/>
-    <w:lsdException w:name="Colorful List Accent 6" w:semiHidden="0" w:uiPriority="72" w:unhideWhenUsed="0"/>
-    <w:lsdException w:name="Colorful Grid Accent 6" w:semiHidden="0" w:uiPriority="73" w:unhideWhenUsed="0"/>
-    <w:lsdException w:name="Subtle Emphasis" w:semiHidden="0" w:uiPriority="19" w:unhideWhenUsed="0" w:qFormat="1"/>
-    <w:lsdException w:name="Intense Emphasis" w:semiHidden="0" w:uiPriority="21" w:unhideWhenUsed="0" w:qFormat="1"/>
-    <w:lsdException w:name="Subtle Reference" w:semiHidden="0" w:uiPriority="31" w:unhideWhenUsed="0" w:qFormat="1"/>
-    <w:lsdException w:name="Intense Reference" w:semiHidden="0" w:uiPriority="32" w:unhideWhenUsed="0" w:qFormat="1"/>
-    <w:lsdException w:name="Book Title" w:semiHidden="0" w:uiPriority="33" w:unhideWhenUsed="0" w:qFormat="1"/>
-    <w:lsdException w:name="Bibliography" w:uiPriority="37"/>
-    <w:lsdException w:name="TOC Heading" w:uiPriority="39" w:qFormat="1"/>
-  </w:latentStyles>
-  <w:style w:type="paragraph" w:default="1" w:styleId="a0">
-    <w:name w:val="Normal"/>
-    <w:qFormat/>
-    <w:rsid w:val="00384DA0"/>
-    <w:pPr>
-      <w:spacing w:after="240" w:line="360" w:lineRule="auto"/>
-      <w:ind w:firstLine="851"/>
-      <w:jc w:val="both"/>
-    </w:pPr>
-    <w:rPr>
-      <w:rFonts w:ascii="Times New Roman" w:hAnsi="Times New Roman" w:cs="Times New Roman"/>
-      <w:sz w:val="24"/>
-      <w:szCs w:val="24"/>
-    </w:rPr>
-  </w:style>
-  <w:style w:type="paragraph" w:styleId="1">
-    <w:name w:val="heading 1"/>
-    <w:basedOn w:val="a0"/>
-    <w:next w:val="a0"/>
-    <w:link w:val="10"/>
-    <w:uiPriority w:val="9"/>
-    <w:qFormat/>
-    <w:rsid w:val="00C528A5"/>
-    <w:pPr>
-      <w:keepNext/>
-      <w:keepLines/>
-      <w:numPr>
-        <w:numId w:val="1"/>
-      </w:numPr>
-      <w:pBdr>
-        <w:bottom w:val="single" w:sz="4" w:space="1" w:color="595959" w:themeColor="text1" w:themeTint="A6"/>
-      </w:pBdr>
-      <w:spacing w:before="480" w:after="360"/>
-      <w:ind w:left="426"/>
-      <w:outlineLvl w:val="0"/>
-    </w:pPr>
-    <w:rPr>
-      <w:rFonts w:asciiTheme="majorHAnsi" w:eastAsia="Times New Roman" w:hAnsiTheme="majorHAnsi" w:cstheme="majorBidi"/>
-      <w:b/>
-      <w:bCs/>
-      <w:smallCaps/>
-      <w:color w:val="000000" w:themeColor="text1"/>
-      <w:sz w:val="36"/>
-      <w:szCs w:val="36"/>
-      <w:lang w:eastAsia="bg-BG"/>
-    </w:rPr>
-  </w:style>
-  <w:style w:type="paragraph" w:styleId="2">
-    <w:name w:val="heading 2"/>
-    <w:basedOn w:val="a0"/>
-    <w:next w:val="a0"/>
-    <w:link w:val="20"/>
-    <w:uiPriority w:val="9"/>
-    <w:unhideWhenUsed/>
-    <w:qFormat/>
-    <w:rsid w:val="00F45AB0"/>
-    <w:pPr>
-      <w:keepNext/>
-      <w:keepLines/>
-      <w:numPr>
-        <w:ilvl w:val="1"/>
-        <w:numId w:val="1"/>
-      </w:numPr>
-      <w:spacing w:before="360" w:after="0"/>
-      <w:ind w:left="567" w:hanging="578"/>
-      <w:outlineLvl w:val="1"/>
-    </w:pPr>
-    <w:rPr>
-      <w:rFonts w:asciiTheme="majorHAnsi" w:eastAsiaTheme="majorEastAsia" w:hAnsiTheme="majorHAnsi" w:cstheme="majorBidi"/>
-      <w:b/>
-      <w:bCs/>
-      <w:smallCaps/>
-      <w:color w:val="000000" w:themeColor="text1"/>
-      <w:sz w:val="28"/>
-      <w:szCs w:val="28"/>
-    </w:rPr>
-  </w:style>
-  <w:style w:type="paragraph" w:styleId="3">
-    <w:name w:val="heading 3"/>
-    <w:basedOn w:val="a0"/>
-    <w:next w:val="a0"/>
-    <w:link w:val="30"/>
-    <w:uiPriority w:val="9"/>
-    <w:unhideWhenUsed/>
-    <w:qFormat/>
-    <w:rsid w:val="00C528A5"/>
-    <w:pPr>
-      <w:keepNext/>
-      <w:keepLines/>
-      <w:numPr>
-        <w:ilvl w:val="2"/>
-        <w:numId w:val="1"/>
-      </w:numPr>
-      <w:spacing w:before="200" w:after="0"/>
-      <w:ind w:hanging="574"/>
-      <w:outlineLvl w:val="2"/>
-    </w:pPr>
-    <w:rPr>
-      <w:rFonts w:asciiTheme="majorHAnsi" w:eastAsia="Times New Roman" w:hAnsiTheme="majorHAnsi" w:cstheme="majorBidi"/>
-      <w:b/>
-      <w:bCs/>
-      <w:color w:val="000000" w:themeColor="text1"/>
-      <w:lang w:eastAsia="bg-BG"/>
-    </w:rPr>
-  </w:style>
-  <w:style w:type="paragraph" w:styleId="4">
-    <w:name w:val="heading 4"/>
-    <w:basedOn w:val="a0"/>
-    <w:next w:val="a0"/>
-    <w:link w:val="40"/>
-    <w:uiPriority w:val="9"/>
-    <w:unhideWhenUsed/>
-    <w:qFormat/>
-    <w:rsid w:val="00384DA0"/>
-    <w:pPr>
-      <w:keepNext/>
-      <w:keepLines/>
-      <w:numPr>
-        <w:ilvl w:val="3"/>
-        <w:numId w:val="1"/>
-      </w:numPr>
-      <w:spacing w:before="200" w:after="0"/>
-      <w:outlineLvl w:val="3"/>
-    </w:pPr>
-    <w:rPr>
-      <w:rFonts w:asciiTheme="majorHAnsi" w:eastAsiaTheme="majorEastAsia" w:hAnsiTheme="majorHAnsi" w:cstheme="majorBidi"/>
-      <w:b/>
-      <w:bCs/>
-      <w:i/>
-      <w:iCs/>
-      <w:color w:val="000000" w:themeColor="text1"/>
-    </w:rPr>
-  </w:style>
-  <w:style w:type="paragraph" w:styleId="5">
-    <w:name w:val="heading 5"/>
-    <w:basedOn w:val="a0"/>
-    <w:next w:val="a0"/>
-    <w:link w:val="50"/>
-    <w:uiPriority w:val="9"/>
-    <w:semiHidden/>
-    <w:unhideWhenUsed/>
-    <w:qFormat/>
-    <w:rsid w:val="00384DA0"/>
-    <w:pPr>
-      <w:keepNext/>
-      <w:keepLines/>
-      <w:numPr>
-        <w:ilvl w:val="4"/>
-        <w:numId w:val="1"/>
-      </w:numPr>
-      <w:spacing w:before="200" w:after="0"/>
-      <w:outlineLvl w:val="4"/>
-    </w:pPr>
-    <w:rPr>
-      <w:rFonts w:asciiTheme="majorHAnsi" w:eastAsiaTheme="majorEastAsia" w:hAnsiTheme="majorHAnsi" w:cstheme="majorBidi"/>
-      <w:color w:val="17365D" w:themeColor="text2" w:themeShade="BF"/>
-    </w:rPr>
-  </w:style>
-  <w:style w:type="paragraph" w:styleId="6">
-    <w:name w:val="heading 6"/>
-    <w:basedOn w:val="a0"/>
-    <w:next w:val="a0"/>
-    <w:link w:val="60"/>
-    <w:uiPriority w:val="9"/>
-    <w:semiHidden/>
-    <w:unhideWhenUsed/>
-    <w:qFormat/>
-    <w:rsid w:val="00384DA0"/>
-    <w:pPr>
-      <w:keepNext/>
-      <w:keepLines/>
-      <w:numPr>
-        <w:ilvl w:val="5"/>
-        <w:numId w:val="1"/>
-      </w:numPr>
-      <w:spacing w:before="200" w:after="0"/>
-      <w:outlineLvl w:val="5"/>
-    </w:pPr>
-    <w:rPr>
-      <w:rFonts w:asciiTheme="majorHAnsi" w:eastAsiaTheme="majorEastAsia" w:hAnsiTheme="majorHAnsi" w:cstheme="majorBidi"/>
-      <w:i/>
-      <w:iCs/>
-      <w:color w:val="17365D" w:themeColor="text2" w:themeShade="BF"/>
-    </w:rPr>
-  </w:style>
-  <w:style w:type="paragraph" w:styleId="7">
-    <w:name w:val="heading 7"/>
-    <w:basedOn w:val="a0"/>
-    <w:next w:val="a0"/>
-    <w:link w:val="70"/>
-    <w:uiPriority w:val="9"/>
-    <w:semiHidden/>
-    <w:unhideWhenUsed/>
-    <w:qFormat/>
-    <w:rsid w:val="00384DA0"/>
-    <w:pPr>
-      <w:keepNext/>
-      <w:keepLines/>
-      <w:numPr>
-        <w:ilvl w:val="6"/>
-        <w:numId w:val="1"/>
-      </w:numPr>
-      <w:spacing w:before="200" w:after="0"/>
-      <w:outlineLvl w:val="6"/>
-    </w:pPr>
-    <w:rPr>
-      <w:rFonts w:asciiTheme="majorHAnsi" w:eastAsiaTheme="majorEastAsia" w:hAnsiTheme="majorHAnsi" w:cstheme="majorBidi"/>
-      <w:i/>
-      <w:iCs/>
-      <w:color w:val="404040" w:themeColor="text1" w:themeTint="BF"/>
-    </w:rPr>
-  </w:style>
-  <w:style w:type="paragraph" w:styleId="8">
-    <w:name w:val="heading 8"/>
-    <w:basedOn w:val="a0"/>
-    <w:next w:val="a0"/>
-    <w:link w:val="80"/>
-    <w:uiPriority w:val="9"/>
-    <w:semiHidden/>
-    <w:unhideWhenUsed/>
-    <w:qFormat/>
-    <w:rsid w:val="00384DA0"/>
-    <w:pPr>
-      <w:keepNext/>
-      <w:keepLines/>
-      <w:numPr>
-        <w:ilvl w:val="7"/>
-        <w:numId w:val="1"/>
-      </w:numPr>
-      <w:spacing w:before="200" w:after="0"/>
-      <w:outlineLvl w:val="7"/>
-    </w:pPr>
-    <w:rPr>
-      <w:rFonts w:asciiTheme="majorHAnsi" w:eastAsiaTheme="majorEastAsia" w:hAnsiTheme="majorHAnsi" w:cstheme="majorBidi"/>
-      <w:color w:val="404040" w:themeColor="text1" w:themeTint="BF"/>
-      <w:sz w:val="20"/>
-      <w:szCs w:val="20"/>
-    </w:rPr>
-  </w:style>
-  <w:style w:type="paragraph" w:styleId="9">
-    <w:name w:val="heading 9"/>
-    <w:basedOn w:val="a0"/>
-    <w:next w:val="a0"/>
-    <w:link w:val="90"/>
-    <w:uiPriority w:val="9"/>
-    <w:semiHidden/>
-    <w:unhideWhenUsed/>
-    <w:qFormat/>
-    <w:rsid w:val="00384DA0"/>
-    <w:pPr>
-      <w:keepNext/>
-      <w:keepLines/>
-      <w:numPr>
-        <w:ilvl w:val="8"/>
-        <w:numId w:val="1"/>
-      </w:numPr>
-      <w:spacing w:before="200" w:after="0"/>
-      <w:outlineLvl w:val="8"/>
-    </w:pPr>
-    <w:rPr>
-      <w:rFonts w:asciiTheme="majorHAnsi" w:eastAsiaTheme="majorEastAsia" w:hAnsiTheme="majorHAnsi" w:cstheme="majorBidi"/>
-      <w:i/>
-      <w:iCs/>
-      <w:color w:val="404040" w:themeColor="text1" w:themeTint="BF"/>
-      <w:sz w:val="20"/>
-      <w:szCs w:val="20"/>
-    </w:rPr>
-  </w:style>
-  <w:style w:type="character" w:default="1" w:styleId="a1">
-    <w:name w:val="Default Paragraph Font"/>
-    <w:uiPriority w:val="1"/>
-    <w:unhideWhenUsed/>
-  </w:style>
-  <w:style w:type="table" w:default="1" w:styleId="a2">
-    <w:name w:val="Normal Table"/>
-    <w:uiPriority w:val="99"/>
-    <w:semiHidden/>
-    <w:unhideWhenUsed/>
-    <w:tblPr>
-      <w:tblInd w:w="0" w:type="dxa"/>
-      <w:tblCellMar>
-        <w:top w:w="0" w:type="dxa"/>
-        <w:left w:w="108" w:type="dxa"/>
-        <w:bottom w:w="0" w:type="dxa"/>
-        <w:right w:w="108" w:type="dxa"/>
-      </w:tblCellMar>
-    </w:tblPr>
-  </w:style>
-  <w:style w:type="numbering" w:default="1" w:styleId="a3">
-    <w:name w:val="No List"/>
-    <w:uiPriority w:val="99"/>
-    <w:semiHidden/>
-    <w:unhideWhenUsed/>
-  </w:style>
-  <w:style w:type="paragraph" w:styleId="a4">
-    <w:name w:val="Balloon Text"/>
-    <w:basedOn w:val="a0"/>
-    <w:link w:val="a5"/>
-    <w:uiPriority w:val="99"/>
-    <w:semiHidden/>
-    <w:unhideWhenUsed/>
-    <w:rsid w:val="00DE2771"/>
-    <w:pPr>
-      <w:spacing w:after="0" w:line="240" w:lineRule="auto"/>
-    </w:pPr>
-    <w:rPr>
-      <w:rFonts w:ascii="Tahoma" w:hAnsi="Tahoma" w:cs="Tahoma"/>
-      <w:sz w:val="16"/>
-      <w:szCs w:val="16"/>
-    </w:rPr>
-  </w:style>
-  <w:style w:type="character" w:customStyle="1" w:styleId="a5">
-    <w:name w:val="Изнесен текст Знак"/>
-    <w:basedOn w:val="a1"/>
-    <w:link w:val="a4"/>
-    <w:uiPriority w:val="99"/>
-    <w:semiHidden/>
-    <w:rsid w:val="00DE2771"/>
-    <w:rPr>
-      <w:rFonts w:ascii="Tahoma" w:hAnsi="Tahoma" w:cs="Tahoma"/>
-      <w:sz w:val="16"/>
-      <w:szCs w:val="16"/>
-    </w:rPr>
-  </w:style>
-  <w:style w:type="paragraph" w:styleId="a6">
-    <w:name w:val="Normal (Web)"/>
-    <w:basedOn w:val="a0"/>
-    <w:uiPriority w:val="99"/>
-    <w:unhideWhenUsed/>
-    <w:rsid w:val="00105525"/>
-    <w:pPr>
-      <w:spacing w:before="100" w:beforeAutospacing="1" w:after="100" w:afterAutospacing="1" w:line="240" w:lineRule="auto"/>
-    </w:pPr>
-    <w:rPr>
-      <w:rFonts w:eastAsia="Times New Roman"/>
-      <w:lang w:eastAsia="bg-BG"/>
-    </w:rPr>
-  </w:style>
-  <w:style w:type="character" w:styleId="a7">
-    <w:name w:val="Hyperlink"/>
-    <w:basedOn w:val="a1"/>
-    <w:uiPriority w:val="99"/>
-    <w:unhideWhenUsed/>
-    <w:rsid w:val="00105525"/>
-    <w:rPr>
-      <w:color w:val="0000FF"/>
-      <w:u w:val="single"/>
-    </w:rPr>
-  </w:style>
-  <w:style w:type="paragraph" w:styleId="a8">
-    <w:name w:val="header"/>
-    <w:basedOn w:val="a0"/>
-    <w:link w:val="a9"/>
-    <w:uiPriority w:val="99"/>
-    <w:unhideWhenUsed/>
-    <w:rsid w:val="00506156"/>
-    <w:pPr>
-      <w:tabs>
-        <w:tab w:val="center" w:pos="4536"/>
-        <w:tab w:val="right" w:pos="9072"/>
-      </w:tabs>
-      <w:spacing w:after="0" w:line="240" w:lineRule="auto"/>
-    </w:pPr>
-  </w:style>
-  <w:style w:type="character" w:customStyle="1" w:styleId="a9">
-    <w:name w:val="Горен колонтитул Знак"/>
-    <w:basedOn w:val="a1"/>
-    <w:link w:val="a8"/>
-    <w:uiPriority w:val="99"/>
-    <w:rsid w:val="00506156"/>
-  </w:style>
-  <w:style w:type="paragraph" w:styleId="aa">
-    <w:name w:val="footer"/>
-    <w:basedOn w:val="a0"/>
-    <w:link w:val="ab"/>
-    <w:uiPriority w:val="99"/>
-    <w:unhideWhenUsed/>
-    <w:rsid w:val="00506156"/>
-    <w:pPr>
-      <w:tabs>
-        <w:tab w:val="center" w:pos="4536"/>
-        <w:tab w:val="right" w:pos="9072"/>
-      </w:tabs>
-      <w:spacing w:after="0" w:line="240" w:lineRule="auto"/>
-    </w:pPr>
-  </w:style>
-  <w:style w:type="character" w:customStyle="1" w:styleId="ab">
-    <w:name w:val="Долен колонтитул Знак"/>
-    <w:basedOn w:val="a1"/>
-    <w:link w:val="aa"/>
-    <w:uiPriority w:val="99"/>
-    <w:rsid w:val="00506156"/>
-  </w:style>
-  <w:style w:type="paragraph" w:styleId="ac">
-    <w:name w:val="List Paragraph"/>
-    <w:basedOn w:val="a0"/>
-    <w:link w:val="ad"/>
-    <w:uiPriority w:val="34"/>
-    <w:qFormat/>
-    <w:rsid w:val="00304F91"/>
-    <w:pPr>
-      <w:ind w:left="720"/>
-      <w:contextualSpacing/>
-    </w:pPr>
-  </w:style>
-  <w:style w:type="character" w:customStyle="1" w:styleId="10">
-    <w:name w:val="Заглавие 1 Знак"/>
-    <w:basedOn w:val="a1"/>
-    <w:link w:val="1"/>
-    <w:uiPriority w:val="9"/>
-    <w:rsid w:val="00C528A5"/>
-    <w:rPr>
-      <w:rFonts w:asciiTheme="majorHAnsi" w:eastAsia="Times New Roman" w:hAnsiTheme="majorHAnsi" w:cstheme="majorBidi"/>
-      <w:b/>
-      <w:bCs/>
-      <w:smallCaps/>
-      <w:color w:val="000000" w:themeColor="text1"/>
-      <w:sz w:val="36"/>
-      <w:szCs w:val="36"/>
-      <w:lang w:eastAsia="bg-BG"/>
-    </w:rPr>
-  </w:style>
-  <w:style w:type="character" w:customStyle="1" w:styleId="20">
-    <w:name w:val="Заглавие 2 Знак"/>
-    <w:basedOn w:val="a1"/>
-    <w:link w:val="2"/>
-    <w:uiPriority w:val="9"/>
-    <w:rsid w:val="00F45AB0"/>
-    <w:rPr>
-      <w:rFonts w:asciiTheme="majorHAnsi" w:eastAsiaTheme="majorEastAsia" w:hAnsiTheme="majorHAnsi" w:cstheme="majorBidi"/>
-      <w:b/>
-      <w:bCs/>
-      <w:smallCaps/>
-      <w:color w:val="000000" w:themeColor="text1"/>
-      <w:sz w:val="28"/>
-      <w:szCs w:val="28"/>
-    </w:rPr>
-  </w:style>
-  <w:style w:type="character" w:customStyle="1" w:styleId="30">
-    <w:name w:val="Заглавие 3 Знак"/>
-    <w:basedOn w:val="a1"/>
-    <w:link w:val="3"/>
-    <w:uiPriority w:val="9"/>
-    <w:rsid w:val="00C528A5"/>
-    <w:rPr>
-      <w:rFonts w:asciiTheme="majorHAnsi" w:eastAsia="Times New Roman" w:hAnsiTheme="majorHAnsi" w:cstheme="majorBidi"/>
-      <w:b/>
-      <w:bCs/>
-      <w:color w:val="000000" w:themeColor="text1"/>
-      <w:sz w:val="24"/>
-      <w:szCs w:val="24"/>
-      <w:lang w:eastAsia="bg-BG"/>
-    </w:rPr>
-  </w:style>
-  <w:style w:type="character" w:customStyle="1" w:styleId="40">
-    <w:name w:val="Заглавие 4 Знак"/>
-    <w:basedOn w:val="a1"/>
-    <w:link w:val="4"/>
-    <w:uiPriority w:val="9"/>
-    <w:rsid w:val="00384DA0"/>
-    <w:rPr>
-      <w:rFonts w:asciiTheme="majorHAnsi" w:eastAsiaTheme="majorEastAsia" w:hAnsiTheme="majorHAnsi" w:cstheme="majorBidi"/>
-      <w:b/>
-      <w:bCs/>
-      <w:i/>
-      <w:iCs/>
-      <w:color w:val="000000" w:themeColor="text1"/>
-      <w:sz w:val="24"/>
-      <w:szCs w:val="24"/>
-    </w:rPr>
-  </w:style>
-  <w:style w:type="character" w:customStyle="1" w:styleId="50">
-    <w:name w:val="Заглавие 5 Знак"/>
-    <w:basedOn w:val="a1"/>
-    <w:link w:val="5"/>
-    <w:uiPriority w:val="9"/>
-    <w:semiHidden/>
-    <w:rsid w:val="00384DA0"/>
-    <w:rPr>
-      <w:rFonts w:asciiTheme="majorHAnsi" w:eastAsiaTheme="majorEastAsia" w:hAnsiTheme="majorHAnsi" w:cstheme="majorBidi"/>
-      <w:color w:val="17365D" w:themeColor="text2" w:themeShade="BF"/>
-      <w:sz w:val="24"/>
-      <w:szCs w:val="24"/>
-    </w:rPr>
-  </w:style>
-  <w:style w:type="character" w:customStyle="1" w:styleId="60">
-    <w:name w:val="Заглавие 6 Знак"/>
-    <w:basedOn w:val="a1"/>
-    <w:link w:val="6"/>
-    <w:uiPriority w:val="9"/>
-    <w:semiHidden/>
-    <w:rsid w:val="00384DA0"/>
-    <w:rPr>
-      <w:rFonts w:asciiTheme="majorHAnsi" w:eastAsiaTheme="majorEastAsia" w:hAnsiTheme="majorHAnsi" w:cstheme="majorBidi"/>
-      <w:i/>
-      <w:iCs/>
-      <w:color w:val="17365D" w:themeColor="text2" w:themeShade="BF"/>
-      <w:sz w:val="24"/>
-      <w:szCs w:val="24"/>
-    </w:rPr>
-  </w:style>
-  <w:style w:type="character" w:customStyle="1" w:styleId="70">
-    <w:name w:val="Заглавие 7 Знак"/>
-    <w:basedOn w:val="a1"/>
-    <w:link w:val="7"/>
-    <w:uiPriority w:val="9"/>
-    <w:semiHidden/>
-    <w:rsid w:val="00384DA0"/>
-    <w:rPr>
-      <w:rFonts w:asciiTheme="majorHAnsi" w:eastAsiaTheme="majorEastAsia" w:hAnsiTheme="majorHAnsi" w:cstheme="majorBidi"/>
-      <w:i/>
-      <w:iCs/>
-      <w:color w:val="404040" w:themeColor="text1" w:themeTint="BF"/>
-      <w:sz w:val="24"/>
-      <w:szCs w:val="24"/>
-    </w:rPr>
-  </w:style>
-  <w:style w:type="character" w:customStyle="1" w:styleId="80">
-    <w:name w:val="Заглавие 8 Знак"/>
-    <w:basedOn w:val="a1"/>
-    <w:link w:val="8"/>
-    <w:uiPriority w:val="9"/>
-    <w:semiHidden/>
-    <w:rsid w:val="00384DA0"/>
-    <w:rPr>
-      <w:rFonts w:asciiTheme="majorHAnsi" w:eastAsiaTheme="majorEastAsia" w:hAnsiTheme="majorHAnsi" w:cstheme="majorBidi"/>
-      <w:color w:val="404040" w:themeColor="text1" w:themeTint="BF"/>
-      <w:sz w:val="20"/>
-      <w:szCs w:val="20"/>
-    </w:rPr>
-  </w:style>
-  <w:style w:type="character" w:customStyle="1" w:styleId="90">
-    <w:name w:val="Заглавие 9 Знак"/>
-    <w:basedOn w:val="a1"/>
-    <w:link w:val="9"/>
-    <w:uiPriority w:val="9"/>
-    <w:semiHidden/>
-    <w:rsid w:val="00384DA0"/>
-    <w:rPr>
-      <w:rFonts w:asciiTheme="majorHAnsi" w:eastAsiaTheme="majorEastAsia" w:hAnsiTheme="majorHAnsi" w:cstheme="majorBidi"/>
-      <w:i/>
-      <w:iCs/>
-      <w:color w:val="404040" w:themeColor="text1" w:themeTint="BF"/>
-      <w:sz w:val="20"/>
-      <w:szCs w:val="20"/>
-    </w:rPr>
-  </w:style>
-  <w:style w:type="paragraph" w:styleId="ae">
-    <w:name w:val="caption"/>
-    <w:basedOn w:val="a0"/>
-    <w:next w:val="a0"/>
-    <w:uiPriority w:val="35"/>
-    <w:semiHidden/>
-    <w:unhideWhenUsed/>
-    <w:qFormat/>
-    <w:rsid w:val="00384DA0"/>
-    <w:pPr>
-      <w:spacing w:after="200" w:line="240" w:lineRule="auto"/>
-    </w:pPr>
-    <w:rPr>
-      <w:i/>
-      <w:iCs/>
-      <w:color w:val="1F497D" w:themeColor="text2"/>
-      <w:sz w:val="18"/>
-      <w:szCs w:val="18"/>
-    </w:rPr>
-  </w:style>
-  <w:style w:type="paragraph" w:styleId="af">
-    <w:name w:val="Title"/>
-    <w:basedOn w:val="a0"/>
-    <w:next w:val="a0"/>
-    <w:link w:val="af0"/>
-    <w:uiPriority w:val="10"/>
-    <w:qFormat/>
-    <w:rsid w:val="00384DA0"/>
-    <w:pPr>
-      <w:spacing w:after="0" w:line="240" w:lineRule="auto"/>
-      <w:contextualSpacing/>
-    </w:pPr>
-    <w:rPr>
-      <w:rFonts w:asciiTheme="majorHAnsi" w:eastAsiaTheme="majorEastAsia" w:hAnsiTheme="majorHAnsi" w:cstheme="majorBidi"/>
-      <w:color w:val="000000" w:themeColor="text1"/>
-      <w:sz w:val="56"/>
-      <w:szCs w:val="56"/>
-    </w:rPr>
-  </w:style>
-  <w:style w:type="character" w:customStyle="1" w:styleId="af0">
-    <w:name w:val="Заглавие Знак"/>
-    <w:basedOn w:val="a1"/>
-    <w:link w:val="af"/>
-    <w:uiPriority w:val="10"/>
-    <w:rsid w:val="00384DA0"/>
-    <w:rPr>
-      <w:rFonts w:asciiTheme="majorHAnsi" w:eastAsiaTheme="majorEastAsia" w:hAnsiTheme="majorHAnsi" w:cstheme="majorBidi"/>
-      <w:color w:val="000000" w:themeColor="text1"/>
-      <w:sz w:val="56"/>
-      <w:szCs w:val="56"/>
-    </w:rPr>
-  </w:style>
-  <w:style w:type="paragraph" w:styleId="af1">
-    <w:name w:val="Subtitle"/>
-    <w:basedOn w:val="a0"/>
-    <w:next w:val="a0"/>
-    <w:link w:val="af2"/>
-    <w:uiPriority w:val="11"/>
-    <w:qFormat/>
-    <w:rsid w:val="00384DA0"/>
-    <w:pPr>
-      <w:numPr>
-        <w:ilvl w:val="1"/>
-      </w:numPr>
-      <w:ind w:firstLine="851"/>
-    </w:pPr>
-    <w:rPr>
-      <w:color w:val="5A5A5A" w:themeColor="text1" w:themeTint="A5"/>
-      <w:spacing w:val="10"/>
-    </w:rPr>
-  </w:style>
-  <w:style w:type="character" w:customStyle="1" w:styleId="af2">
-    <w:name w:val="Подзаглавие Знак"/>
-    <w:basedOn w:val="a1"/>
-    <w:link w:val="af1"/>
-    <w:uiPriority w:val="11"/>
-    <w:rsid w:val="00384DA0"/>
-    <w:rPr>
-      <w:color w:val="5A5A5A" w:themeColor="text1" w:themeTint="A5"/>
-      <w:spacing w:val="10"/>
-    </w:rPr>
-  </w:style>
-  <w:style w:type="character" w:styleId="af3">
-    <w:name w:val="Strong"/>
-    <w:basedOn w:val="a1"/>
-    <w:uiPriority w:val="22"/>
-    <w:qFormat/>
-    <w:rsid w:val="00384DA0"/>
-    <w:rPr>
-      <w:b/>
-      <w:bCs/>
-      <w:color w:val="000000" w:themeColor="text1"/>
-    </w:rPr>
-  </w:style>
-  <w:style w:type="character" w:styleId="af4">
-    <w:name w:val="Emphasis"/>
-    <w:basedOn w:val="a1"/>
-    <w:uiPriority w:val="20"/>
-    <w:qFormat/>
-    <w:rsid w:val="00384DA0"/>
-    <w:rPr>
-      <w:i/>
-      <w:iCs/>
-      <w:color w:val="auto"/>
-    </w:rPr>
-  </w:style>
-  <w:style w:type="paragraph" w:styleId="af5">
-    <w:name w:val="No Spacing"/>
-    <w:uiPriority w:val="1"/>
-    <w:qFormat/>
-    <w:rsid w:val="00384DA0"/>
-    <w:pPr>
-      <w:spacing w:after="0" w:line="240" w:lineRule="auto"/>
-    </w:pPr>
-  </w:style>
-  <w:style w:type="paragraph" w:styleId="af6">
-    <w:name w:val="Quote"/>
-    <w:basedOn w:val="a0"/>
-    <w:next w:val="a0"/>
-    <w:link w:val="af7"/>
-    <w:uiPriority w:val="29"/>
-    <w:qFormat/>
-    <w:rsid w:val="00384DA0"/>
-    <w:pPr>
-      <w:spacing w:before="160"/>
-      <w:ind w:left="720" w:right="720"/>
-    </w:pPr>
-    <w:rPr>
-      <w:i/>
-      <w:iCs/>
-      <w:color w:val="000000" w:themeColor="text1"/>
-    </w:rPr>
-  </w:style>
-  <w:style w:type="character" w:customStyle="1" w:styleId="af7">
-    <w:name w:val="Цитат Знак"/>
-    <w:basedOn w:val="a1"/>
-    <w:link w:val="af6"/>
-    <w:uiPriority w:val="29"/>
-    <w:rsid w:val="00384DA0"/>
-    <w:rPr>
-      <w:i/>
-      <w:iCs/>
-      <w:color w:val="000000" w:themeColor="text1"/>
-    </w:rPr>
-  </w:style>
-  <w:style w:type="paragraph" w:styleId="af8">
-    <w:name w:val="Intense Quote"/>
-    <w:basedOn w:val="a0"/>
-    <w:next w:val="a0"/>
-    <w:link w:val="af9"/>
-    <w:uiPriority w:val="30"/>
-    <w:qFormat/>
-    <w:rsid w:val="00384DA0"/>
-    <w:pPr>
-      <w:pBdr>
-        <w:top w:val="single" w:sz="24" w:space="1" w:color="F2F2F2" w:themeColor="background1" w:themeShade="F2"/>
-        <w:bottom w:val="single" w:sz="24" w:space="1" w:color="F2F2F2" w:themeColor="background1" w:themeShade="F2"/>
-      </w:pBdr>
-      <w:shd w:val="clear" w:color="auto" w:fill="F2F2F2" w:themeFill="background1" w:themeFillShade="F2"/>
-      <w:spacing w:before="240"/>
-      <w:ind w:left="936" w:right="936"/>
-      <w:jc w:val="center"/>
-    </w:pPr>
-    <w:rPr>
-      <w:color w:val="000000" w:themeColor="text1"/>
-    </w:rPr>
-  </w:style>
-  <w:style w:type="character" w:customStyle="1" w:styleId="af9">
-    <w:name w:val="Интензивно цитиране Знак"/>
-    <w:basedOn w:val="a1"/>
-    <w:link w:val="af8"/>
-    <w:uiPriority w:val="30"/>
-    <w:rsid w:val="00384DA0"/>
-    <w:rPr>
-      <w:color w:val="000000" w:themeColor="text1"/>
-      <w:shd w:val="clear" w:color="auto" w:fill="F2F2F2" w:themeFill="background1" w:themeFillShade="F2"/>
-    </w:rPr>
-  </w:style>
-  <w:style w:type="character" w:styleId="afa">
-    <w:name w:val="Subtle Emphasis"/>
-    <w:basedOn w:val="a1"/>
-    <w:uiPriority w:val="19"/>
-    <w:qFormat/>
-    <w:rsid w:val="00384DA0"/>
-    <w:rPr>
-      <w:i/>
-      <w:iCs/>
-      <w:color w:val="404040" w:themeColor="text1" w:themeTint="BF"/>
-    </w:rPr>
-  </w:style>
-  <w:style w:type="character" w:styleId="afb">
-    <w:name w:val="Intense Emphasis"/>
-    <w:basedOn w:val="a1"/>
-    <w:uiPriority w:val="21"/>
-    <w:qFormat/>
-    <w:rsid w:val="00384DA0"/>
-    <w:rPr>
-      <w:b/>
-      <w:bCs/>
-      <w:i/>
-      <w:iCs/>
-      <w:caps/>
-    </w:rPr>
-  </w:style>
-  <w:style w:type="character" w:styleId="afc">
-    <w:name w:val="Subtle Reference"/>
-    <w:basedOn w:val="a1"/>
-    <w:uiPriority w:val="31"/>
-    <w:qFormat/>
-    <w:rsid w:val="00384DA0"/>
-    <w:rPr>
-      <w:smallCaps/>
-      <w:color w:val="404040" w:themeColor="text1" w:themeTint="BF"/>
-      <w:u w:val="single" w:color="7F7F7F" w:themeColor="text1" w:themeTint="80"/>
-    </w:rPr>
-  </w:style>
-  <w:style w:type="character" w:styleId="afd">
-    <w:name w:val="Intense Reference"/>
-    <w:basedOn w:val="a1"/>
-    <w:uiPriority w:val="32"/>
-    <w:qFormat/>
-    <w:rsid w:val="00384DA0"/>
-    <w:rPr>
-      <w:b/>
-      <w:bCs/>
-      <w:smallCaps/>
-      <w:u w:val="single"/>
-    </w:rPr>
-  </w:style>
-  <w:style w:type="character" w:styleId="afe">
-    <w:name w:val="Book Title"/>
-    <w:basedOn w:val="a1"/>
-    <w:uiPriority w:val="33"/>
-    <w:qFormat/>
-    <w:rsid w:val="00384DA0"/>
-    <w:rPr>
-      <w:b w:val="0"/>
-      <w:bCs w:val="0"/>
-      <w:smallCaps/>
-      <w:spacing w:val="5"/>
-    </w:rPr>
-  </w:style>
-  <w:style w:type="paragraph" w:styleId="aff">
-    <w:name w:val="TOC Heading"/>
-    <w:basedOn w:val="1"/>
-    <w:next w:val="a0"/>
-    <w:uiPriority w:val="39"/>
-    <w:unhideWhenUsed/>
-    <w:qFormat/>
-    <w:rsid w:val="00384DA0"/>
-    <w:pPr>
-      <w:outlineLvl w:val="9"/>
-    </w:pPr>
-  </w:style>
-  <w:style w:type="paragraph" w:customStyle="1" w:styleId="aff0">
-    <w:name w:val="код"/>
-    <w:basedOn w:val="a0"/>
-    <w:link w:val="Char"/>
-    <w:qFormat/>
-    <w:rsid w:val="00384DA0"/>
-    <w:pPr>
-      <w:spacing w:line="240" w:lineRule="auto"/>
-      <w:ind w:left="851" w:firstLine="0"/>
-    </w:pPr>
-    <w:rPr>
-      <w:rFonts w:ascii="Tahoma" w:hAnsi="Tahoma" w:cs="Arial"/>
-    </w:rPr>
-  </w:style>
-  <w:style w:type="character" w:customStyle="1" w:styleId="ad">
-    <w:name w:val="Списък на абзаци Знак"/>
-    <w:basedOn w:val="a1"/>
-    <w:link w:val="ac"/>
-    <w:uiPriority w:val="34"/>
-    <w:rsid w:val="00231966"/>
-    <w:rPr>
-      <w:rFonts w:ascii="Times New Roman" w:hAnsi="Times New Roman" w:cs="Times New Roman"/>
-      <w:sz w:val="24"/>
-      <w:szCs w:val="24"/>
-    </w:rPr>
-  </w:style>
-  <w:style w:type="character" w:customStyle="1" w:styleId="Char">
-    <w:name w:val="код Char"/>
-    <w:basedOn w:val="a1"/>
-    <w:link w:val="aff0"/>
-    <w:rsid w:val="00384DA0"/>
-    <w:rPr>
-      <w:rFonts w:ascii="Tahoma" w:hAnsi="Tahoma" w:cs="Arial"/>
-      <w:sz w:val="24"/>
-      <w:szCs w:val="24"/>
-    </w:rPr>
-  </w:style>
-  <w:style w:type="paragraph" w:styleId="11">
-    <w:name w:val="toc 1"/>
-    <w:basedOn w:val="a0"/>
-    <w:next w:val="a0"/>
-    <w:autoRedefine/>
-    <w:uiPriority w:val="39"/>
-    <w:unhideWhenUsed/>
-    <w:rsid w:val="00231966"/>
-    <w:pPr>
-      <w:spacing w:after="100"/>
-    </w:pPr>
-  </w:style>
-  <w:style w:type="paragraph" w:styleId="21">
-    <w:name w:val="toc 2"/>
-    <w:basedOn w:val="a0"/>
-    <w:next w:val="a0"/>
-    <w:autoRedefine/>
-    <w:uiPriority w:val="39"/>
-    <w:unhideWhenUsed/>
-    <w:rsid w:val="00231966"/>
-    <w:pPr>
-      <w:spacing w:after="100"/>
-      <w:ind w:left="240"/>
-    </w:pPr>
-  </w:style>
-  <w:style w:type="paragraph" w:styleId="31">
-    <w:name w:val="toc 3"/>
-    <w:basedOn w:val="a0"/>
-    <w:next w:val="a0"/>
-    <w:autoRedefine/>
-    <w:uiPriority w:val="39"/>
-    <w:unhideWhenUsed/>
-    <w:rsid w:val="00231966"/>
-    <w:pPr>
-      <w:spacing w:after="100"/>
-      <w:ind w:left="480"/>
-    </w:pPr>
-  </w:style>
-  <w:style w:type="character" w:styleId="HTML">
-    <w:name w:val="HTML Code"/>
-    <w:basedOn w:val="a1"/>
-    <w:uiPriority w:val="99"/>
-    <w:semiHidden/>
-    <w:unhideWhenUsed/>
-    <w:rsid w:val="00FD18AE"/>
-    <w:rPr>
-      <w:rFonts w:ascii="Courier New" w:eastAsia="Times New Roman" w:hAnsi="Courier New" w:cs="Courier New"/>
-      <w:sz w:val="20"/>
-      <w:szCs w:val="20"/>
-    </w:rPr>
-  </w:style>
-  <w:style w:type="paragraph" w:customStyle="1" w:styleId="a">
-    <w:name w:val="точка"/>
-    <w:basedOn w:val="a0"/>
-    <w:link w:val="Char0"/>
-    <w:qFormat/>
-    <w:rsid w:val="00FE6257"/>
-    <w:pPr>
-      <w:numPr>
-        <w:numId w:val="3"/>
-      </w:numPr>
-      <w:shd w:val="clear" w:color="auto" w:fill="FFFFFF"/>
-      <w:tabs>
-        <w:tab w:val="num" w:pos="993"/>
-      </w:tabs>
-      <w:spacing w:before="100" w:beforeAutospacing="1" w:after="150" w:line="276" w:lineRule="auto"/>
-      <w:ind w:firstLine="0"/>
-    </w:pPr>
-    <w:rPr>
-      <w:rFonts w:eastAsia="Times New Roman"/>
-      <w:bCs/>
-      <w:lang w:eastAsia="bg-BG"/>
-    </w:rPr>
-  </w:style>
-  <w:style w:type="character" w:customStyle="1" w:styleId="Char0">
-    <w:name w:val="точка Char"/>
-    <w:basedOn w:val="a1"/>
-    <w:link w:val="a"/>
-    <w:rsid w:val="00FE6257"/>
-    <w:rPr>
-      <w:rFonts w:ascii="Times New Roman" w:eastAsia="Times New Roman" w:hAnsi="Times New Roman" w:cs="Times New Roman"/>
-      <w:bCs/>
-      <w:sz w:val="24"/>
-      <w:szCs w:val="24"/>
-      <w:shd w:val="clear" w:color="auto" w:fill="FFFFFF"/>
-      <w:lang w:eastAsia="bg-BG"/>
-    </w:rPr>
-  </w:style>
-  <w:style w:type="paragraph" w:styleId="HTML0">
-    <w:name w:val="HTML Preformatted"/>
-    <w:basedOn w:val="a0"/>
-    <w:link w:val="HTML1"/>
-    <w:uiPriority w:val="99"/>
-    <w:unhideWhenUsed/>
-    <w:rsid w:val="00782E28"/>
-    <w:pPr>
-      <w:tabs>
-        <w:tab w:val="left" w:pos="916"/>
-        <w:tab w:val="left" w:pos="1832"/>
-        <w:tab w:val="left" w:pos="2748"/>
-        <w:tab w:val="left" w:pos="3664"/>
-        <w:tab w:val="left" w:pos="4580"/>
-        <w:tab w:val="left" w:pos="5496"/>
-        <w:tab w:val="left" w:pos="6412"/>
-        <w:tab w:val="left" w:pos="7328"/>
-        <w:tab w:val="left" w:pos="8244"/>
-        <w:tab w:val="left" w:pos="9160"/>
-        <w:tab w:val="left" w:pos="10076"/>
-        <w:tab w:val="left" w:pos="10992"/>
-        <w:tab w:val="left" w:pos="11908"/>
-        <w:tab w:val="left" w:pos="12824"/>
-        <w:tab w:val="left" w:pos="13740"/>
-        <w:tab w:val="left" w:pos="14656"/>
-      </w:tabs>
-      <w:spacing w:after="0" w:line="240" w:lineRule="auto"/>
-      <w:ind w:firstLine="0"/>
-      <w:jc w:val="left"/>
-    </w:pPr>
-    <w:rPr>
-      <w:rFonts w:ascii="Courier New" w:eastAsia="Times New Roman" w:hAnsi="Courier New" w:cs="Courier New"/>
-      <w:sz w:val="20"/>
-      <w:szCs w:val="20"/>
-      <w:lang w:eastAsia="bg-BG"/>
-    </w:rPr>
-  </w:style>
-  <w:style w:type="character" w:customStyle="1" w:styleId="HTML1">
-    <w:name w:val="HTML стандартен Знак"/>
-    <w:basedOn w:val="a1"/>
-    <w:link w:val="HTML0"/>
-    <w:uiPriority w:val="99"/>
-    <w:rsid w:val="00782E28"/>
-    <w:rPr>
-      <w:rFonts w:ascii="Courier New" w:eastAsia="Times New Roman" w:hAnsi="Courier New" w:cs="Courier New"/>
-      <w:sz w:val="20"/>
-      <w:szCs w:val="20"/>
-      <w:lang w:eastAsia="bg-BG"/>
-    </w:rPr>
-  </w:style>
-  <w:style w:type="character" w:customStyle="1" w:styleId="text-text-primary-3">
-    <w:name w:val="text-text-primary-3"/>
-    <w:basedOn w:val="a1"/>
-    <w:rsid w:val="00716AEF"/>
-  </w:style>
-  <w:style w:type="character" w:customStyle="1" w:styleId="hljs-keyword">
-    <w:name w:val="hljs-keyword"/>
-    <w:basedOn w:val="a1"/>
-    <w:rsid w:val="00716AEF"/>
-  </w:style>
-  <w:style w:type="character" w:customStyle="1" w:styleId="hljs-title">
-    <w:name w:val="hljs-title"/>
-    <w:basedOn w:val="a1"/>
-    <w:rsid w:val="004E5D4E"/>
-  </w:style>
-  <w:style w:type="character" w:customStyle="1" w:styleId="hljs-number">
-    <w:name w:val="hljs-number"/>
-    <w:basedOn w:val="a1"/>
-    <w:rsid w:val="004E5D4E"/>
-  </w:style>
-  <w:style w:type="character" w:customStyle="1" w:styleId="hljs-literal">
-    <w:name w:val="hljs-literal"/>
-    <w:basedOn w:val="a1"/>
-    <w:rsid w:val="004E5D4E"/>
-  </w:style>
-  <w:style w:type="character" w:customStyle="1" w:styleId="hljs-params">
-    <w:name w:val="hljs-params"/>
-    <w:basedOn w:val="a1"/>
-    <w:rsid w:val="004E5D4E"/>
-  </w:style>
-  <w:style w:type="character" w:customStyle="1" w:styleId="hljs-string">
-    <w:name w:val="hljs-string"/>
-    <w:basedOn w:val="a1"/>
-    <w:rsid w:val="004E5D4E"/>
-  </w:style>
-  <w:style w:type="character" w:customStyle="1" w:styleId="hljs-subst">
-    <w:name w:val="hljs-subst"/>
-    <w:basedOn w:val="a1"/>
-    <w:rsid w:val="004E5D4E"/>
-  </w:style>
-  <w:style w:type="character" w:customStyle="1" w:styleId="hljs-meta">
-    <w:name w:val="hljs-meta"/>
-    <w:basedOn w:val="a1"/>
-    <w:rsid w:val="004E5D4E"/>
-  </w:style>
-  <w:style w:type="character" w:customStyle="1" w:styleId="hljs-builtin">
-    <w:name w:val="hljs-built_in"/>
-    <w:basedOn w:val="a1"/>
-    <w:rsid w:val="00B7581D"/>
-  </w:style>
-  <w:style w:type="character" w:customStyle="1" w:styleId="hljs-comment">
-    <w:name w:val="hljs-comment"/>
-    <w:basedOn w:val="a1"/>
+    <w:basedOn w:val="DefaultParagraphFont"/>
     <w:rsid w:val="00B7581D"/>
   </w:style>
 </w:styles>
@@ -11910,7 +10410,7 @@
 </file>
 
 <file path=customXml/itemProps1.xml><?xml version="1.0" encoding="utf-8"?>
-<ds:datastoreItem xmlns:ds="http://schemas.openxmlformats.org/officeDocument/2006/customXml" ds:itemID="{2E805162-918A-43B0-A17B-3CB0A58EAF80}">
+<ds:datastoreItem xmlns:ds="http://schemas.openxmlformats.org/officeDocument/2006/customXml" ds:itemID="{2C1B2352-731B-4B91-9F9D-BB4E54E378E5}">
   <ds:schemaRefs>
     <ds:schemaRef ds:uri="http://schemas.openxmlformats.org/officeDocument/2006/bibliography"/>
   </ds:schemaRefs>
